--- a/services/core-api/app/templates/now/Permit Enclosed Letter.docx
+++ b/services/core-api/app/templates/now/Permit Enclosed Letter.docx
@@ -1,6 +1,6 @@
 
 <file path=word/document.xml><?xml version="1.0" encoding="utf-8"?>
-<w:document xmlns:wpc="http://schemas.microsoft.com/office/word/2010/wordprocessingCanvas" xmlns:cx="http://schemas.microsoft.com/office/drawing/2014/chartex" xmlns:cx1="http://schemas.microsoft.com/office/drawing/2015/9/8/chartex" xmlns:cx2="http://schemas.microsoft.com/office/drawing/2015/10/21/chartex" xmlns:cx3="http://schemas.microsoft.com/office/drawing/2016/5/9/chartex" xmlns:cx4="http://schemas.microsoft.com/office/drawing/2016/5/10/chartex" xmlns:cx5="http://schemas.microsoft.com/office/drawing/2016/5/11/chartex" xmlns:cx6="http://schemas.microsoft.com/office/drawing/2016/5/12/chartex" xmlns:cx7="http://schemas.microsoft.com/office/drawing/2016/5/13/chartex" xmlns:cx8="http://schemas.microsoft.com/office/drawing/2016/5/14/chartex" xmlns:mc="http://schemas.openxmlformats.org/markup-compatibility/2006" xmlns:aink="http://schemas.microsoft.com/office/drawing/2016/ink" xmlns:am3d="http://schemas.microsoft.com/office/drawing/2017/model3d" xmlns:o="urn:schemas-microsoft-com:office:office" xmlns:oel="http://schemas.microsoft.com/office/2019/extlst" xmlns:r="http://schemas.openxmlformats.org/officeDocument/2006/relationships" xmlns:m="http://schemas.openxmlformats.org/officeDocument/2006/math" xmlns:v="urn:schemas-microsoft-com:vml" xmlns:wp14="http://schemas.microsoft.com/office/word/2010/wordprocessingDrawing" xmlns:wp="http://schemas.openxmlformats.org/drawingml/2006/wordprocessingDrawing" xmlns:w10="urn:schemas-microsoft-com:office:word" xmlns:w="http://schemas.openxmlformats.org/wordprocessingml/2006/main" xmlns:w14="http://schemas.microsoft.com/office/word/2010/wordml" xmlns:w15="http://schemas.microsoft.com/office/word/2012/wordml" xmlns:w16cex="http://schemas.microsoft.com/office/word/2018/wordml/cex" xmlns:w16cid="http://schemas.microsoft.com/office/word/2016/wordml/cid" xmlns:w16="http://schemas.microsoft.com/office/word/2018/wordml" xmlns:w16sdtdh="http://schemas.microsoft.com/office/word/2020/wordml/sdtdatahash" xmlns:w16se="http://schemas.microsoft.com/office/word/2015/wordml/symex" xmlns:wpg="http://schemas.microsoft.com/office/word/2010/wordprocessingGroup" xmlns:wpi="http://schemas.microsoft.com/office/word/2010/wordprocessingInk" xmlns:wne="http://schemas.microsoft.com/office/word/2006/wordml" xmlns:wps="http://schemas.microsoft.com/office/word/2010/wordprocessingShape" mc:Ignorable="w14 w15 w16se w16cid w16 w16cex w16sdtdh wp14">
+<w:document xmlns:wpc="http://schemas.microsoft.com/office/word/2010/wordprocessingCanvas" xmlns:cx="http://schemas.microsoft.com/office/drawing/2014/chartex" xmlns:cx1="http://schemas.microsoft.com/office/drawing/2015/9/8/chartex" xmlns:cx2="http://schemas.microsoft.com/office/drawing/2015/10/21/chartex" xmlns:cx3="http://schemas.microsoft.com/office/drawing/2016/5/9/chartex" xmlns:cx4="http://schemas.microsoft.com/office/drawing/2016/5/10/chartex" xmlns:cx5="http://schemas.microsoft.com/office/drawing/2016/5/11/chartex" xmlns:cx6="http://schemas.microsoft.com/office/drawing/2016/5/12/chartex" xmlns:cx7="http://schemas.microsoft.com/office/drawing/2016/5/13/chartex" xmlns:cx8="http://schemas.microsoft.com/office/drawing/2016/5/14/chartex" xmlns:mc="http://schemas.openxmlformats.org/markup-compatibility/2006" xmlns:aink="http://schemas.microsoft.com/office/drawing/2016/ink" xmlns:am3d="http://schemas.microsoft.com/office/drawing/2017/model3d" xmlns:o="urn:schemas-microsoft-com:office:office" xmlns:oel="http://schemas.microsoft.com/office/2019/extlst" xmlns:r="http://schemas.openxmlformats.org/officeDocument/2006/relationships" xmlns:m="http://schemas.openxmlformats.org/officeDocument/2006/math" xmlns:v="urn:schemas-microsoft-com:vml" xmlns:wp14="http://schemas.microsoft.com/office/word/2010/wordprocessingDrawing" xmlns:wp="http://schemas.openxmlformats.org/drawingml/2006/wordprocessingDrawing" xmlns:w10="urn:schemas-microsoft-com:office:word" xmlns:w="http://schemas.openxmlformats.org/wordprocessingml/2006/main" xmlns:w14="http://schemas.microsoft.com/office/word/2010/wordml" xmlns:w15="http://schemas.microsoft.com/office/word/2012/wordml" xmlns:w16cex="http://schemas.microsoft.com/office/word/2018/wordml/cex" xmlns:w16cid="http://schemas.microsoft.com/office/word/2016/wordml/cid" xmlns:w16="http://schemas.microsoft.com/office/word/2018/wordml" xmlns:w16du="http://schemas.microsoft.com/office/word/2023/wordml/word16du" xmlns:w16sdtdh="http://schemas.microsoft.com/office/word/2020/wordml/sdtdatahash" xmlns:w16se="http://schemas.microsoft.com/office/word/2015/wordml/symex" xmlns:wpg="http://schemas.microsoft.com/office/word/2010/wordprocessingGroup" xmlns:wpi="http://schemas.microsoft.com/office/word/2010/wordprocessingInk" xmlns:wne="http://schemas.microsoft.com/office/word/2006/wordml" xmlns:wps="http://schemas.microsoft.com/office/word/2010/wordprocessingShape" mc:Ignorable="w14 w15 w16se w16cid w16 w16cex w16sdtdh w16du wp14">
   <w:body>
     <w:p>
       <w:pPr>
@@ -23,9 +23,8 @@
           <w:szCs w:val="22"/>
           <w:lang w:val="en-CA"/>
         </w:rPr>
-        <w:t>{</w:t>
-      </w:r>
-      <w:proofErr w:type="spellStart"/>
+        <w:t>{d.letter_dt}</w:t>
+      </w:r>
       <w:r>
         <w:rPr>
           <w:rFonts w:ascii="Arial" w:eastAsia="Calibri" w:hAnsi="Arial" w:cs="Arial"/>
@@ -33,47 +32,8 @@
           <w:szCs w:val="22"/>
           <w:lang w:val="en-CA"/>
         </w:rPr>
-        <w:t>d.letter_dt</w:t>
-      </w:r>
-      <w:proofErr w:type="spellEnd"/>
-      <w:r>
-        <w:rPr>
-          <w:rFonts w:ascii="Arial" w:eastAsia="Calibri" w:hAnsi="Arial" w:cs="Arial"/>
-          <w:sz w:val="22"/>
-          <w:szCs w:val="22"/>
-          <w:lang w:val="en-CA"/>
-        </w:rPr>
-        <w:t>}</w:t>
-      </w:r>
-      <w:r>
-        <w:rPr>
-          <w:rFonts w:ascii="Arial" w:eastAsia="Calibri" w:hAnsi="Arial" w:cs="Arial"/>
-          <w:sz w:val="22"/>
-          <w:szCs w:val="22"/>
-          <w:lang w:val="en-CA"/>
-        </w:rPr>
         <w:tab/>
-        <w:t>File: 14675-20-{</w:t>
-      </w:r>
-      <w:proofErr w:type="spellStart"/>
-      <w:r>
-        <w:rPr>
-          <w:rFonts w:ascii="Arial" w:eastAsia="Calibri" w:hAnsi="Arial" w:cs="Arial"/>
-          <w:sz w:val="22"/>
-          <w:szCs w:val="22"/>
-          <w:lang w:val="en-CA"/>
-        </w:rPr>
-        <w:t>d.mine_no</w:t>
-      </w:r>
-      <w:proofErr w:type="spellEnd"/>
-      <w:r>
-        <w:rPr>
-          <w:rFonts w:ascii="Arial" w:eastAsia="Calibri" w:hAnsi="Arial" w:cs="Arial"/>
-          <w:sz w:val="22"/>
-          <w:szCs w:val="22"/>
-          <w:lang w:val="en-CA"/>
-        </w:rPr>
-        <w:t>}</w:t>
+        <w:t>File: 14675-20-{d.mine_no}</w:t>
       </w:r>
     </w:p>
     <w:p>
@@ -95,25 +55,7 @@
           <w:szCs w:val="22"/>
         </w:rPr>
         <w:tab/>
-        <w:t>Permit #: {</w:t>
-      </w:r>
-      <w:proofErr w:type="spellStart"/>
-      <w:r>
-        <w:rPr>
-          <w:rFonts w:ascii="Arial" w:hAnsi="Arial" w:cs="Arial"/>
-          <w:sz w:val="22"/>
-          <w:szCs w:val="22"/>
-        </w:rPr>
-        <w:t>d.permit_no</w:t>
-      </w:r>
-      <w:proofErr w:type="spellEnd"/>
-      <w:r>
-        <w:rPr>
-          <w:rFonts w:ascii="Arial" w:hAnsi="Arial" w:cs="Arial"/>
-          <w:sz w:val="22"/>
-          <w:szCs w:val="22"/>
-        </w:rPr>
-        <w:t>}</w:t>
+        <w:t>Permit #: {d.permit_no}</w:t>
       </w:r>
     </w:p>
     <w:p>
@@ -145,111 +87,57 @@
           <w:sz w:val="22"/>
           <w:szCs w:val="22"/>
         </w:rPr>
-        <w:t>{</w:t>
-      </w:r>
-      <w:proofErr w:type="spellStart"/>
-      <w:r>
-        <w:rPr>
-          <w:rFonts w:ascii="Arial" w:hAnsi="Arial" w:cs="Arial"/>
-          <w:sz w:val="22"/>
-          <w:szCs w:val="22"/>
-        </w:rPr>
-        <w:t>d.proponent_name</w:t>
-      </w:r>
-      <w:proofErr w:type="spellEnd"/>
-      <w:r>
-        <w:rPr>
-          <w:rFonts w:ascii="Arial" w:hAnsi="Arial" w:cs="Arial"/>
-          <w:sz w:val="22"/>
-          <w:szCs w:val="22"/>
-        </w:rPr>
-        <w:t>}</w:t>
-      </w:r>
-    </w:p>
-    <w:p>
-      <w:pPr>
-        <w:rPr>
-          <w:rFonts w:ascii="Arial" w:hAnsi="Arial" w:cs="Arial"/>
-          <w:sz w:val="22"/>
-          <w:szCs w:val="22"/>
-        </w:rPr>
-      </w:pPr>
-      <w:r>
-        <w:rPr>
-          <w:rFonts w:ascii="Arial" w:hAnsi="Arial" w:cs="Arial"/>
-          <w:sz w:val="22"/>
-          <w:szCs w:val="22"/>
-        </w:rPr>
-        <w:t>{</w:t>
-      </w:r>
-      <w:proofErr w:type="spellStart"/>
-      <w:r>
-        <w:rPr>
-          <w:rFonts w:ascii="Arial" w:hAnsi="Arial" w:cs="Arial"/>
-          <w:sz w:val="22"/>
-          <w:szCs w:val="22"/>
-        </w:rPr>
-        <w:t>d.proponent_address:convCRLF</w:t>
-      </w:r>
-      <w:proofErr w:type="spellEnd"/>
-      <w:r>
-        <w:rPr>
-          <w:rFonts w:ascii="Arial" w:hAnsi="Arial" w:cs="Arial"/>
-          <w:sz w:val="22"/>
-          <w:szCs w:val="22"/>
-        </w:rPr>
-        <w:t>()}</w:t>
-      </w:r>
-    </w:p>
-    <w:p>
-      <w:pPr>
-        <w:rPr>
-          <w:rFonts w:ascii="Arial" w:hAnsi="Arial" w:cs="Arial"/>
-          <w:sz w:val="22"/>
-          <w:szCs w:val="22"/>
-        </w:rPr>
-      </w:pPr>
-    </w:p>
-    <w:p>
-      <w:pPr>
-        <w:rPr>
-          <w:rFonts w:ascii="Arial" w:hAnsi="Arial" w:cs="Arial"/>
-          <w:sz w:val="22"/>
-          <w:szCs w:val="22"/>
-        </w:rPr>
-      </w:pPr>
-    </w:p>
-    <w:p>
-      <w:pPr>
-        <w:rPr>
-          <w:rFonts w:ascii="Arial" w:hAnsi="Arial" w:cs="Arial"/>
-        </w:rPr>
-      </w:pPr>
-      <w:r>
-        <w:rPr>
-          <w:rFonts w:ascii="Arial" w:hAnsi="Arial" w:cs="Arial"/>
-          <w:sz w:val="22"/>
-          <w:szCs w:val="22"/>
-        </w:rPr>
-        <w:t>{</w:t>
-      </w:r>
-      <w:proofErr w:type="spellStart"/>
-      <w:r>
-        <w:rPr>
-          <w:rFonts w:ascii="Arial" w:hAnsi="Arial" w:cs="Arial"/>
-          <w:sz w:val="22"/>
-          <w:szCs w:val="22"/>
-        </w:rPr>
-        <w:t>d.proponent_name</w:t>
-      </w:r>
-      <w:proofErr w:type="spellEnd"/>
-      <w:r>
-        <w:rPr>
-          <w:rFonts w:ascii="Arial" w:hAnsi="Arial" w:cs="Arial"/>
-          <w:sz w:val="22"/>
-          <w:szCs w:val="22"/>
-        </w:rPr>
-        <w:t>},</w:t>
+        <w:t>{d.proponent_name}</w:t>
+      </w:r>
+    </w:p>
+    <w:p>
+      <w:pPr>
+        <w:rPr>
+          <w:rFonts w:ascii="Arial" w:hAnsi="Arial" w:cs="Arial"/>
+          <w:sz w:val="22"/>
+          <w:szCs w:val="22"/>
+        </w:rPr>
+      </w:pPr>
+      <w:r>
+        <w:rPr>
+          <w:rFonts w:ascii="Arial" w:hAnsi="Arial" w:cs="Arial"/>
+          <w:sz w:val="22"/>
+          <w:szCs w:val="22"/>
+        </w:rPr>
+        <w:t>{d.proponent_address:convCRLF()}</w:t>
+      </w:r>
+    </w:p>
+    <w:p>
+      <w:pPr>
+        <w:rPr>
+          <w:rFonts w:ascii="Arial" w:hAnsi="Arial" w:cs="Arial"/>
+          <w:sz w:val="22"/>
+          <w:szCs w:val="22"/>
+        </w:rPr>
+      </w:pPr>
+    </w:p>
+    <w:p>
+      <w:pPr>
+        <w:rPr>
+          <w:rFonts w:ascii="Arial" w:hAnsi="Arial" w:cs="Arial"/>
+          <w:sz w:val="22"/>
+          <w:szCs w:val="22"/>
+        </w:rPr>
+      </w:pPr>
+    </w:p>
+    <w:p>
+      <w:pPr>
+        <w:rPr>
+          <w:rFonts w:ascii="Arial" w:hAnsi="Arial" w:cs="Arial"/>
+        </w:rPr>
+      </w:pPr>
+      <w:r>
+        <w:rPr>
+          <w:rFonts w:ascii="Arial" w:hAnsi="Arial" w:cs="Arial"/>
+          <w:sz w:val="22"/>
+          <w:szCs w:val="22"/>
+        </w:rPr>
+        <w:t>{d.proponent_name},</w:t>
       </w:r>
     </w:p>
     <w:p>
@@ -313,27 +201,7 @@
           <w:szCs w:val="22"/>
         </w:rPr>
         <w:tab/>
-        <w:t>Property: {</w:t>
-      </w:r>
-      <w:proofErr w:type="spellStart"/>
-      <w:r>
-        <w:rPr>
-          <w:rFonts w:ascii="Arial" w:hAnsi="Arial" w:cs="Arial"/>
-          <w:b/>
-          <w:sz w:val="22"/>
-          <w:szCs w:val="22"/>
-        </w:rPr>
-        <w:t>d.property</w:t>
-      </w:r>
-      <w:proofErr w:type="spellEnd"/>
-      <w:r>
-        <w:rPr>
-          <w:rFonts w:ascii="Arial" w:hAnsi="Arial" w:cs="Arial"/>
-          <w:b/>
-          <w:sz w:val="22"/>
-          <w:szCs w:val="22"/>
-        </w:rPr>
-        <w:t>}</w:t>
+        <w:t>Property: {d.property}</w:t>
       </w:r>
     </w:p>
     <w:p>
@@ -360,97 +228,7 @@
           <w:sz w:val="22"/>
           <w:szCs w:val="22"/>
         </w:rPr>
-        <w:t>Please find enclosed your Mines Act permit, which authorizes exploration activities as detailed in the  {</w:t>
-      </w:r>
-      <w:proofErr w:type="spellStart"/>
-      <w:r>
-        <w:rPr>
-          <w:rFonts w:ascii="Arial" w:hAnsi="Arial" w:cs="Arial"/>
-          <w:sz w:val="22"/>
-          <w:szCs w:val="22"/>
-        </w:rPr>
-        <w:t>d.application_type_code:ifEQ</w:t>
-      </w:r>
-      <w:proofErr w:type="spellEnd"/>
-      <w:r>
-        <w:rPr>
-          <w:rFonts w:ascii="Arial" w:hAnsi="Arial" w:cs="Arial"/>
-          <w:sz w:val="22"/>
-          <w:szCs w:val="22"/>
-        </w:rPr>
-        <w:t>(NOW):show('Notice of Work '):</w:t>
-      </w:r>
-      <w:proofErr w:type="spellStart"/>
-      <w:r>
-        <w:rPr>
-          <w:rFonts w:ascii="Arial" w:hAnsi="Arial" w:cs="Arial"/>
-          <w:sz w:val="22"/>
-          <w:szCs w:val="22"/>
-        </w:rPr>
-        <w:t>elseShow</w:t>
-      </w:r>
-      <w:proofErr w:type="spellEnd"/>
-      <w:r>
-        <w:rPr>
-          <w:rFonts w:ascii="Arial" w:hAnsi="Arial" w:cs="Arial"/>
-          <w:sz w:val="22"/>
-          <w:szCs w:val="22"/>
-        </w:rPr>
-        <w:t>('Application ') } and Reclamation Program dated {</w:t>
-      </w:r>
-      <w:proofErr w:type="spellStart"/>
-      <w:r>
-        <w:rPr>
-          <w:rFonts w:ascii="Arial" w:hAnsi="Arial" w:cs="Arial"/>
-          <w:sz w:val="22"/>
-          <w:szCs w:val="22"/>
-        </w:rPr>
-        <w:t>d.application_dt</w:t>
-      </w:r>
-      <w:proofErr w:type="spellEnd"/>
-      <w:r>
-        <w:rPr>
-          <w:rFonts w:ascii="Arial" w:hAnsi="Arial" w:cs="Arial"/>
-          <w:sz w:val="22"/>
-          <w:szCs w:val="22"/>
-        </w:rPr>
-        <w:t>}. The {</w:t>
-      </w:r>
-      <w:proofErr w:type="spellStart"/>
-      <w:r>
-        <w:rPr>
-          <w:rFonts w:ascii="Arial" w:hAnsi="Arial" w:cs="Arial"/>
-          <w:sz w:val="22"/>
-          <w:szCs w:val="22"/>
-        </w:rPr>
-        <w:t>d.application_type_code:ifEQ</w:t>
-      </w:r>
-      <w:proofErr w:type="spellEnd"/>
-      <w:r>
-        <w:rPr>
-          <w:rFonts w:ascii="Arial" w:hAnsi="Arial" w:cs="Arial"/>
-          <w:sz w:val="22"/>
-          <w:szCs w:val="22"/>
-        </w:rPr>
-        <w:t>(NOW):show('Notice of Work'):</w:t>
-      </w:r>
-      <w:proofErr w:type="spellStart"/>
-      <w:r>
-        <w:rPr>
-          <w:rFonts w:ascii="Arial" w:hAnsi="Arial" w:cs="Arial"/>
-          <w:sz w:val="22"/>
-          <w:szCs w:val="22"/>
-        </w:rPr>
-        <w:t>elseShow</w:t>
-      </w:r>
-      <w:proofErr w:type="spellEnd"/>
-      <w:r>
-        <w:rPr>
-          <w:rFonts w:ascii="Arial" w:hAnsi="Arial" w:cs="Arial"/>
-          <w:sz w:val="22"/>
-          <w:szCs w:val="22"/>
-        </w:rPr>
-        <w:t>('Application ')} and Reclamation Program form part of your permit, and you are reminded that you may not depart from the permitted program without written authorization.</w:t>
+        <w:t>Please find enclosed your Mines Act permit, which authorizes exploration activities as detailed in the  {d.application_type_code:ifEQ(NOW):show('Notice of Work '):elseShow('Application ') } and Reclamation Program dated {d.application_dt}. The {d.application_type_code:ifEQ(NOW):show('Notice of Work'):elseShow('Application ')} and Reclamation Program form part of your permit, and you are reminded that you may not depart from the permitted program without written authorization.</w:t>
       </w:r>
     </w:p>
     <w:p>
@@ -478,25 +256,7 @@
           <w:sz w:val="22"/>
           <w:szCs w:val="22"/>
         </w:rPr>
-        <w:t>{</w:t>
-      </w:r>
-      <w:proofErr w:type="spellStart"/>
-      <w:r>
-        <w:rPr>
-          <w:rFonts w:ascii="Arial" w:hAnsi="Arial" w:cs="Arial"/>
-          <w:sz w:val="22"/>
-          <w:szCs w:val="22"/>
-        </w:rPr>
-        <w:t>d.letter_body:convCRLF</w:t>
-      </w:r>
-      <w:proofErr w:type="spellEnd"/>
-      <w:r>
-        <w:rPr>
-          <w:rFonts w:ascii="Arial" w:hAnsi="Arial" w:cs="Arial"/>
-          <w:sz w:val="22"/>
-          <w:szCs w:val="22"/>
-        </w:rPr>
-        <w:t>()}</w:t>
+        <w:t>{d.letter_body:convCRLF()}</w:t>
       </w:r>
     </w:p>
     <w:p>
@@ -550,25 +310,7 @@
           <w:sz w:val="22"/>
           <w:szCs w:val="22"/>
         </w:rPr>
-        <w:t>{</w:t>
-      </w:r>
-      <w:proofErr w:type="spellStart"/>
-      <w:r>
-        <w:rPr>
-          <w:rFonts w:ascii="Arial" w:hAnsi="Arial" w:cs="Arial"/>
-          <w:sz w:val="22"/>
-          <w:szCs w:val="22"/>
-        </w:rPr>
-        <w:t>d.images.issuing_inspector_signature</w:t>
-      </w:r>
-      <w:proofErr w:type="spellEnd"/>
-      <w:r>
-        <w:rPr>
-          <w:rFonts w:ascii="Arial" w:hAnsi="Arial" w:cs="Arial"/>
-          <w:sz w:val="22"/>
-          <w:szCs w:val="22"/>
-        </w:rPr>
-        <w:t>}</w:t>
+        <w:t>{d.images.issuing_inspector_signature}</w:t>
       </w:r>
     </w:p>
     <w:p>
@@ -596,25 +338,7 @@
           <w:sz w:val="22"/>
           <w:szCs w:val="22"/>
         </w:rPr>
-        <w:t>{</w:t>
-      </w:r>
-      <w:proofErr w:type="spellStart"/>
-      <w:r>
-        <w:rPr>
-          <w:rFonts w:ascii="Arial" w:hAnsi="Arial" w:cs="Arial"/>
-          <w:sz w:val="22"/>
-          <w:szCs w:val="22"/>
-        </w:rPr>
-        <w:t>d.issuing_inspector_name</w:t>
-      </w:r>
-      <w:proofErr w:type="spellEnd"/>
-      <w:r>
-        <w:rPr>
-          <w:rFonts w:ascii="Arial" w:hAnsi="Arial" w:cs="Arial"/>
-          <w:sz w:val="22"/>
-          <w:szCs w:val="22"/>
-        </w:rPr>
-        <w:t>}</w:t>
+        <w:t>{d.issuing_inspector_name}</w:t>
       </w:r>
     </w:p>
     <w:p>
@@ -667,25 +391,7 @@
           <w:sz w:val="22"/>
           <w:szCs w:val="22"/>
         </w:rPr>
-        <w:t xml:space="preserve"> {</w:t>
-      </w:r>
-      <w:proofErr w:type="spellStart"/>
-      <w:r>
-        <w:rPr>
-          <w:rFonts w:ascii="Arial" w:hAnsi="Arial" w:cs="Arial"/>
-          <w:sz w:val="22"/>
-          <w:szCs w:val="22"/>
-        </w:rPr>
-        <w:t>d.issuing_inspector_email:ifEM</w:t>
-      </w:r>
-      <w:proofErr w:type="spellEnd"/>
-      <w:r>
-        <w:rPr>
-          <w:rFonts w:ascii="Arial" w:hAnsi="Arial" w:cs="Arial"/>
-          <w:sz w:val="22"/>
-          <w:szCs w:val="22"/>
-        </w:rPr>
-        <w:t>():show(None)}</w:t>
+        <w:t xml:space="preserve"> {d.issuing_inspector_email:ifEM():show(None)}</w:t>
       </w:r>
     </w:p>
     <w:p>
@@ -714,25 +420,7 @@
           <w:sz w:val="22"/>
           <w:szCs w:val="22"/>
         </w:rPr>
-        <w:t xml:space="preserve"> {</w:t>
-      </w:r>
-      <w:proofErr w:type="spellStart"/>
-      <w:r>
-        <w:rPr>
-          <w:rFonts w:ascii="Arial" w:hAnsi="Arial" w:cs="Arial"/>
-          <w:sz w:val="22"/>
-          <w:szCs w:val="22"/>
-        </w:rPr>
-        <w:t>d.issuing_inspector_phone:ifEM</w:t>
-      </w:r>
-      <w:proofErr w:type="spellEnd"/>
-      <w:r>
-        <w:rPr>
-          <w:rFonts w:ascii="Arial" w:hAnsi="Arial" w:cs="Arial"/>
-          <w:sz w:val="22"/>
-          <w:szCs w:val="22"/>
-        </w:rPr>
-        <w:t>():show(None)}</w:t>
+        <w:t xml:space="preserve"> {d.issuing_inspector_phone:ifEM():show(None)}</w:t>
       </w:r>
       <w:bookmarkEnd w:id="0"/>
     </w:p>
@@ -750,7 +438,7 @@
 </file>
 
 <file path=word/endnotes.xml><?xml version="1.0" encoding="utf-8"?>
-<w:endnotes xmlns:wpc="http://schemas.microsoft.com/office/word/2010/wordprocessingCanvas" xmlns:cx="http://schemas.microsoft.com/office/drawing/2014/chartex" xmlns:cx1="http://schemas.microsoft.com/office/drawing/2015/9/8/chartex" xmlns:cx2="http://schemas.microsoft.com/office/drawing/2015/10/21/chartex" xmlns:cx3="http://schemas.microsoft.com/office/drawing/2016/5/9/chartex" xmlns:cx4="http://schemas.microsoft.com/office/drawing/2016/5/10/chartex" xmlns:cx5="http://schemas.microsoft.com/office/drawing/2016/5/11/chartex" xmlns:cx6="http://schemas.microsoft.com/office/drawing/2016/5/12/chartex" xmlns:cx7="http://schemas.microsoft.com/office/drawing/2016/5/13/chartex" xmlns:cx8="http://schemas.microsoft.com/office/drawing/2016/5/14/chartex" xmlns:mc="http://schemas.openxmlformats.org/markup-compatibility/2006" xmlns:aink="http://schemas.microsoft.com/office/drawing/2016/ink" xmlns:am3d="http://schemas.microsoft.com/office/drawing/2017/model3d" xmlns:o="urn:schemas-microsoft-com:office:office" xmlns:oel="http://schemas.microsoft.com/office/2019/extlst" xmlns:r="http://schemas.openxmlformats.org/officeDocument/2006/relationships" xmlns:m="http://schemas.openxmlformats.org/officeDocument/2006/math" xmlns:v="urn:schemas-microsoft-com:vml" xmlns:wp14="http://schemas.microsoft.com/office/word/2010/wordprocessingDrawing" xmlns:wp="http://schemas.openxmlformats.org/drawingml/2006/wordprocessingDrawing" xmlns:w10="urn:schemas-microsoft-com:office:word" xmlns:w="http://schemas.openxmlformats.org/wordprocessingml/2006/main" xmlns:w14="http://schemas.microsoft.com/office/word/2010/wordml" xmlns:w15="http://schemas.microsoft.com/office/word/2012/wordml" xmlns:w16cex="http://schemas.microsoft.com/office/word/2018/wordml/cex" xmlns:w16cid="http://schemas.microsoft.com/office/word/2016/wordml/cid" xmlns:w16="http://schemas.microsoft.com/office/word/2018/wordml" xmlns:w16sdtdh="http://schemas.microsoft.com/office/word/2020/wordml/sdtdatahash" xmlns:w16se="http://schemas.microsoft.com/office/word/2015/wordml/symex" xmlns:wpg="http://schemas.microsoft.com/office/word/2010/wordprocessingGroup" xmlns:wpi="http://schemas.microsoft.com/office/word/2010/wordprocessingInk" xmlns:wne="http://schemas.microsoft.com/office/word/2006/wordml" xmlns:wps="http://schemas.microsoft.com/office/word/2010/wordprocessingShape" mc:Ignorable="w14 w15 w16se w16cid w16 w16cex w16sdtdh wp14">
+<w:endnotes xmlns:wpc="http://schemas.microsoft.com/office/word/2010/wordprocessingCanvas" xmlns:cx="http://schemas.microsoft.com/office/drawing/2014/chartex" xmlns:cx1="http://schemas.microsoft.com/office/drawing/2015/9/8/chartex" xmlns:cx2="http://schemas.microsoft.com/office/drawing/2015/10/21/chartex" xmlns:cx3="http://schemas.microsoft.com/office/drawing/2016/5/9/chartex" xmlns:cx4="http://schemas.microsoft.com/office/drawing/2016/5/10/chartex" xmlns:cx5="http://schemas.microsoft.com/office/drawing/2016/5/11/chartex" xmlns:cx6="http://schemas.microsoft.com/office/drawing/2016/5/12/chartex" xmlns:cx7="http://schemas.microsoft.com/office/drawing/2016/5/13/chartex" xmlns:cx8="http://schemas.microsoft.com/office/drawing/2016/5/14/chartex" xmlns:mc="http://schemas.openxmlformats.org/markup-compatibility/2006" xmlns:aink="http://schemas.microsoft.com/office/drawing/2016/ink" xmlns:am3d="http://schemas.microsoft.com/office/drawing/2017/model3d" xmlns:o="urn:schemas-microsoft-com:office:office" xmlns:oel="http://schemas.microsoft.com/office/2019/extlst" xmlns:r="http://schemas.openxmlformats.org/officeDocument/2006/relationships" xmlns:m="http://schemas.openxmlformats.org/officeDocument/2006/math" xmlns:v="urn:schemas-microsoft-com:vml" xmlns:wp14="http://schemas.microsoft.com/office/word/2010/wordprocessingDrawing" xmlns:wp="http://schemas.openxmlformats.org/drawingml/2006/wordprocessingDrawing" xmlns:w10="urn:schemas-microsoft-com:office:word" xmlns:w="http://schemas.openxmlformats.org/wordprocessingml/2006/main" xmlns:w14="http://schemas.microsoft.com/office/word/2010/wordml" xmlns:w15="http://schemas.microsoft.com/office/word/2012/wordml" xmlns:w16cex="http://schemas.microsoft.com/office/word/2018/wordml/cex" xmlns:w16cid="http://schemas.microsoft.com/office/word/2016/wordml/cid" xmlns:w16="http://schemas.microsoft.com/office/word/2018/wordml" xmlns:w16du="http://schemas.microsoft.com/office/word/2023/wordml/word16du" xmlns:w16sdtdh="http://schemas.microsoft.com/office/word/2020/wordml/sdtdatahash" xmlns:w16se="http://schemas.microsoft.com/office/word/2015/wordml/symex" xmlns:wpg="http://schemas.microsoft.com/office/word/2010/wordprocessingGroup" xmlns:wpi="http://schemas.microsoft.com/office/word/2010/wordprocessingInk" xmlns:wne="http://schemas.microsoft.com/office/word/2006/wordml" xmlns:wps="http://schemas.microsoft.com/office/word/2010/wordprocessingShape" mc:Ignorable="w14 w15 w16se w16cid w16 w16cex w16sdtdh w16du wp14">
   <w:endnote w:type="separator" w:id="-1">
     <w:p>
       <w:r>
@@ -769,7 +457,7 @@
 </file>
 
 <file path=word/footer1.xml><?xml version="1.0" encoding="utf-8"?>
-<w:ftr xmlns:wpc="http://schemas.microsoft.com/office/word/2010/wordprocessingCanvas" xmlns:cx="http://schemas.microsoft.com/office/drawing/2014/chartex" xmlns:cx1="http://schemas.microsoft.com/office/drawing/2015/9/8/chartex" xmlns:cx2="http://schemas.microsoft.com/office/drawing/2015/10/21/chartex" xmlns:cx3="http://schemas.microsoft.com/office/drawing/2016/5/9/chartex" xmlns:cx4="http://schemas.microsoft.com/office/drawing/2016/5/10/chartex" xmlns:cx5="http://schemas.microsoft.com/office/drawing/2016/5/11/chartex" xmlns:cx6="http://schemas.microsoft.com/office/drawing/2016/5/12/chartex" xmlns:cx7="http://schemas.microsoft.com/office/drawing/2016/5/13/chartex" xmlns:cx8="http://schemas.microsoft.com/office/drawing/2016/5/14/chartex" xmlns:mc="http://schemas.openxmlformats.org/markup-compatibility/2006" xmlns:aink="http://schemas.microsoft.com/office/drawing/2016/ink" xmlns:am3d="http://schemas.microsoft.com/office/drawing/2017/model3d" xmlns:o="urn:schemas-microsoft-com:office:office" xmlns:oel="http://schemas.microsoft.com/office/2019/extlst" xmlns:r="http://schemas.openxmlformats.org/officeDocument/2006/relationships" xmlns:m="http://schemas.openxmlformats.org/officeDocument/2006/math" xmlns:v="urn:schemas-microsoft-com:vml" xmlns:wp14="http://schemas.microsoft.com/office/word/2010/wordprocessingDrawing" xmlns:wp="http://schemas.openxmlformats.org/drawingml/2006/wordprocessingDrawing" xmlns:w10="urn:schemas-microsoft-com:office:word" xmlns:w="http://schemas.openxmlformats.org/wordprocessingml/2006/main" xmlns:w14="http://schemas.microsoft.com/office/word/2010/wordml" xmlns:w15="http://schemas.microsoft.com/office/word/2012/wordml" xmlns:w16cex="http://schemas.microsoft.com/office/word/2018/wordml/cex" xmlns:w16cid="http://schemas.microsoft.com/office/word/2016/wordml/cid" xmlns:w16="http://schemas.microsoft.com/office/word/2018/wordml" xmlns:w16sdtdh="http://schemas.microsoft.com/office/word/2020/wordml/sdtdatahash" xmlns:w16se="http://schemas.microsoft.com/office/word/2015/wordml/symex" xmlns:wpg="http://schemas.microsoft.com/office/word/2010/wordprocessingGroup" xmlns:wpi="http://schemas.microsoft.com/office/word/2010/wordprocessingInk" xmlns:wne="http://schemas.microsoft.com/office/word/2006/wordml" xmlns:wps="http://schemas.microsoft.com/office/word/2010/wordprocessingShape" mc:Ignorable="w14 w15 w16se w16cid w16 w16cex w16sdtdh wp14">
+<w:ftr xmlns:wpc="http://schemas.microsoft.com/office/word/2010/wordprocessingCanvas" xmlns:cx="http://schemas.microsoft.com/office/drawing/2014/chartex" xmlns:cx1="http://schemas.microsoft.com/office/drawing/2015/9/8/chartex" xmlns:cx2="http://schemas.microsoft.com/office/drawing/2015/10/21/chartex" xmlns:cx3="http://schemas.microsoft.com/office/drawing/2016/5/9/chartex" xmlns:cx4="http://schemas.microsoft.com/office/drawing/2016/5/10/chartex" xmlns:cx5="http://schemas.microsoft.com/office/drawing/2016/5/11/chartex" xmlns:cx6="http://schemas.microsoft.com/office/drawing/2016/5/12/chartex" xmlns:cx7="http://schemas.microsoft.com/office/drawing/2016/5/13/chartex" xmlns:cx8="http://schemas.microsoft.com/office/drawing/2016/5/14/chartex" xmlns:mc="http://schemas.openxmlformats.org/markup-compatibility/2006" xmlns:aink="http://schemas.microsoft.com/office/drawing/2016/ink" xmlns:am3d="http://schemas.microsoft.com/office/drawing/2017/model3d" xmlns:o="urn:schemas-microsoft-com:office:office" xmlns:oel="http://schemas.microsoft.com/office/2019/extlst" xmlns:r="http://schemas.openxmlformats.org/officeDocument/2006/relationships" xmlns:m="http://schemas.openxmlformats.org/officeDocument/2006/math" xmlns:v="urn:schemas-microsoft-com:vml" xmlns:wp14="http://schemas.microsoft.com/office/word/2010/wordprocessingDrawing" xmlns:wp="http://schemas.openxmlformats.org/drawingml/2006/wordprocessingDrawing" xmlns:w10="urn:schemas-microsoft-com:office:word" xmlns:w="http://schemas.openxmlformats.org/wordprocessingml/2006/main" xmlns:w14="http://schemas.microsoft.com/office/word/2010/wordml" xmlns:w15="http://schemas.microsoft.com/office/word/2012/wordml" xmlns:w16cex="http://schemas.microsoft.com/office/word/2018/wordml/cex" xmlns:w16cid="http://schemas.microsoft.com/office/word/2016/wordml/cid" xmlns:w16="http://schemas.microsoft.com/office/word/2018/wordml" xmlns:w16du="http://schemas.microsoft.com/office/word/2023/wordml/word16du" xmlns:w16sdtdh="http://schemas.microsoft.com/office/word/2020/wordml/sdtdatahash" xmlns:w16se="http://schemas.microsoft.com/office/word/2015/wordml/symex" xmlns:wpg="http://schemas.microsoft.com/office/word/2010/wordprocessingGroup" xmlns:wpi="http://schemas.microsoft.com/office/word/2010/wordprocessingInk" xmlns:wne="http://schemas.microsoft.com/office/word/2006/wordml" xmlns:wps="http://schemas.microsoft.com/office/word/2010/wordprocessingShape" mc:Ignorable="w14 w15 w16se w16cid w16 w16cex w16sdtdh w16du wp14">
   <w:p>
     <w:pPr>
       <w:overflowPunct w:val="0"/>
@@ -980,26 +668,8 @@
               <w:sz w:val="18"/>
               <w:szCs w:val="18"/>
             </w:rPr>
-            <w:t>Ministry of Energy, Mines</w:t>
+            <w:t xml:space="preserve">Ministry of </w:t>
           </w:r>
-        </w:p>
-        <w:p>
-          <w:pPr>
-            <w:widowControl w:val="0"/>
-            <w:tabs>
-              <w:tab w:val="center" w:pos="4320"/>
-              <w:tab w:val="right" w:pos="8640"/>
-            </w:tabs>
-            <w:overflowPunct w:val="0"/>
-            <w:ind w:left="293"/>
-            <w:rPr>
-              <w:rFonts w:ascii="Arial" w:hAnsi="Arial" w:cs="Arial"/>
-              <w:b/>
-              <w:bCs/>
-              <w:sz w:val="18"/>
-              <w:szCs w:val="18"/>
-            </w:rPr>
-          </w:pPr>
           <w:r>
             <w:rPr>
               <w:rFonts w:ascii="Arial" w:hAnsi="Arial" w:cs="Arial"/>
@@ -1008,7 +678,7 @@
               <w:sz w:val="18"/>
               <w:szCs w:val="18"/>
             </w:rPr>
-            <w:t>and Low Carbon Innovation</w:t>
+            <w:t>Mining and Critical Minerals</w:t>
           </w:r>
         </w:p>
         <w:p>
@@ -1035,7 +705,7 @@
               <w:sz w:val="18"/>
               <w:szCs w:val="18"/>
             </w:rPr>
-            <w:t>Mines, Competitiveness and Authorizations Division</w:t>
+            <w:t>Responsible Mining and Competitiveness Division</w:t>
           </w:r>
         </w:p>
       </w:tc>
@@ -1093,25 +763,7 @@
               <w:sz w:val="18"/>
               <w:szCs w:val="18"/>
             </w:rPr>
-            <w:t>Phone: {</w:t>
-          </w:r>
-          <w:proofErr w:type="spellStart"/>
-          <w:r>
-            <w:rPr>
-              <w:rFonts w:ascii="Arial" w:hAnsi="Arial" w:cs="Arial"/>
-              <w:sz w:val="18"/>
-              <w:szCs w:val="18"/>
-            </w:rPr>
-            <w:t>d.rc_office_phone_number</w:t>
-          </w:r>
-          <w:proofErr w:type="spellEnd"/>
-          <w:r>
-            <w:rPr>
-              <w:rFonts w:ascii="Arial" w:hAnsi="Arial" w:cs="Arial"/>
-              <w:sz w:val="18"/>
-              <w:szCs w:val="18"/>
-            </w:rPr>
-            <w:t>}</w:t>
+            <w:t>Phone: {d.rc_office_phone_number}</w:t>
           </w:r>
         </w:p>
         <w:p>
@@ -1136,25 +788,7 @@
               <w:sz w:val="18"/>
               <w:szCs w:val="18"/>
             </w:rPr>
-            <w:t>Email: {</w:t>
-          </w:r>
-          <w:proofErr w:type="spellStart"/>
-          <w:r>
-            <w:rPr>
-              <w:rFonts w:ascii="Arial" w:hAnsi="Arial" w:cs="Arial"/>
-              <w:sz w:val="18"/>
-              <w:szCs w:val="18"/>
-            </w:rPr>
-            <w:t>d.rc_office_email</w:t>
-          </w:r>
-          <w:proofErr w:type="spellEnd"/>
-          <w:r>
-            <w:rPr>
-              <w:rFonts w:ascii="Arial" w:hAnsi="Arial" w:cs="Arial"/>
-              <w:sz w:val="18"/>
-              <w:szCs w:val="18"/>
-            </w:rPr>
-            <w:t>}</w:t>
+            <w:t>Email: {d.rc_office_email}</w:t>
           </w:r>
         </w:p>
       </w:tc>
@@ -1259,7 +893,7 @@
 </file>
 
 <file path=word/footnotes.xml><?xml version="1.0" encoding="utf-8"?>
-<w:footnotes xmlns:wpc="http://schemas.microsoft.com/office/word/2010/wordprocessingCanvas" xmlns:cx="http://schemas.microsoft.com/office/drawing/2014/chartex" xmlns:cx1="http://schemas.microsoft.com/office/drawing/2015/9/8/chartex" xmlns:cx2="http://schemas.microsoft.com/office/drawing/2015/10/21/chartex" xmlns:cx3="http://schemas.microsoft.com/office/drawing/2016/5/9/chartex" xmlns:cx4="http://schemas.microsoft.com/office/drawing/2016/5/10/chartex" xmlns:cx5="http://schemas.microsoft.com/office/drawing/2016/5/11/chartex" xmlns:cx6="http://schemas.microsoft.com/office/drawing/2016/5/12/chartex" xmlns:cx7="http://schemas.microsoft.com/office/drawing/2016/5/13/chartex" xmlns:cx8="http://schemas.microsoft.com/office/drawing/2016/5/14/chartex" xmlns:mc="http://schemas.openxmlformats.org/markup-compatibility/2006" xmlns:aink="http://schemas.microsoft.com/office/drawing/2016/ink" xmlns:am3d="http://schemas.microsoft.com/office/drawing/2017/model3d" xmlns:o="urn:schemas-microsoft-com:office:office" xmlns:oel="http://schemas.microsoft.com/office/2019/extlst" xmlns:r="http://schemas.openxmlformats.org/officeDocument/2006/relationships" xmlns:m="http://schemas.openxmlformats.org/officeDocument/2006/math" xmlns:v="urn:schemas-microsoft-com:vml" xmlns:wp14="http://schemas.microsoft.com/office/word/2010/wordprocessingDrawing" xmlns:wp="http://schemas.openxmlformats.org/drawingml/2006/wordprocessingDrawing" xmlns:w10="urn:schemas-microsoft-com:office:word" xmlns:w="http://schemas.openxmlformats.org/wordprocessingml/2006/main" xmlns:w14="http://schemas.microsoft.com/office/word/2010/wordml" xmlns:w15="http://schemas.microsoft.com/office/word/2012/wordml" xmlns:w16cex="http://schemas.microsoft.com/office/word/2018/wordml/cex" xmlns:w16cid="http://schemas.microsoft.com/office/word/2016/wordml/cid" xmlns:w16="http://schemas.microsoft.com/office/word/2018/wordml" xmlns:w16sdtdh="http://schemas.microsoft.com/office/word/2020/wordml/sdtdatahash" xmlns:w16se="http://schemas.microsoft.com/office/word/2015/wordml/symex" xmlns:wpg="http://schemas.microsoft.com/office/word/2010/wordprocessingGroup" xmlns:wpi="http://schemas.microsoft.com/office/word/2010/wordprocessingInk" xmlns:wne="http://schemas.microsoft.com/office/word/2006/wordml" xmlns:wps="http://schemas.microsoft.com/office/word/2010/wordprocessingShape" mc:Ignorable="w14 w15 w16se w16cid w16 w16cex w16sdtdh wp14">
+<w:footnotes xmlns:wpc="http://schemas.microsoft.com/office/word/2010/wordprocessingCanvas" xmlns:cx="http://schemas.microsoft.com/office/drawing/2014/chartex" xmlns:cx1="http://schemas.microsoft.com/office/drawing/2015/9/8/chartex" xmlns:cx2="http://schemas.microsoft.com/office/drawing/2015/10/21/chartex" xmlns:cx3="http://schemas.microsoft.com/office/drawing/2016/5/9/chartex" xmlns:cx4="http://schemas.microsoft.com/office/drawing/2016/5/10/chartex" xmlns:cx5="http://schemas.microsoft.com/office/drawing/2016/5/11/chartex" xmlns:cx6="http://schemas.microsoft.com/office/drawing/2016/5/12/chartex" xmlns:cx7="http://schemas.microsoft.com/office/drawing/2016/5/13/chartex" xmlns:cx8="http://schemas.microsoft.com/office/drawing/2016/5/14/chartex" xmlns:mc="http://schemas.openxmlformats.org/markup-compatibility/2006" xmlns:aink="http://schemas.microsoft.com/office/drawing/2016/ink" xmlns:am3d="http://schemas.microsoft.com/office/drawing/2017/model3d" xmlns:o="urn:schemas-microsoft-com:office:office" xmlns:oel="http://schemas.microsoft.com/office/2019/extlst" xmlns:r="http://schemas.openxmlformats.org/officeDocument/2006/relationships" xmlns:m="http://schemas.openxmlformats.org/officeDocument/2006/math" xmlns:v="urn:schemas-microsoft-com:vml" xmlns:wp14="http://schemas.microsoft.com/office/word/2010/wordprocessingDrawing" xmlns:wp="http://schemas.openxmlformats.org/drawingml/2006/wordprocessingDrawing" xmlns:w10="urn:schemas-microsoft-com:office:word" xmlns:w="http://schemas.openxmlformats.org/wordprocessingml/2006/main" xmlns:w14="http://schemas.microsoft.com/office/word/2010/wordml" xmlns:w15="http://schemas.microsoft.com/office/word/2012/wordml" xmlns:w16cex="http://schemas.microsoft.com/office/word/2018/wordml/cex" xmlns:w16cid="http://schemas.microsoft.com/office/word/2016/wordml/cid" xmlns:w16="http://schemas.microsoft.com/office/word/2018/wordml" xmlns:w16du="http://schemas.microsoft.com/office/word/2023/wordml/word16du" xmlns:w16sdtdh="http://schemas.microsoft.com/office/word/2020/wordml/sdtdatahash" xmlns:w16se="http://schemas.microsoft.com/office/word/2015/wordml/symex" xmlns:wpg="http://schemas.microsoft.com/office/word/2010/wordprocessingGroup" xmlns:wpi="http://schemas.microsoft.com/office/word/2010/wordprocessingInk" xmlns:wne="http://schemas.microsoft.com/office/word/2006/wordml" xmlns:wps="http://schemas.microsoft.com/office/word/2010/wordprocessingShape" mc:Ignorable="w14 w15 w16se w16cid w16 w16cex w16sdtdh w16du wp14">
   <w:footnote w:type="separator" w:id="-1">
     <w:p>
       <w:r>
@@ -1278,7 +912,7 @@
 </file>
 
 <file path=word/header1.xml><?xml version="1.0" encoding="utf-8"?>
-<w:hdr xmlns:wpc="http://schemas.microsoft.com/office/word/2010/wordprocessingCanvas" xmlns:cx="http://schemas.microsoft.com/office/drawing/2014/chartex" xmlns:cx1="http://schemas.microsoft.com/office/drawing/2015/9/8/chartex" xmlns:cx2="http://schemas.microsoft.com/office/drawing/2015/10/21/chartex" xmlns:cx3="http://schemas.microsoft.com/office/drawing/2016/5/9/chartex" xmlns:cx4="http://schemas.microsoft.com/office/drawing/2016/5/10/chartex" xmlns:cx5="http://schemas.microsoft.com/office/drawing/2016/5/11/chartex" xmlns:cx6="http://schemas.microsoft.com/office/drawing/2016/5/12/chartex" xmlns:cx7="http://schemas.microsoft.com/office/drawing/2016/5/13/chartex" xmlns:cx8="http://schemas.microsoft.com/office/drawing/2016/5/14/chartex" xmlns:mc="http://schemas.openxmlformats.org/markup-compatibility/2006" xmlns:aink="http://schemas.microsoft.com/office/drawing/2016/ink" xmlns:am3d="http://schemas.microsoft.com/office/drawing/2017/model3d" xmlns:o="urn:schemas-microsoft-com:office:office" xmlns:oel="http://schemas.microsoft.com/office/2019/extlst" xmlns:r="http://schemas.openxmlformats.org/officeDocument/2006/relationships" xmlns:m="http://schemas.openxmlformats.org/officeDocument/2006/math" xmlns:v="urn:schemas-microsoft-com:vml" xmlns:wp14="http://schemas.microsoft.com/office/word/2010/wordprocessingDrawing" xmlns:wp="http://schemas.openxmlformats.org/drawingml/2006/wordprocessingDrawing" xmlns:w10="urn:schemas-microsoft-com:office:word" xmlns:w="http://schemas.openxmlformats.org/wordprocessingml/2006/main" xmlns:w14="http://schemas.microsoft.com/office/word/2010/wordml" xmlns:w15="http://schemas.microsoft.com/office/word/2012/wordml" xmlns:w16cex="http://schemas.microsoft.com/office/word/2018/wordml/cex" xmlns:w16cid="http://schemas.microsoft.com/office/word/2016/wordml/cid" xmlns:w16="http://schemas.microsoft.com/office/word/2018/wordml" xmlns:w16sdtdh="http://schemas.microsoft.com/office/word/2020/wordml/sdtdatahash" xmlns:w16se="http://schemas.microsoft.com/office/word/2015/wordml/symex" xmlns:wpg="http://schemas.microsoft.com/office/word/2010/wordprocessingGroup" xmlns:wpi="http://schemas.microsoft.com/office/word/2010/wordprocessingInk" xmlns:wne="http://schemas.microsoft.com/office/word/2006/wordml" xmlns:wps="http://schemas.microsoft.com/office/word/2010/wordprocessingShape" mc:Ignorable="w14 w15 w16se w16cid w16 w16cex w16sdtdh wp14">
+<w:hdr xmlns:wpc="http://schemas.microsoft.com/office/word/2010/wordprocessingCanvas" xmlns:cx="http://schemas.microsoft.com/office/drawing/2014/chartex" xmlns:cx1="http://schemas.microsoft.com/office/drawing/2015/9/8/chartex" xmlns:cx2="http://schemas.microsoft.com/office/drawing/2015/10/21/chartex" xmlns:cx3="http://schemas.microsoft.com/office/drawing/2016/5/9/chartex" xmlns:cx4="http://schemas.microsoft.com/office/drawing/2016/5/10/chartex" xmlns:cx5="http://schemas.microsoft.com/office/drawing/2016/5/11/chartex" xmlns:cx6="http://schemas.microsoft.com/office/drawing/2016/5/12/chartex" xmlns:cx7="http://schemas.microsoft.com/office/drawing/2016/5/13/chartex" xmlns:cx8="http://schemas.microsoft.com/office/drawing/2016/5/14/chartex" xmlns:mc="http://schemas.openxmlformats.org/markup-compatibility/2006" xmlns:aink="http://schemas.microsoft.com/office/drawing/2016/ink" xmlns:am3d="http://schemas.microsoft.com/office/drawing/2017/model3d" xmlns:o="urn:schemas-microsoft-com:office:office" xmlns:oel="http://schemas.microsoft.com/office/2019/extlst" xmlns:r="http://schemas.openxmlformats.org/officeDocument/2006/relationships" xmlns:m="http://schemas.openxmlformats.org/officeDocument/2006/math" xmlns:v="urn:schemas-microsoft-com:vml" xmlns:wp14="http://schemas.microsoft.com/office/word/2010/wordprocessingDrawing" xmlns:wp="http://schemas.openxmlformats.org/drawingml/2006/wordprocessingDrawing" xmlns:w10="urn:schemas-microsoft-com:office:word" xmlns:w="http://schemas.openxmlformats.org/wordprocessingml/2006/main" xmlns:w14="http://schemas.microsoft.com/office/word/2010/wordml" xmlns:w15="http://schemas.microsoft.com/office/word/2012/wordml" xmlns:w16cex="http://schemas.microsoft.com/office/word/2018/wordml/cex" xmlns:w16cid="http://schemas.microsoft.com/office/word/2016/wordml/cid" xmlns:w16="http://schemas.microsoft.com/office/word/2018/wordml" xmlns:w16du="http://schemas.microsoft.com/office/word/2023/wordml/word16du" xmlns:w16sdtdh="http://schemas.microsoft.com/office/word/2020/wordml/sdtdatahash" xmlns:w16se="http://schemas.microsoft.com/office/word/2015/wordml/symex" xmlns:wpg="http://schemas.microsoft.com/office/word/2010/wordprocessingGroup" xmlns:wpi="http://schemas.microsoft.com/office/word/2010/wordprocessingInk" xmlns:wne="http://schemas.microsoft.com/office/word/2006/wordml" xmlns:wps="http://schemas.microsoft.com/office/word/2010/wordprocessingShape" mc:Ignorable="w14 w15 w16se w16cid w16 w16cex w16sdtdh w16du wp14">
   <w:p>
     <w:pPr>
       <w:pStyle w:val="Header"/>
@@ -1290,30 +924,53 @@
       <w:rPr>
         <w:noProof/>
       </w:rPr>
-      <w:pict w14:anchorId="69EA381D">
-        <v:shapetype id="_x0000_t75" coordsize="21600,21600" o:spt="75" o:preferrelative="t" path="m@4@5l@4@11@9@11@9@5xe" filled="f" stroked="f">
-          <v:stroke joinstyle="miter"/>
-          <v:formulas>
-            <v:f eqn="if lineDrawn pixelLineWidth 0"/>
-            <v:f eqn="sum @0 1 0"/>
-            <v:f eqn="sum 0 0 @1"/>
-            <v:f eqn="prod @2 1 2"/>
-            <v:f eqn="prod @3 21600 pixelWidth"/>
-            <v:f eqn="prod @3 21600 pixelHeight"/>
-            <v:f eqn="sum @0 0 1"/>
-            <v:f eqn="prod @6 1 2"/>
-            <v:f eqn="prod @7 21600 pixelWidth"/>
-            <v:f eqn="sum @8 21600 0"/>
-            <v:f eqn="prod @7 21600 pixelHeight"/>
-            <v:f eqn="sum @10 21600 0"/>
-          </v:formulas>
-          <v:path o:extrusionok="f" gradientshapeok="t" o:connecttype="rect"/>
-          <o:lock v:ext="edit" aspectratio="t"/>
-        </v:shapetype>
-        <v:shape id="Picture 1" o:spid="_x0000_i1025" type="#_x0000_t75" style="width:3in;height:78.6pt;visibility:visible;mso-wrap-style:square">
-          <v:imagedata r:id="rId1" o:title=""/>
-        </v:shape>
-      </w:pict>
+      <w:drawing>
+        <wp:inline distT="0" distB="0" distL="0" distR="0" wp14:anchorId="69EA381D" wp14:editId="78BF5196">
+          <wp:extent cx="2304327" cy="1003300"/>
+          <wp:effectExtent l="0" t="0" r="0" b="0"/>
+          <wp:docPr id="1" name="Picture 1"/>
+          <wp:cNvGraphicFramePr>
+            <a:graphicFrameLocks xmlns:a="http://schemas.openxmlformats.org/drawingml/2006/main"/>
+          </wp:cNvGraphicFramePr>
+          <a:graphic xmlns:a="http://schemas.openxmlformats.org/drawingml/2006/main">
+            <a:graphicData uri="http://schemas.openxmlformats.org/drawingml/2006/picture">
+              <pic:pic xmlns:pic="http://schemas.openxmlformats.org/drawingml/2006/picture">
+                <pic:nvPicPr>
+                  <pic:cNvPr id="1" name="Picture 1"/>
+                  <pic:cNvPicPr>
+                    <a:picLocks/>
+                  </pic:cNvPicPr>
+                </pic:nvPicPr>
+                <pic:blipFill>
+                  <a:blip r:embed="rId1">
+                    <a:extLst>
+                      <a:ext uri="{28A0092B-C50C-407E-A947-70E740481C1C}">
+                        <a14:useLocalDpi xmlns:a14="http://schemas.microsoft.com/office/drawing/2010/main" val="0"/>
+                      </a:ext>
+                    </a:extLst>
+                  </a:blip>
+                  <a:stretch>
+                    <a:fillRect/>
+                  </a:stretch>
+                </pic:blipFill>
+                <pic:spPr bwMode="auto">
+                  <a:xfrm>
+                    <a:off x="0" y="0"/>
+                    <a:ext cx="2304327" cy="1003300"/>
+                  </a:xfrm>
+                  <a:prstGeom prst="rect">
+                    <a:avLst/>
+                  </a:prstGeom>
+                  <a:noFill/>
+                  <a:ln>
+                    <a:noFill/>
+                  </a:ln>
+                </pic:spPr>
+              </pic:pic>
+            </a:graphicData>
+          </a:graphic>
+        </wp:inline>
+      </w:drawing>
     </w:r>
   </w:p>
   <w:p>
@@ -1328,7 +985,7 @@
 </file>
 
 <file path=word/styles.xml><?xml version="1.0" encoding="utf-8"?>
-<w:styles xmlns:mc="http://schemas.openxmlformats.org/markup-compatibility/2006" xmlns:r="http://schemas.openxmlformats.org/officeDocument/2006/relationships" xmlns:w="http://schemas.openxmlformats.org/wordprocessingml/2006/main" xmlns:w14="http://schemas.microsoft.com/office/word/2010/wordml" xmlns:w15="http://schemas.microsoft.com/office/word/2012/wordml" xmlns:w16cex="http://schemas.microsoft.com/office/word/2018/wordml/cex" xmlns:w16cid="http://schemas.microsoft.com/office/word/2016/wordml/cid" xmlns:w16="http://schemas.microsoft.com/office/word/2018/wordml" xmlns:w16sdtdh="http://schemas.microsoft.com/office/word/2020/wordml/sdtdatahash" xmlns:w16se="http://schemas.microsoft.com/office/word/2015/wordml/symex" mc:Ignorable="w14 w15 w16se w16cid w16 w16cex w16sdtdh">
+<w:styles xmlns:mc="http://schemas.openxmlformats.org/markup-compatibility/2006" xmlns:r="http://schemas.openxmlformats.org/officeDocument/2006/relationships" xmlns:w="http://schemas.openxmlformats.org/wordprocessingml/2006/main" xmlns:w14="http://schemas.microsoft.com/office/word/2010/wordml" xmlns:w15="http://schemas.microsoft.com/office/word/2012/wordml" xmlns:w16cex="http://schemas.microsoft.com/office/word/2018/wordml/cex" xmlns:w16cid="http://schemas.microsoft.com/office/word/2016/wordml/cid" xmlns:w16="http://schemas.microsoft.com/office/word/2018/wordml" xmlns:w16du="http://schemas.microsoft.com/office/word/2023/wordml/word16du" xmlns:w16sdtdh="http://schemas.microsoft.com/office/word/2020/wordml/sdtdatahash" xmlns:w16se="http://schemas.microsoft.com/office/word/2015/wordml/symex" mc:Ignorable="w14 w15 w16se w16cid w16 w16cex w16sdtdh w16du">
   <w:docDefaults>
     <w:rPrDefault>
       <w:rPr>

--- a/services/core-api/app/templates/now/Permit Enclosed Letter.docx
+++ b/services/core-api/app/templates/now/Permit Enclosed Letter.docx
@@ -23,7 +23,32 @@
           <w:rFonts w:ascii="BC Sans" w:eastAsia="BC Sans" w:hAnsi="BC Sans" w:cs="BC Sans"/>
           <w:color w:val="000000" w:themeColor="text1"/>
         </w:rPr>
-        <w:t>{d.letter_dt}</w:t>
+        <w:t>{</w:t>
+      </w:r>
+      <w:proofErr w:type="spellStart"/>
+      <w:proofErr w:type="gramStart"/>
+      <w:r>
+        <w:rPr>
+          <w:rFonts w:ascii="BC Sans" w:eastAsia="BC Sans" w:hAnsi="BC Sans" w:cs="BC Sans"/>
+          <w:color w:val="000000" w:themeColor="text1"/>
+        </w:rPr>
+        <w:t>d.letter</w:t>
+      </w:r>
+      <w:proofErr w:type="gramEnd"/>
+      <w:r>
+        <w:rPr>
+          <w:rFonts w:ascii="BC Sans" w:eastAsia="BC Sans" w:hAnsi="BC Sans" w:cs="BC Sans"/>
+          <w:color w:val="000000" w:themeColor="text1"/>
+        </w:rPr>
+        <w:t>_dt</w:t>
+      </w:r>
+      <w:proofErr w:type="spellEnd"/>
+      <w:r>
+        <w:rPr>
+          <w:rFonts w:ascii="BC Sans" w:eastAsia="BC Sans" w:hAnsi="BC Sans" w:cs="BC Sans"/>
+          <w:color w:val="000000" w:themeColor="text1"/>
+        </w:rPr>
+        <w:t>}</w:t>
       </w:r>
     </w:p>
     <w:p>
@@ -47,8 +72,74 @@
         <w:rPr>
           <w:rFonts w:ascii="BC Sans" w:hAnsi="BC Sans" w:cstheme="minorHAnsi"/>
         </w:rPr>
-        <w:t>{d.proponent_name}</w:t>
-      </w:r>
+        <w:t>{</w:t>
+      </w:r>
+      <w:proofErr w:type="spellStart"/>
+      <w:proofErr w:type="gramStart"/>
+      <w:r>
+        <w:rPr>
+          <w:rFonts w:ascii="BC Sans" w:hAnsi="BC Sans" w:cstheme="minorHAnsi"/>
+        </w:rPr>
+        <w:t>d.proponent</w:t>
+      </w:r>
+      <w:proofErr w:type="gramEnd"/>
+      <w:r>
+        <w:rPr>
+          <w:rFonts w:ascii="BC Sans" w:hAnsi="BC Sans" w:cstheme="minorHAnsi"/>
+        </w:rPr>
+        <w:t>_name</w:t>
+      </w:r>
+      <w:proofErr w:type="spellEnd"/>
+      <w:r>
+        <w:rPr>
+          <w:rFonts w:ascii="BC Sans" w:hAnsi="BC Sans" w:cstheme="minorHAnsi"/>
+        </w:rPr>
+        <w:t>}</w:t>
+      </w:r>
+    </w:p>
+    <w:p>
+      <w:pPr>
+        <w:pStyle w:val="NoSpacing"/>
+        <w:rPr>
+          <w:rFonts w:ascii="BC Sans" w:hAnsi="BC Sans" w:cstheme="minorHAnsi"/>
+        </w:rPr>
+      </w:pPr>
+      <w:r>
+        <w:rPr>
+          <w:rFonts w:ascii="BC Sans" w:hAnsi="BC Sans" w:cstheme="minorHAnsi"/>
+        </w:rPr>
+        <w:t>{</w:t>
+      </w:r>
+      <w:proofErr w:type="spellStart"/>
+      <w:proofErr w:type="gramStart"/>
+      <w:r>
+        <w:rPr>
+          <w:rFonts w:ascii="BC Sans" w:hAnsi="BC Sans" w:cstheme="minorHAnsi"/>
+        </w:rPr>
+        <w:t>d.proponent</w:t>
+      </w:r>
+      <w:proofErr w:type="gramEnd"/>
+      <w:r>
+        <w:rPr>
+          <w:rFonts w:ascii="BC Sans" w:hAnsi="BC Sans" w:cstheme="minorHAnsi"/>
+        </w:rPr>
+        <w:t>_</w:t>
+      </w:r>
+      <w:proofErr w:type="gramStart"/>
+      <w:r>
+        <w:rPr>
+          <w:rFonts w:ascii="BC Sans" w:hAnsi="BC Sans" w:cstheme="minorHAnsi"/>
+        </w:rPr>
+        <w:t>address:convCRLF</w:t>
+      </w:r>
+      <w:proofErr w:type="spellEnd"/>
+      <w:r>
+        <w:rPr>
+          <w:rFonts w:ascii="BC Sans" w:hAnsi="BC Sans" w:cstheme="minorHAnsi"/>
+        </w:rPr>
+        <w:t>()}</w:t>
+      </w:r>
+      <w:proofErr w:type="gramEnd"/>
     </w:p>
     <w:p>
       <w:pPr>
@@ -69,28 +160,171 @@
       </w:pPr>
       <w:r>
         <w:rPr>
-          <w:rFonts w:ascii="BC Sans" w:eastAsia="BC Sans" w:hAnsi="BC Sans" w:cs="BC Sans"/>
-          <w:color w:val="000000" w:themeColor="text1"/>
-        </w:rPr>
-        <w:t xml:space="preserve">Sent as electronic </w:t>
-      </w:r>
-      <w:r>
-        <w:rPr>
           <w:rFonts w:ascii="BC Sans" w:hAnsi="BC Sans" w:cstheme="minorHAnsi"/>
         </w:rPr>
-        <w:t>mail</w:t>
-      </w:r>
+        <w:t>{</w:t>
+      </w:r>
+      <w:proofErr w:type="spellStart"/>
+      <w:proofErr w:type="gramStart"/>
       <w:r>
         <w:rPr>
           <w:rFonts w:ascii="BC Sans" w:hAnsi="BC Sans" w:cstheme="minorHAnsi"/>
         </w:rPr>
-        <w:t xml:space="preserve"> </w:t>
+        <w:t>d.</w:t>
       </w:r>
       <w:r>
         <w:rPr>
           <w:rFonts w:ascii="BC Sans" w:hAnsi="BC Sans" w:cstheme="minorHAnsi"/>
         </w:rPr>
-        <w:t>{d.proponent_address:convCRLF()}</w:t>
+        <w:t>organization</w:t>
+      </w:r>
+      <w:proofErr w:type="gramEnd"/>
+      <w:r>
+        <w:rPr>
+          <w:rFonts w:ascii="BC Sans" w:hAnsi="BC Sans" w:cstheme="minorHAnsi"/>
+        </w:rPr>
+        <w:t>_</w:t>
+      </w:r>
+      <w:proofErr w:type="gramStart"/>
+      <w:r>
+        <w:rPr>
+          <w:rFonts w:ascii="BC Sans" w:hAnsi="BC Sans" w:cstheme="minorHAnsi"/>
+        </w:rPr>
+        <w:t>email</w:t>
+      </w:r>
+      <w:r>
+        <w:rPr>
+          <w:rFonts w:ascii="BC Sans" w:hAnsi="BC Sans" w:cstheme="minorHAnsi"/>
+        </w:rPr>
+        <w:t>:ifNEM</w:t>
+      </w:r>
+      <w:proofErr w:type="spellEnd"/>
+      <w:proofErr w:type="gramEnd"/>
+      <w:r>
+        <w:rPr>
+          <w:rFonts w:ascii="BC Sans" w:hAnsi="BC Sans" w:cstheme="minorHAnsi"/>
+        </w:rPr>
+        <w:t>(</w:t>
+      </w:r>
+      <w:proofErr w:type="gramStart"/>
+      <w:r>
+        <w:rPr>
+          <w:rFonts w:ascii="BC Sans" w:hAnsi="BC Sans" w:cstheme="minorHAnsi"/>
+        </w:rPr>
+        <w:t>):</w:t>
+      </w:r>
+      <w:proofErr w:type="spellStart"/>
+      <w:r>
+        <w:rPr>
+          <w:rFonts w:ascii="BC Sans" w:hAnsi="BC Sans" w:cstheme="minorHAnsi"/>
+        </w:rPr>
+        <w:t>showBegin</w:t>
+      </w:r>
+      <w:proofErr w:type="spellEnd"/>
+      <w:proofErr w:type="gramEnd"/>
+      <w:r>
+        <w:rPr>
+          <w:rFonts w:ascii="BC Sans" w:hAnsi="BC Sans" w:cstheme="minorHAnsi"/>
+        </w:rPr>
+        <w:t>}</w:t>
+      </w:r>
+    </w:p>
+    <w:p>
+      <w:pPr>
+        <w:pStyle w:val="NoSpacing"/>
+        <w:rPr>
+          <w:rFonts w:ascii="BC Sans" w:hAnsi="BC Sans" w:cstheme="minorHAnsi"/>
+        </w:rPr>
+      </w:pPr>
+      <w:r>
+        <w:rPr>
+          <w:rFonts w:ascii="BC Sans" w:hAnsi="BC Sans" w:cstheme="minorHAnsi"/>
+        </w:rPr>
+        <w:t>Sent as electronic mail to {</w:t>
+      </w:r>
+      <w:proofErr w:type="spellStart"/>
+      <w:proofErr w:type="gramStart"/>
+      <w:r>
+        <w:rPr>
+          <w:rFonts w:ascii="BC Sans" w:hAnsi="BC Sans" w:cstheme="minorHAnsi"/>
+        </w:rPr>
+        <w:t>d.</w:t>
+      </w:r>
+      <w:r>
+        <w:rPr>
+          <w:rFonts w:ascii="BC Sans" w:hAnsi="BC Sans" w:cstheme="minorHAnsi"/>
+        </w:rPr>
+        <w:t>organization</w:t>
+      </w:r>
+      <w:proofErr w:type="gramEnd"/>
+      <w:r>
+        <w:rPr>
+          <w:rFonts w:ascii="BC Sans" w:hAnsi="BC Sans" w:cstheme="minorHAnsi"/>
+        </w:rPr>
+        <w:t>_email</w:t>
+      </w:r>
+      <w:proofErr w:type="spellEnd"/>
+      <w:r>
+        <w:rPr>
+          <w:rFonts w:ascii="BC Sans" w:hAnsi="BC Sans" w:cstheme="minorHAnsi"/>
+        </w:rPr>
+        <w:t>}</w:t>
+      </w:r>
+    </w:p>
+    <w:p>
+      <w:pPr>
+        <w:pStyle w:val="NoSpacing"/>
+        <w:rPr>
+          <w:rFonts w:ascii="BC Sans" w:hAnsi="BC Sans" w:cstheme="minorHAnsi"/>
+        </w:rPr>
+      </w:pPr>
+      <w:r>
+        <w:rPr>
+          <w:rFonts w:ascii="BC Sans" w:hAnsi="BC Sans" w:cstheme="minorHAnsi"/>
+        </w:rPr>
+        <w:t>{</w:t>
+      </w:r>
+      <w:proofErr w:type="spellStart"/>
+      <w:proofErr w:type="gramStart"/>
+      <w:r>
+        <w:rPr>
+          <w:rFonts w:ascii="BC Sans" w:hAnsi="BC Sans" w:cstheme="minorHAnsi"/>
+        </w:rPr>
+        <w:t>d.</w:t>
+      </w:r>
+      <w:r>
+        <w:rPr>
+          <w:rFonts w:ascii="BC Sans" w:hAnsi="BC Sans" w:cstheme="minorHAnsi"/>
+        </w:rPr>
+        <w:t>organization</w:t>
+      </w:r>
+      <w:proofErr w:type="gramEnd"/>
+      <w:r>
+        <w:rPr>
+          <w:rFonts w:ascii="BC Sans" w:hAnsi="BC Sans" w:cstheme="minorHAnsi"/>
+        </w:rPr>
+        <w:t>_</w:t>
+      </w:r>
+      <w:proofErr w:type="gramStart"/>
+      <w:r>
+        <w:rPr>
+          <w:rFonts w:ascii="BC Sans" w:hAnsi="BC Sans" w:cstheme="minorHAnsi"/>
+        </w:rPr>
+        <w:t>email</w:t>
+      </w:r>
+      <w:r>
+        <w:rPr>
+          <w:rFonts w:ascii="BC Sans" w:hAnsi="BC Sans" w:cstheme="minorHAnsi"/>
+        </w:rPr>
+        <w:t>:showEnd</w:t>
+      </w:r>
+      <w:proofErr w:type="spellEnd"/>
+      <w:proofErr w:type="gramEnd"/>
+      <w:r>
+        <w:rPr>
+          <w:rFonts w:ascii="BC Sans" w:hAnsi="BC Sans" w:cstheme="minorHAnsi"/>
+        </w:rPr>
+        <w:t>}</w:t>
       </w:r>
     </w:p>
     <w:p>
@@ -121,7 +355,32 @@
           <w:rFonts w:ascii="BC Sans" w:eastAsia="BC Sans" w:hAnsi="BC Sans" w:cs="BC Sans"/>
           <w:color w:val="000000" w:themeColor="text1"/>
         </w:rPr>
-        <w:t>{d.applicant_email}</w:t>
+        <w:t>{</w:t>
+      </w:r>
+      <w:proofErr w:type="spellStart"/>
+      <w:proofErr w:type="gramStart"/>
+      <w:r>
+        <w:rPr>
+          <w:rFonts w:ascii="BC Sans" w:eastAsia="BC Sans" w:hAnsi="BC Sans" w:cs="BC Sans"/>
+          <w:color w:val="000000" w:themeColor="text1"/>
+        </w:rPr>
+        <w:t>d.applicant</w:t>
+      </w:r>
+      <w:proofErr w:type="gramEnd"/>
+      <w:r>
+        <w:rPr>
+          <w:rFonts w:ascii="BC Sans" w:eastAsia="BC Sans" w:hAnsi="BC Sans" w:cs="BC Sans"/>
+          <w:color w:val="000000" w:themeColor="text1"/>
+        </w:rPr>
+        <w:t>_email</w:t>
+      </w:r>
+      <w:proofErr w:type="spellEnd"/>
+      <w:r>
+        <w:rPr>
+          <w:rFonts w:ascii="BC Sans" w:eastAsia="BC Sans" w:hAnsi="BC Sans" w:cs="BC Sans"/>
+          <w:color w:val="000000" w:themeColor="text1"/>
+        </w:rPr>
+        <w:t>}</w:t>
       </w:r>
     </w:p>
     <w:p>
@@ -149,7 +408,17 @@
           <w:bCs/>
           <w:color w:val="000000" w:themeColor="text1"/>
         </w:rPr>
-        <w:t xml:space="preserve">Re: </w:t>
+        <w:t>Re</w:t>
+      </w:r>
+      <w:proofErr w:type="gramStart"/>
+      <w:r>
+        <w:rPr>
+          <w:rFonts w:ascii="BC Sans" w:eastAsia="BC Sans" w:hAnsi="BC Sans" w:cs="BC Sans"/>
+          <w:b/>
+          <w:bCs/>
+          <w:color w:val="000000" w:themeColor="text1"/>
+        </w:rPr>
+        <w:t xml:space="preserve">: </w:t>
       </w:r>
       <w:r>
         <w:tab/>
@@ -161,7 +430,17 @@
           <w:bCs/>
           <w:color w:val="000000" w:themeColor="text1"/>
         </w:rPr>
-        <w:t xml:space="preserve">Mines Act permit </w:t>
+        <w:t>Mines</w:t>
+      </w:r>
+      <w:proofErr w:type="gramEnd"/>
+      <w:r>
+        <w:rPr>
+          <w:rFonts w:ascii="BC Sans" w:eastAsia="BC Sans" w:hAnsi="BC Sans" w:cs="BC Sans"/>
+          <w:b/>
+          <w:bCs/>
+          <w:color w:val="000000" w:themeColor="text1"/>
+        </w:rPr>
+        <w:t xml:space="preserve"> Act permit </w:t>
       </w:r>
       <w:r>
         <w:rPr>
@@ -200,7 +479,17 @@
           <w:bCs/>
           <w:color w:val="000000" w:themeColor="text1"/>
         </w:rPr>
-        <w:t>Mines Act permit</w:t>
+        <w:t xml:space="preserve">Mines Act </w:t>
+      </w:r>
+      <w:proofErr w:type="gramStart"/>
+      <w:r>
+        <w:rPr>
+          <w:rFonts w:ascii="BC Sans" w:eastAsia="BC Sans" w:hAnsi="BC Sans" w:cs="BC Sans"/>
+          <w:b/>
+          <w:bCs/>
+          <w:color w:val="000000" w:themeColor="text1"/>
+        </w:rPr>
+        <w:t>permit</w:t>
       </w:r>
       <w:r>
         <w:rPr>
@@ -218,7 +507,37 @@
           <w:bCs/>
           <w:color w:val="000000" w:themeColor="text1"/>
         </w:rPr>
-        <w:t xml:space="preserve"> {d.permit_no}</w:t>
+        <w:t xml:space="preserve"> {</w:t>
+      </w:r>
+      <w:proofErr w:type="spellStart"/>
+      <w:r>
+        <w:rPr>
+          <w:rFonts w:ascii="BC Sans" w:eastAsia="BC Sans" w:hAnsi="BC Sans" w:cs="BC Sans"/>
+          <w:b/>
+          <w:bCs/>
+          <w:color w:val="000000" w:themeColor="text1"/>
+        </w:rPr>
+        <w:t>d.permit</w:t>
+      </w:r>
+      <w:proofErr w:type="gramEnd"/>
+      <w:r>
+        <w:rPr>
+          <w:rFonts w:ascii="BC Sans" w:eastAsia="BC Sans" w:hAnsi="BC Sans" w:cs="BC Sans"/>
+          <w:b/>
+          <w:bCs/>
+          <w:color w:val="000000" w:themeColor="text1"/>
+        </w:rPr>
+        <w:t>_no</w:t>
+      </w:r>
+      <w:proofErr w:type="spellEnd"/>
+      <w:r>
+        <w:rPr>
+          <w:rFonts w:ascii="BC Sans" w:eastAsia="BC Sans" w:hAnsi="BC Sans" w:cs="BC Sans"/>
+          <w:b/>
+          <w:bCs/>
+          <w:color w:val="000000" w:themeColor="text1"/>
+        </w:rPr>
+        <w:t>}</w:t>
       </w:r>
     </w:p>
     <w:p>
@@ -231,21 +550,67 @@
           <w:bCs/>
         </w:rPr>
       </w:pPr>
-      <w:r>
-        <w:rPr>
-          <w:rFonts w:ascii="BC Sans" w:hAnsi="BC Sans"/>
-          <w:b/>
-          <w:bCs/>
-        </w:rPr>
-        <w:t>Mine name:</w:t>
-      </w:r>
-      <w:r>
-        <w:rPr>
-          <w:rFonts w:ascii="BC Sans" w:hAnsi="BC Sans"/>
-          <w:b/>
-          <w:bCs/>
-        </w:rPr>
-        <w:t xml:space="preserve"> {d.mine_name}</w:t>
+      <w:proofErr w:type="gramStart"/>
+      <w:r>
+        <w:rPr>
+          <w:rFonts w:ascii="BC Sans" w:hAnsi="BC Sans"/>
+          <w:b/>
+          <w:bCs/>
+        </w:rPr>
+        <w:t>Mine</w:t>
+      </w:r>
+      <w:proofErr w:type="gramEnd"/>
+      <w:r>
+        <w:rPr>
+          <w:rFonts w:ascii="BC Sans" w:hAnsi="BC Sans"/>
+          <w:b/>
+          <w:bCs/>
+        </w:rPr>
+        <w:t xml:space="preserve"> </w:t>
+      </w:r>
+      <w:proofErr w:type="gramStart"/>
+      <w:r>
+        <w:rPr>
+          <w:rFonts w:ascii="BC Sans" w:hAnsi="BC Sans"/>
+          <w:b/>
+          <w:bCs/>
+        </w:rPr>
+        <w:t>name:</w:t>
+      </w:r>
+      <w:r>
+        <w:rPr>
+          <w:rFonts w:ascii="BC Sans" w:hAnsi="BC Sans"/>
+          <w:b/>
+          <w:bCs/>
+        </w:rPr>
+        <w:t xml:space="preserve"> {</w:t>
+      </w:r>
+      <w:proofErr w:type="spellStart"/>
+      <w:r>
+        <w:rPr>
+          <w:rFonts w:ascii="BC Sans" w:hAnsi="BC Sans"/>
+          <w:b/>
+          <w:bCs/>
+        </w:rPr>
+        <w:t>d.mine</w:t>
+      </w:r>
+      <w:proofErr w:type="gramEnd"/>
+      <w:r>
+        <w:rPr>
+          <w:rFonts w:ascii="BC Sans" w:hAnsi="BC Sans"/>
+          <w:b/>
+          <w:bCs/>
+        </w:rPr>
+        <w:t>_name</w:t>
+      </w:r>
+      <w:proofErr w:type="spellEnd"/>
+      <w:r>
+        <w:rPr>
+          <w:rFonts w:ascii="BC Sans" w:hAnsi="BC Sans"/>
+          <w:b/>
+          <w:bCs/>
+        </w:rPr>
+        <w:t>}</w:t>
       </w:r>
     </w:p>
     <w:p>
@@ -258,21 +623,67 @@
           <w:bCs/>
         </w:rPr>
       </w:pPr>
-      <w:r>
-        <w:rPr>
-          <w:rFonts w:ascii="BC Sans" w:hAnsi="BC Sans"/>
-          <w:b/>
-          <w:bCs/>
-        </w:rPr>
-        <w:t>Mine number:</w:t>
-      </w:r>
-      <w:r>
-        <w:rPr>
-          <w:rFonts w:ascii="BC Sans" w:hAnsi="BC Sans"/>
-          <w:b/>
-          <w:bCs/>
-        </w:rPr>
-        <w:t xml:space="preserve"> {d.mine_no}</w:t>
+      <w:proofErr w:type="gramStart"/>
+      <w:r>
+        <w:rPr>
+          <w:rFonts w:ascii="BC Sans" w:hAnsi="BC Sans"/>
+          <w:b/>
+          <w:bCs/>
+        </w:rPr>
+        <w:t>Mine</w:t>
+      </w:r>
+      <w:proofErr w:type="gramEnd"/>
+      <w:r>
+        <w:rPr>
+          <w:rFonts w:ascii="BC Sans" w:hAnsi="BC Sans"/>
+          <w:b/>
+          <w:bCs/>
+        </w:rPr>
+        <w:t xml:space="preserve"> </w:t>
+      </w:r>
+      <w:proofErr w:type="gramStart"/>
+      <w:r>
+        <w:rPr>
+          <w:rFonts w:ascii="BC Sans" w:hAnsi="BC Sans"/>
+          <w:b/>
+          <w:bCs/>
+        </w:rPr>
+        <w:t>number:</w:t>
+      </w:r>
+      <w:r>
+        <w:rPr>
+          <w:rFonts w:ascii="BC Sans" w:hAnsi="BC Sans"/>
+          <w:b/>
+          <w:bCs/>
+        </w:rPr>
+        <w:t xml:space="preserve"> {</w:t>
+      </w:r>
+      <w:proofErr w:type="spellStart"/>
+      <w:r>
+        <w:rPr>
+          <w:rFonts w:ascii="BC Sans" w:hAnsi="BC Sans"/>
+          <w:b/>
+          <w:bCs/>
+        </w:rPr>
+        <w:t>d.mine</w:t>
+      </w:r>
+      <w:proofErr w:type="gramEnd"/>
+      <w:r>
+        <w:rPr>
+          <w:rFonts w:ascii="BC Sans" w:hAnsi="BC Sans"/>
+          <w:b/>
+          <w:bCs/>
+        </w:rPr>
+        <w:t>_no</w:t>
+      </w:r>
+      <w:proofErr w:type="spellEnd"/>
+      <w:r>
+        <w:rPr>
+          <w:rFonts w:ascii="BC Sans" w:hAnsi="BC Sans"/>
+          <w:b/>
+          <w:bCs/>
+        </w:rPr>
+        <w:t>}</w:t>
       </w:r>
     </w:p>
     <w:p>
@@ -289,15 +700,51 @@
           <w:b/>
           <w:bCs/>
         </w:rPr>
-        <w:t>Proposed permittee:</w:t>
-      </w:r>
-      <w:r>
-        <w:rPr>
-          <w:rFonts w:ascii="BC Sans" w:hAnsi="BC Sans"/>
-          <w:b/>
-          <w:bCs/>
-        </w:rPr>
-        <w:t xml:space="preserve"> {d.proponent_name}</w:t>
+        <w:t xml:space="preserve">Proposed </w:t>
+      </w:r>
+      <w:proofErr w:type="gramStart"/>
+      <w:r>
+        <w:rPr>
+          <w:rFonts w:ascii="BC Sans" w:hAnsi="BC Sans"/>
+          <w:b/>
+          <w:bCs/>
+        </w:rPr>
+        <w:t>permittee:</w:t>
+      </w:r>
+      <w:r>
+        <w:rPr>
+          <w:rFonts w:ascii="BC Sans" w:hAnsi="BC Sans"/>
+          <w:b/>
+          <w:bCs/>
+        </w:rPr>
+        <w:t xml:space="preserve"> {</w:t>
+      </w:r>
+      <w:proofErr w:type="spellStart"/>
+      <w:r>
+        <w:rPr>
+          <w:rFonts w:ascii="BC Sans" w:hAnsi="BC Sans"/>
+          <w:b/>
+          <w:bCs/>
+        </w:rPr>
+        <w:t>d.proponent</w:t>
+      </w:r>
+      <w:proofErr w:type="gramEnd"/>
+      <w:r>
+        <w:rPr>
+          <w:rFonts w:ascii="BC Sans" w:hAnsi="BC Sans"/>
+          <w:b/>
+          <w:bCs/>
+        </w:rPr>
+        <w:t>_name</w:t>
+      </w:r>
+      <w:proofErr w:type="spellEnd"/>
+      <w:r>
+        <w:rPr>
+          <w:rFonts w:ascii="BC Sans" w:hAnsi="BC Sans"/>
+          <w:b/>
+          <w:bCs/>
+        </w:rPr>
+        <w:t>}</w:t>
       </w:r>
     </w:p>
     <w:p>
@@ -551,7 +998,21 @@
         <w:rPr>
           <w:rFonts w:ascii="BC Sans" w:hAnsi="BC Sans"/>
         </w:rPr>
-        <w:t xml:space="preserve"> {d.permit_no}</w:t>
+        <w:t xml:space="preserve"> {</w:t>
+      </w:r>
+      <w:proofErr w:type="spellStart"/>
+      <w:r>
+        <w:rPr>
+          <w:rFonts w:ascii="BC Sans" w:hAnsi="BC Sans"/>
+        </w:rPr>
+        <w:t>d.permit_no</w:t>
+      </w:r>
+      <w:proofErr w:type="spellEnd"/>
+      <w:r>
+        <w:rPr>
+          <w:rFonts w:ascii="BC Sans" w:hAnsi="BC Sans"/>
+        </w:rPr>
+        <w:t>}</w:t>
       </w:r>
       <w:r>
         <w:rPr>
@@ -635,7 +1096,21 @@
         <w:rPr>
           <w:rFonts w:ascii="BC Sans" w:hAnsi="BC Sans"/>
         </w:rPr>
-        <w:t xml:space="preserve">{d.exploration_type} </w:t>
+        <w:t>{</w:t>
+      </w:r>
+      <w:proofErr w:type="spellStart"/>
+      <w:r>
+        <w:rPr>
+          <w:rFonts w:ascii="BC Sans" w:hAnsi="BC Sans"/>
+        </w:rPr>
+        <w:t>d.exploration_type</w:t>
+      </w:r>
+      <w:proofErr w:type="spellEnd"/>
+      <w:r>
+        <w:rPr>
+          <w:rFonts w:ascii="BC Sans" w:hAnsi="BC Sans"/>
+        </w:rPr>
+        <w:t xml:space="preserve">} </w:t>
       </w:r>
       <w:r>
         <w:rPr>
@@ -695,7 +1170,21 @@
         <w:rPr>
           <w:rFonts w:ascii="BC Sans" w:hAnsi="BC Sans"/>
         </w:rPr>
-        <w:t>conservation, protection, and reclamation of the land, watercourses and cultural heritage resources</w:t>
+        <w:t xml:space="preserve">conservation, protection, and reclamation of the land, </w:t>
+      </w:r>
+      <w:proofErr w:type="gramStart"/>
+      <w:r>
+        <w:rPr>
+          <w:rFonts w:ascii="BC Sans" w:hAnsi="BC Sans"/>
+        </w:rPr>
+        <w:t>watercourses</w:t>
+      </w:r>
+      <w:proofErr w:type="gramEnd"/>
+      <w:r>
+        <w:rPr>
+          <w:rFonts w:ascii="BC Sans" w:hAnsi="BC Sans"/>
+        </w:rPr>
+        <w:t xml:space="preserve"> and cultural heritage resources</w:t>
       </w:r>
       <w:r>
         <w:rPr>
@@ -752,13 +1241,35 @@
         <w:rPr>
           <w:rFonts w:ascii="BC Sans" w:hAnsi="BC Sans"/>
         </w:rPr>
-        <w:t>Notice of Work number:</w:t>
-      </w:r>
-      <w:r>
-        <w:rPr>
-          <w:rFonts w:ascii="BC Sans" w:hAnsi="BC Sans"/>
-        </w:rPr>
-        <w:t xml:space="preserve"> {d.now_number}</w:t>
+        <w:t xml:space="preserve">Notice of Work </w:t>
+      </w:r>
+      <w:proofErr w:type="gramStart"/>
+      <w:r>
+        <w:rPr>
+          <w:rFonts w:ascii="BC Sans" w:hAnsi="BC Sans"/>
+        </w:rPr>
+        <w:t>number:</w:t>
+      </w:r>
+      <w:r>
+        <w:rPr>
+          <w:rFonts w:ascii="BC Sans" w:hAnsi="BC Sans"/>
+        </w:rPr>
+        <w:t xml:space="preserve"> {</w:t>
+      </w:r>
+      <w:proofErr w:type="spellStart"/>
+      <w:proofErr w:type="gramEnd"/>
+      <w:r>
+        <w:rPr>
+          <w:rFonts w:ascii="BC Sans" w:hAnsi="BC Sans"/>
+        </w:rPr>
+        <w:t>d.now_number</w:t>
+      </w:r>
+      <w:proofErr w:type="spellEnd"/>
+      <w:r>
+        <w:rPr>
+          <w:rFonts w:ascii="BC Sans" w:hAnsi="BC Sans"/>
+        </w:rPr>
+        <w:t>}</w:t>
       </w:r>
     </w:p>
     <w:p>
@@ -783,7 +1294,14 @@
         <w:rPr>
           <w:rFonts w:ascii="BC Sans" w:hAnsi="BC Sans"/>
         </w:rPr>
-        <w:t xml:space="preserve"> and accepted</w:t>
+        <w:t xml:space="preserve"> and </w:t>
+      </w:r>
+      <w:proofErr w:type="gramStart"/>
+      <w:r>
+        <w:rPr>
+          <w:rFonts w:ascii="BC Sans" w:hAnsi="BC Sans"/>
+        </w:rPr>
+        <w:t>accepted</w:t>
       </w:r>
       <w:r>
         <w:rPr>
@@ -795,7 +1313,15 @@
         <w:rPr>
           <w:rFonts w:ascii="BC Sans" w:hAnsi="BC Sans"/>
         </w:rPr>
-        <w:t xml:space="preserve"> {d.</w:t>
+        <w:t xml:space="preserve"> {</w:t>
+      </w:r>
+      <w:proofErr w:type="spellStart"/>
+      <w:proofErr w:type="gramEnd"/>
+      <w:r>
+        <w:rPr>
+          <w:rFonts w:ascii="BC Sans" w:hAnsi="BC Sans"/>
+        </w:rPr>
+        <w:t>d.</w:t>
       </w:r>
       <w:r>
         <w:rPr>
@@ -803,6 +1329,7 @@
         </w:rPr>
         <w:t>application_dt</w:t>
       </w:r>
+      <w:proofErr w:type="spellEnd"/>
       <w:r>
         <w:rPr>
           <w:rFonts w:ascii="BC Sans" w:hAnsi="BC Sans"/>
@@ -831,9 +1358,22 @@
       <w:r>
         <w:rPr>
           <w:rFonts w:ascii="BC Sans" w:hAnsi="BC Sans"/>
-          <w:color w:val="FF0000"/>
-        </w:rPr>
-        <w:t>(enter date here)</w:t>
+        </w:rPr>
+        <w:t>{</w:t>
+      </w:r>
+      <w:proofErr w:type="spellStart"/>
+      <w:r>
+        <w:rPr>
+          <w:rFonts w:ascii="BC Sans" w:hAnsi="BC Sans"/>
+        </w:rPr>
+        <w:t>d.application_dt</w:t>
+      </w:r>
+      <w:proofErr w:type="spellEnd"/>
+      <w:r>
+        <w:rPr>
+          <w:rFonts w:ascii="BC Sans" w:hAnsi="BC Sans"/>
+        </w:rPr>
+        <w:t>}</w:t>
       </w:r>
     </w:p>
     <w:p>
@@ -876,7 +1416,36 @@
         <w:rPr>
           <w:rFonts w:ascii="BC Sans" w:hAnsi="BC Sans"/>
         </w:rPr>
-        <w:t xml:space="preserve"> {d.start_date}</w:t>
+        <w:t xml:space="preserve"> {</w:t>
+      </w:r>
+      <w:proofErr w:type="spellStart"/>
+      <w:proofErr w:type="gramStart"/>
+      <w:r>
+        <w:rPr>
+          <w:rFonts w:ascii="BC Sans" w:hAnsi="BC Sans"/>
+        </w:rPr>
+        <w:t>d.start</w:t>
+      </w:r>
+      <w:proofErr w:type="gramEnd"/>
+      <w:r>
+        <w:rPr>
+          <w:rFonts w:ascii="BC Sans" w:hAnsi="BC Sans"/>
+        </w:rPr>
+        <w:t>_</w:t>
+      </w:r>
+      <w:proofErr w:type="gramStart"/>
+      <w:r>
+        <w:rPr>
+          <w:rFonts w:ascii="BC Sans" w:hAnsi="BC Sans"/>
+        </w:rPr>
+        <w:t>date</w:t>
+      </w:r>
+      <w:proofErr w:type="spellEnd"/>
+      <w:r>
+        <w:rPr>
+          <w:rFonts w:ascii="BC Sans" w:hAnsi="BC Sans"/>
+        </w:rPr>
+        <w:t>}</w:t>
       </w:r>
       <w:r>
         <w:rPr>
@@ -888,7 +1457,28 @@
         <w:rPr>
           <w:rFonts w:ascii="BC Sans" w:hAnsi="BC Sans"/>
         </w:rPr>
-        <w:t xml:space="preserve"> to {d.end_date}</w:t>
+        <w:t xml:space="preserve"> to</w:t>
+      </w:r>
+      <w:proofErr w:type="gramEnd"/>
+      <w:r>
+        <w:rPr>
+          <w:rFonts w:ascii="BC Sans" w:hAnsi="BC Sans"/>
+        </w:rPr>
+        <w:t xml:space="preserve"> {</w:t>
+      </w:r>
+      <w:proofErr w:type="spellStart"/>
+      <w:r>
+        <w:rPr>
+          <w:rFonts w:ascii="BC Sans" w:hAnsi="BC Sans"/>
+        </w:rPr>
+        <w:t>d.end_date</w:t>
+      </w:r>
+      <w:proofErr w:type="spellEnd"/>
+      <w:r>
+        <w:rPr>
+          <w:rFonts w:ascii="BC Sans" w:hAnsi="BC Sans"/>
+        </w:rPr>
+        <w:t>}</w:t>
       </w:r>
     </w:p>
     <w:p>
@@ -1026,13 +1616,37 @@
           <w:rFonts w:ascii="BC Sans" w:hAnsi="BC Sans"/>
           <w:lang w:val="en-CA"/>
         </w:rPr>
-        <w:t xml:space="preserve">legislation may be applicable to your operation and, as the Permittee, you may be required to obtain approvals or permits under that legislation, such as for road use or </w:t>
+        <w:t xml:space="preserve">legislation may be applicable to your operation and, as the Permittee, you may be required to obtain approvals </w:t>
       </w:r>
       <w:r>
         <w:rPr>
           <w:rFonts w:ascii="BC Sans" w:hAnsi="BC Sans"/>
           <w:lang w:val="en-CA"/>
         </w:rPr>
+        <w:lastRenderedPageBreak/>
+        <w:t xml:space="preserve">or permits under that legislation, such </w:t>
+      </w:r>
+      <w:proofErr w:type="gramStart"/>
+      <w:r>
+        <w:rPr>
+          <w:rFonts w:ascii="BC Sans" w:hAnsi="BC Sans"/>
+          <w:lang w:val="en-CA"/>
+        </w:rPr>
+        <w:t>as for</w:t>
+      </w:r>
+      <w:proofErr w:type="gramEnd"/>
+      <w:r>
+        <w:rPr>
+          <w:rFonts w:ascii="BC Sans" w:hAnsi="BC Sans"/>
+          <w:lang w:val="en-CA"/>
+        </w:rPr>
+        <w:t xml:space="preserve"> road use or </w:t>
+      </w:r>
+      <w:r>
+        <w:rPr>
+          <w:rFonts w:ascii="BC Sans" w:hAnsi="BC Sans"/>
+          <w:lang w:val="en-CA"/>
+        </w:rPr>
         <w:t>the operation</w:t>
       </w:r>
       <w:r>
@@ -1068,15 +1682,7 @@
           <w:rFonts w:ascii="BC Sans" w:hAnsi="BC Sans"/>
           <w:lang w:val="en-CA"/>
         </w:rPr>
-        <w:t xml:space="preserve">It is your responsibility to comply with the terms and conditions of all other permits and authorizations </w:t>
-      </w:r>
-      <w:r>
-        <w:rPr>
-          <w:rFonts w:ascii="BC Sans" w:hAnsi="BC Sans"/>
-          <w:lang w:val="en-CA"/>
-        </w:rPr>
-        <w:lastRenderedPageBreak/>
-        <w:t xml:space="preserve">which </w:t>
+        <w:t xml:space="preserve">It is your responsibility to comply with the terms and conditions of all other permits and authorizations which </w:t>
       </w:r>
       <w:r>
         <w:rPr>
@@ -1188,6 +1794,7 @@
         <w:t xml:space="preserve">industrial and </w:t>
       </w:r>
       <w:bookmarkStart w:id="1" w:name="_Int_1ajY8LDb"/>
+      <w:proofErr w:type="gramStart"/>
       <w:r>
         <w:rPr>
           <w:rFonts w:ascii="BC Sans" w:eastAsia="BC Sans" w:hAnsi="BC Sans" w:cs="BC Sans"/>
@@ -1216,6 +1823,7 @@
         <w:t>risk</w:t>
       </w:r>
       <w:bookmarkEnd w:id="1"/>
+      <w:proofErr w:type="gramEnd"/>
       <w:r>
         <w:rPr>
           <w:rFonts w:ascii="BC Sans" w:eastAsia="BC Sans" w:hAnsi="BC Sans" w:cs="BC Sans"/>
@@ -1298,7 +1906,27 @@
           <w:color w:val="auto"/>
           <w:u w:val="none"/>
         </w:rPr>
-        <w:t xml:space="preserve"> to support mining activities. It is your responsibility to have all necessary authorizations in place for the operation of an industrial camp.</w:t>
+        <w:t xml:space="preserve"> to support mining activities. It is your responsibility to have all necessary </w:t>
+      </w:r>
+      <w:proofErr w:type="gramStart"/>
+      <w:r>
+        <w:rPr>
+          <w:rStyle w:val="Hyperlink"/>
+          <w:rFonts w:ascii="BC Sans" w:hAnsi="BC Sans"/>
+          <w:color w:val="auto"/>
+          <w:u w:val="none"/>
+        </w:rPr>
+        <w:t>authorizations</w:t>
+      </w:r>
+      <w:proofErr w:type="gramEnd"/>
+      <w:r>
+        <w:rPr>
+          <w:rStyle w:val="Hyperlink"/>
+          <w:rFonts w:ascii="BC Sans" w:hAnsi="BC Sans"/>
+          <w:color w:val="auto"/>
+          <w:u w:val="none"/>
+        </w:rPr>
+        <w:t xml:space="preserve"> in place for the operation of an industrial camp.</w:t>
       </w:r>
     </w:p>
     <w:p>
@@ -1641,7 +2269,23 @@
           <w:rFonts w:ascii="BC Sans" w:hAnsi="BC Sans" w:cs="Arial"/>
           <w:lang w:eastAsia="en-CA"/>
         </w:rPr>
-        <w:t>Communication and coordination with overlapping tenure-holders is imperative in order to eliminate or minimize conflicts with other tenure-holders.</w:t>
+        <w:t xml:space="preserve">Communication and coordination with overlapping tenure-holders is imperative </w:t>
+      </w:r>
+      <w:proofErr w:type="gramStart"/>
+      <w:r>
+        <w:rPr>
+          <w:rFonts w:ascii="BC Sans" w:hAnsi="BC Sans" w:cs="Arial"/>
+          <w:lang w:eastAsia="en-CA"/>
+        </w:rPr>
+        <w:t>in order to</w:t>
+      </w:r>
+      <w:proofErr w:type="gramEnd"/>
+      <w:r>
+        <w:rPr>
+          <w:rFonts w:ascii="BC Sans" w:hAnsi="BC Sans" w:cs="Arial"/>
+          <w:lang w:eastAsia="en-CA"/>
+        </w:rPr>
+        <w:t xml:space="preserve"> eliminate or minimize conflicts with other tenure-holders.</w:t>
       </w:r>
       <w:r>
         <w:rPr>
@@ -1712,8 +2356,16 @@
               <w:rPr>
                 <w:rFonts w:ascii="BC Sans" w:eastAsia="BC Sans" w:hAnsi="BC Sans" w:cs="BC Sans"/>
               </w:rPr>
-              <w:t>Forest licensee</w:t>
+              <w:t xml:space="preserve">Forest </w:t>
             </w:r>
+            <w:proofErr w:type="gramStart"/>
+            <w:r>
+              <w:rPr>
+                <w:rFonts w:ascii="BC Sans" w:eastAsia="BC Sans" w:hAnsi="BC Sans" w:cs="BC Sans"/>
+              </w:rPr>
+              <w:t>licensee</w:t>
+            </w:r>
+            <w:proofErr w:type="gramEnd"/>
           </w:p>
           <w:p>
             <w:pPr>
@@ -1904,8 +2556,16 @@
               <w:rPr>
                 <w:rFonts w:ascii="BC Sans" w:eastAsia="BC Sans" w:hAnsi="BC Sans" w:cs="BC Sans"/>
               </w:rPr>
-              <w:t xml:space="preserve"> or other energy tenure holder</w:t>
+              <w:t xml:space="preserve"> or other energy tenure </w:t>
             </w:r>
+            <w:proofErr w:type="gramStart"/>
+            <w:r>
+              <w:rPr>
+                <w:rFonts w:ascii="BC Sans" w:eastAsia="BC Sans" w:hAnsi="BC Sans" w:cs="BC Sans"/>
+              </w:rPr>
+              <w:t>holder</w:t>
+            </w:r>
+            <w:proofErr w:type="gramEnd"/>
           </w:p>
           <w:p>
             <w:pPr>
@@ -2022,7 +2682,6 @@
           <w:rFonts w:ascii="BC Sans" w:eastAsia="BC Sans" w:hAnsi="BC Sans" w:cs="BC Sans"/>
           <w:color w:val="FF0000"/>
         </w:rPr>
-        <w:lastRenderedPageBreak/>
         <w:t xml:space="preserve">OPTIONAL </w:t>
       </w:r>
       <w:r>
@@ -2146,7 +2805,23 @@
           <w:rFonts w:ascii="BC Sans" w:eastAsia="BC Sans" w:hAnsi="BC Sans" w:cs="BC Sans"/>
           <w:color w:val="000000" w:themeColor="text1"/>
         </w:rPr>
-        <w:t xml:space="preserve">, among other legislation, and you are advised to familiarize yourself with the Mines Act and the Code. The Code and its guidance documents are periodically updated. Ensure to check the Code </w:t>
+        <w:t xml:space="preserve">, among other legislation, and you are advised to familiarize yourself with the Mines Act and the Code. The Code and its guidance documents are periodically updated. </w:t>
+      </w:r>
+      <w:proofErr w:type="gramStart"/>
+      <w:r>
+        <w:rPr>
+          <w:rFonts w:ascii="BC Sans" w:eastAsia="BC Sans" w:hAnsi="BC Sans" w:cs="BC Sans"/>
+          <w:color w:val="000000" w:themeColor="text1"/>
+        </w:rPr>
+        <w:t>Ensure</w:t>
+      </w:r>
+      <w:proofErr w:type="gramEnd"/>
+      <w:r>
+        <w:rPr>
+          <w:rFonts w:ascii="BC Sans" w:eastAsia="BC Sans" w:hAnsi="BC Sans" w:cs="BC Sans"/>
+          <w:color w:val="000000" w:themeColor="text1"/>
+        </w:rPr>
+        <w:t xml:space="preserve"> to check the Code </w:t>
       </w:r>
       <w:r>
         <w:rPr>
@@ -2218,6 +2893,7 @@
         </w:rPr>
         <w:t xml:space="preserve"> </w:t>
       </w:r>
+      <w:proofErr w:type="spellStart"/>
       <w:r>
         <w:rPr>
           <w:rFonts w:ascii="BC Sans" w:hAnsi="BC Sans" w:cs="Calibri"/>
@@ -2227,6 +2903,7 @@
         </w:rPr>
         <w:t>Minespace</w:t>
       </w:r>
+      <w:proofErr w:type="spellEnd"/>
       <w:r>
         <w:rPr>
           <w:rFonts w:ascii="BC Sans" w:hAnsi="BC Sans" w:cs="Calibri"/>
@@ -2268,12 +2945,21 @@
         </w:rPr>
         <w:t xml:space="preserve">. </w:t>
       </w:r>
+      <w:proofErr w:type="spellStart"/>
       <w:r>
         <w:rPr>
           <w:rFonts w:ascii="BC Sans" w:hAnsi="BC Sans" w:cs="Calibri"/>
           <w:color w:val="000000" w:themeColor="text1"/>
         </w:rPr>
-        <w:t xml:space="preserve">MineSpace is also where you can update </w:t>
+        <w:t>MineSpace</w:t>
+      </w:r>
+      <w:proofErr w:type="spellEnd"/>
+      <w:r>
+        <w:rPr>
+          <w:rFonts w:ascii="BC Sans" w:hAnsi="BC Sans" w:cs="Calibri"/>
+          <w:color w:val="000000" w:themeColor="text1"/>
+        </w:rPr>
+        <w:t xml:space="preserve"> is also where you can update </w:t>
       </w:r>
       <w:bookmarkStart w:id="2" w:name="_Int_MyMFfuiU"/>
       <w:r>
@@ -2479,6 +3165,7 @@
         </w:rPr>
         <w:t xml:space="preserve">to the ministry via </w:t>
       </w:r>
+      <w:proofErr w:type="spellStart"/>
       <w:r>
         <w:rPr>
           <w:rFonts w:ascii="BC Sans" w:hAnsi="BC Sans"/>
@@ -2487,6 +3174,7 @@
         </w:rPr>
         <w:t>MineSpace</w:t>
       </w:r>
+      <w:proofErr w:type="spellEnd"/>
       <w:r>
         <w:rPr>
           <w:rFonts w:ascii="BC Sans" w:hAnsi="BC Sans"/>
@@ -2646,6 +3334,7 @@
         </w:rPr>
         <w:t xml:space="preserve">submitted to </w:t>
       </w:r>
+      <w:proofErr w:type="spellStart"/>
       <w:r>
         <w:rPr>
           <w:rFonts w:ascii="BC Sans" w:hAnsi="BC Sans"/>
@@ -2654,6 +3343,7 @@
         </w:rPr>
         <w:t>MineSpace</w:t>
       </w:r>
+      <w:proofErr w:type="spellEnd"/>
       <w:r>
         <w:rPr>
           <w:rFonts w:ascii="BC Sans" w:hAnsi="BC Sans"/>
@@ -2834,7 +3524,14 @@
         <w:rPr>
           <w:rFonts w:ascii="BC Sans" w:hAnsi="BC Sans"/>
         </w:rPr>
-        <w:t xml:space="preserve">permit is closed and security returned, the permittee and mine manager are responsible for the site. For further information on reclamation security, please review the </w:t>
+        <w:t xml:space="preserve">permit is closed and security returned, the permittee and mine manager are responsible for the site. For </w:t>
+      </w:r>
+      <w:r>
+        <w:rPr>
+          <w:rFonts w:ascii="BC Sans" w:hAnsi="BC Sans"/>
+        </w:rPr>
+        <w:lastRenderedPageBreak/>
+        <w:t xml:space="preserve">further information on reclamation security, please review the </w:t>
       </w:r>
       <w:r>
         <w:rPr>
@@ -3046,29 +3743,29 @@
           <w:rFonts w:ascii="BC Sans" w:hAnsi="BC Sans"/>
           <w:lang w:val="en-CA"/>
         </w:rPr>
-        <w:t xml:space="preserve">Your </w:t>
+        <w:t>Your MERP</w:t>
       </w:r>
       <w:r>
         <w:rPr>
           <w:rFonts w:ascii="BC Sans" w:hAnsi="BC Sans"/>
           <w:lang w:val="en-CA"/>
         </w:rPr>
-        <w:lastRenderedPageBreak/>
-        <w:t>MERP</w:t>
+        <w:t xml:space="preserve"> </w:t>
       </w:r>
       <w:r>
         <w:rPr>
           <w:rFonts w:ascii="BC Sans" w:hAnsi="BC Sans"/>
           <w:lang w:val="en-CA"/>
         </w:rPr>
-        <w:t xml:space="preserve"> </w:t>
-      </w:r>
+        <w:t xml:space="preserve">must be </w:t>
+      </w:r>
+      <w:proofErr w:type="gramStart"/>
       <w:r>
         <w:rPr>
           <w:rFonts w:ascii="BC Sans" w:hAnsi="BC Sans"/>
           <w:lang w:val="en-CA"/>
         </w:rPr>
-        <w:t>must be maintained and posted at the mi</w:t>
+        <w:t>maintained and posted at the mi</w:t>
       </w:r>
       <w:r>
         <w:rPr>
@@ -3084,6 +3781,7 @@
         </w:rPr>
         <w:t>e site at all times</w:t>
       </w:r>
+      <w:proofErr w:type="gramEnd"/>
       <w:r>
         <w:rPr>
           <w:rFonts w:ascii="BC Sans" w:hAnsi="BC Sans"/>
@@ -3284,6 +3982,7 @@
         </w:rPr>
         <w:t xml:space="preserve">update </w:t>
       </w:r>
+      <w:proofErr w:type="spellStart"/>
       <w:r>
         <w:rPr>
           <w:rFonts w:ascii="BC Sans" w:hAnsi="BC Sans"/>
@@ -3292,6 +3991,7 @@
         </w:rPr>
         <w:t>MineSpace</w:t>
       </w:r>
+      <w:proofErr w:type="spellEnd"/>
       <w:r>
         <w:rPr>
           <w:rFonts w:ascii="BC Sans" w:hAnsi="BC Sans"/>
@@ -3361,44 +4061,102 @@
           <w:sz w:val="22"/>
           <w:szCs w:val="22"/>
         </w:rPr>
-        <w:t>{d.images.issuing_inspector_signature}</w:t>
-      </w:r>
-    </w:p>
-    <w:p>
-      <w:pPr>
-        <w:pStyle w:val="List"/>
-        <w:ind w:left="0" w:firstLine="0"/>
+        <w:t>{</w:t>
+      </w:r>
+      <w:proofErr w:type="spellStart"/>
+      <w:proofErr w:type="gramStart"/>
+      <w:r>
         <w:rPr>
           <w:rFonts w:ascii="Arial" w:hAnsi="Arial" w:cs="Arial"/>
           <w:sz w:val="22"/>
           <w:szCs w:val="22"/>
         </w:rPr>
-      </w:pPr>
+        <w:t>d.images</w:t>
+      </w:r>
+      <w:proofErr w:type="gramEnd"/>
       <w:r>
         <w:rPr>
           <w:rFonts w:ascii="Arial" w:hAnsi="Arial" w:cs="Arial"/>
           <w:sz w:val="22"/>
           <w:szCs w:val="22"/>
         </w:rPr>
-        <w:t>{d.issuing_inspector_name}</w:t>
-      </w:r>
-    </w:p>
-    <w:p>
-      <w:pPr>
+        <w:t>.issuing_inspector_signature</w:t>
+      </w:r>
+      <w:proofErr w:type="spellEnd"/>
+      <w:r>
         <w:rPr>
           <w:rFonts w:ascii="Arial" w:hAnsi="Arial" w:cs="Arial"/>
           <w:sz w:val="22"/>
           <w:szCs w:val="22"/>
         </w:rPr>
-      </w:pPr>
-      <w:r>
+        <w:t>}</w:t>
+      </w:r>
+    </w:p>
+    <w:p>
+      <w:pPr>
+        <w:pStyle w:val="List"/>
+        <w:ind w:left="0" w:firstLine="0"/>
         <w:rPr>
           <w:rFonts w:ascii="Arial" w:hAnsi="Arial" w:cs="Arial"/>
           <w:sz w:val="22"/>
           <w:szCs w:val="22"/>
         </w:rPr>
+      </w:pPr>
+      <w:r>
+        <w:rPr>
+          <w:rFonts w:ascii="Arial" w:hAnsi="Arial" w:cs="Arial"/>
+          <w:sz w:val="22"/>
+          <w:szCs w:val="22"/>
+        </w:rPr>
+        <w:t>{</w:t>
+      </w:r>
+      <w:proofErr w:type="spellStart"/>
+      <w:proofErr w:type="gramStart"/>
+      <w:r>
+        <w:rPr>
+          <w:rFonts w:ascii="Arial" w:hAnsi="Arial" w:cs="Arial"/>
+          <w:sz w:val="22"/>
+          <w:szCs w:val="22"/>
+        </w:rPr>
+        <w:t>d.issuing</w:t>
+      </w:r>
+      <w:proofErr w:type="gramEnd"/>
+      <w:r>
+        <w:rPr>
+          <w:rFonts w:ascii="Arial" w:hAnsi="Arial" w:cs="Arial"/>
+          <w:sz w:val="22"/>
+          <w:szCs w:val="22"/>
+        </w:rPr>
+        <w:t>_inspector_name</w:t>
+      </w:r>
+      <w:proofErr w:type="spellEnd"/>
+      <w:r>
+        <w:rPr>
+          <w:rFonts w:ascii="Arial" w:hAnsi="Arial" w:cs="Arial"/>
+          <w:sz w:val="22"/>
+          <w:szCs w:val="22"/>
+        </w:rPr>
+        <w:t>}</w:t>
+      </w:r>
+    </w:p>
+    <w:p>
+      <w:pPr>
+        <w:rPr>
+          <w:rFonts w:ascii="Arial" w:hAnsi="Arial" w:cs="Arial"/>
+          <w:sz w:val="22"/>
+          <w:szCs w:val="22"/>
+        </w:rPr>
+      </w:pPr>
+      <w:proofErr w:type="gramStart"/>
+      <w:r>
+        <w:rPr>
+          <w:rFonts w:ascii="Arial" w:hAnsi="Arial" w:cs="Arial"/>
+          <w:sz w:val="22"/>
+          <w:szCs w:val="22"/>
+        </w:rPr>
         <w:t>Inspector of Mines</w:t>
       </w:r>
+      <w:proofErr w:type="gramEnd"/>
     </w:p>
     <w:p>
       <w:pPr>
@@ -3532,7 +4290,14 @@
 
 <file path=word/footer1.xml><?xml version="1.0" encoding="utf-8"?>
 <w:ftr xmlns:wpc="http://schemas.microsoft.com/office/word/2010/wordprocessingCanvas" xmlns:cx="http://schemas.microsoft.com/office/drawing/2014/chartex" xmlns:cx1="http://schemas.microsoft.com/office/drawing/2015/9/8/chartex" xmlns:cx2="http://schemas.microsoft.com/office/drawing/2015/10/21/chartex" xmlns:cx3="http://schemas.microsoft.com/office/drawing/2016/5/9/chartex" xmlns:cx4="http://schemas.microsoft.com/office/drawing/2016/5/10/chartex" xmlns:cx5="http://schemas.microsoft.com/office/drawing/2016/5/11/chartex" xmlns:cx6="http://schemas.microsoft.com/office/drawing/2016/5/12/chartex" xmlns:cx7="http://schemas.microsoft.com/office/drawing/2016/5/13/chartex" xmlns:cx8="http://schemas.microsoft.com/office/drawing/2016/5/14/chartex" xmlns:mc="http://schemas.openxmlformats.org/markup-compatibility/2006" xmlns:aink="http://schemas.microsoft.com/office/drawing/2016/ink" xmlns:am3d="http://schemas.microsoft.com/office/drawing/2017/model3d" xmlns:o="urn:schemas-microsoft-com:office:office" xmlns:oel="http://schemas.microsoft.com/office/2019/extlst" xmlns:r="http://schemas.openxmlformats.org/officeDocument/2006/relationships" xmlns:m="http://schemas.openxmlformats.org/officeDocument/2006/math" xmlns:v="urn:schemas-microsoft-com:vml" xmlns:wp14="http://schemas.microsoft.com/office/word/2010/wordprocessingDrawing" xmlns:wp="http://schemas.openxmlformats.org/drawingml/2006/wordprocessingDrawing" xmlns:w10="urn:schemas-microsoft-com:office:word" xmlns:w="http://schemas.openxmlformats.org/wordprocessingml/2006/main" xmlns:w14="http://schemas.microsoft.com/office/word/2010/wordml" xmlns:w15="http://schemas.microsoft.com/office/word/2012/wordml" xmlns:w16cex="http://schemas.microsoft.com/office/word/2018/wordml/cex" xmlns:w16cid="http://schemas.microsoft.com/office/word/2016/wordml/cid" xmlns:w16="http://schemas.microsoft.com/office/word/2018/wordml" xmlns:w16du="http://schemas.microsoft.com/office/word/2023/wordml/word16du" xmlns:w16sdtdh="http://schemas.microsoft.com/office/word/2020/wordml/sdtdatahash" xmlns:w16sdtfl="http://schemas.microsoft.com/office/word/2024/wordml/sdtformatlock" xmlns:w16se="http://schemas.microsoft.com/office/word/2015/wordml/symex" xmlns:wpg="http://schemas.microsoft.com/office/word/2010/wordprocessingGroup" xmlns:wpi="http://schemas.microsoft.com/office/word/2010/wordprocessingInk" xmlns:wne="http://schemas.microsoft.com/office/word/2006/wordml" xmlns:wps="http://schemas.microsoft.com/office/word/2010/wordprocessingShape" mc:Ignorable="w14 w15 w16se w16cid w16 w16cex w16sdtdh w16sdtfl w16du wp14">
-  <w:p/>
+  <w:p>
+    <w:pPr>
+      <w:rPr>
+        <w:sz w:val="16"/>
+        <w:szCs w:val="16"/>
+      </w:rPr>
+    </w:pPr>
+  </w:p>
   <w:tbl>
     <w:tblPr>
       <w:tblW w:w="12341" w:type="dxa"/>
@@ -3561,14 +4326,16 @@
             <w:rPr>
               <w:rFonts w:asciiTheme="minorHAnsi" w:hAnsiTheme="minorHAnsi" w:cstheme="minorHAnsi"/>
               <w:b/>
-              <w:sz w:val="20"/>
+              <w:sz w:val="16"/>
+              <w:szCs w:val="16"/>
             </w:rPr>
           </w:pPr>
           <w:r>
             <w:rPr>
               <w:rFonts w:asciiTheme="minorHAnsi" w:hAnsiTheme="minorHAnsi" w:cstheme="minorHAnsi"/>
               <w:b/>
-              <w:sz w:val="20"/>
+              <w:sz w:val="16"/>
+              <w:szCs w:val="16"/>
             </w:rPr>
             <w:t xml:space="preserve">Ministry of </w:t>
           </w:r>
@@ -3576,7 +4343,8 @@
             <w:rPr>
               <w:rFonts w:asciiTheme="minorHAnsi" w:hAnsiTheme="minorHAnsi" w:cstheme="minorHAnsi"/>
               <w:b/>
-              <w:sz w:val="20"/>
+              <w:sz w:val="16"/>
+              <w:szCs w:val="16"/>
             </w:rPr>
             <w:t>Mining and Critical Minerals</w:t>
           </w:r>
@@ -3587,14 +4355,16 @@
             <w:rPr>
               <w:rFonts w:asciiTheme="minorHAnsi" w:hAnsiTheme="minorHAnsi" w:cstheme="minorHAnsi"/>
               <w:bCs/>
-              <w:sz w:val="20"/>
+              <w:sz w:val="16"/>
+              <w:szCs w:val="16"/>
             </w:rPr>
           </w:pPr>
           <w:r>
             <w:rPr>
               <w:rFonts w:asciiTheme="minorHAnsi" w:hAnsiTheme="minorHAnsi" w:cstheme="minorHAnsi"/>
               <w:bCs/>
-              <w:sz w:val="20"/>
+              <w:sz w:val="16"/>
+              <w:szCs w:val="16"/>
             </w:rPr>
             <w:t>Mine Authorizations</w:t>
           </w:r>
@@ -3602,7 +4372,8 @@
             <w:rPr>
               <w:rFonts w:asciiTheme="minorHAnsi" w:hAnsiTheme="minorHAnsi" w:cstheme="minorHAnsi"/>
               <w:bCs/>
-              <w:sz w:val="20"/>
+              <w:sz w:val="16"/>
+              <w:szCs w:val="16"/>
             </w:rPr>
             <w:t xml:space="preserve"> and Competitiveness Division</w:t>
           </w:r>
@@ -3610,7 +4381,8 @@
             <w:rPr>
               <w:rFonts w:asciiTheme="minorHAnsi" w:hAnsiTheme="minorHAnsi" w:cstheme="minorHAnsi"/>
               <w:bCs/>
-              <w:sz w:val="20"/>
+              <w:sz w:val="16"/>
+              <w:szCs w:val="16"/>
             </w:rPr>
             <w:t>,</w:t>
           </w:r>
@@ -3618,7 +4390,8 @@
             <w:rPr>
               <w:rFonts w:asciiTheme="minorHAnsi" w:hAnsiTheme="minorHAnsi" w:cstheme="minorHAnsi"/>
               <w:bCs/>
-              <w:sz w:val="20"/>
+              <w:sz w:val="16"/>
+              <w:szCs w:val="16"/>
             </w:rPr>
             <w:t xml:space="preserve"> </w:t>
           </w:r>
@@ -3626,14 +4399,16 @@
             <w:rPr>
               <w:rFonts w:asciiTheme="minorHAnsi" w:hAnsiTheme="minorHAnsi" w:cstheme="minorHAnsi"/>
               <w:bCs/>
-              <w:sz w:val="20"/>
+              <w:sz w:val="16"/>
+              <w:szCs w:val="16"/>
             </w:rPr>
             <w:br/>
           </w:r>
           <w:r>
             <w:rPr>
               <w:rFonts w:asciiTheme="minorHAnsi" w:hAnsiTheme="minorHAnsi" w:cstheme="minorBidi"/>
-              <w:sz w:val="20"/>
+              <w:sz w:val="16"/>
+              <w:szCs w:val="16"/>
             </w:rPr>
             <w:t>Regional Operations Branch</w:t>
           </w:r>
@@ -3644,7 +4419,8 @@
             <w:rPr>
               <w:rFonts w:asciiTheme="minorHAnsi" w:hAnsiTheme="minorHAnsi" w:cstheme="minorHAnsi"/>
               <w:bCs/>
-              <w:sz w:val="20"/>
+              <w:sz w:val="16"/>
+              <w:szCs w:val="16"/>
             </w:rPr>
           </w:pPr>
         </w:p>
@@ -3658,14 +4434,16 @@
             <w:rPr>
               <w:rFonts w:asciiTheme="minorHAnsi" w:hAnsiTheme="minorHAnsi" w:cstheme="minorHAnsi"/>
               <w:b/>
-              <w:sz w:val="20"/>
+              <w:sz w:val="16"/>
+              <w:szCs w:val="16"/>
             </w:rPr>
           </w:pPr>
           <w:r>
             <w:rPr>
               <w:rFonts w:asciiTheme="minorHAnsi" w:hAnsiTheme="minorHAnsi" w:cstheme="minorHAnsi"/>
               <w:b/>
-              <w:sz w:val="20"/>
+              <w:sz w:val="16"/>
+              <w:szCs w:val="16"/>
             </w:rPr>
             <w:t>Contact</w:t>
           </w:r>
@@ -3675,23 +4453,62 @@
             <w:rPr>
               <w:rFonts w:asciiTheme="minorHAnsi" w:hAnsiTheme="minorHAnsi" w:cstheme="minorHAnsi"/>
               <w:b/>
-              <w:sz w:val="20"/>
+              <w:sz w:val="16"/>
+              <w:szCs w:val="16"/>
             </w:rPr>
           </w:pPr>
           <w:r>
             <w:rPr>
               <w:rFonts w:asciiTheme="minorHAnsi" w:hAnsiTheme="minorHAnsi" w:cstheme="minorBidi"/>
-              <w:sz w:val="20"/>
+              <w:sz w:val="16"/>
+              <w:szCs w:val="16"/>
             </w:rPr>
-            <w:t>{d.rc_office_email}</w:t>
+            <w:t>{</w:t>
+          </w:r>
+          <w:proofErr w:type="spellStart"/>
+          <w:r>
+            <w:rPr>
+              <w:rFonts w:asciiTheme="minorHAnsi" w:hAnsiTheme="minorHAnsi" w:cstheme="minorBidi"/>
+              <w:sz w:val="16"/>
+              <w:szCs w:val="16"/>
+            </w:rPr>
+            <w:t>d.rc_office_email</w:t>
+          </w:r>
+          <w:proofErr w:type="spellEnd"/>
+          <w:r>
+            <w:rPr>
+              <w:rFonts w:asciiTheme="minorHAnsi" w:hAnsiTheme="minorHAnsi" w:cstheme="minorBidi"/>
+              <w:sz w:val="16"/>
+              <w:szCs w:val="16"/>
+            </w:rPr>
+            <w:t>}</w:t>
           </w:r>
           <w:r>
             <w:rPr>
               <w:rFonts w:asciiTheme="minorHAnsi" w:hAnsiTheme="minorHAnsi" w:cstheme="minorBidi"/>
-              <w:sz w:val="20"/>
+              <w:sz w:val="16"/>
+              <w:szCs w:val="16"/>
             </w:rPr>
             <w:br/>
-            <w:t>{d.rc_office_phone_number}</w:t>
+            <w:t>{</w:t>
+          </w:r>
+          <w:proofErr w:type="spellStart"/>
+          <w:r>
+            <w:rPr>
+              <w:rFonts w:asciiTheme="minorHAnsi" w:hAnsiTheme="minorHAnsi" w:cstheme="minorBidi"/>
+              <w:sz w:val="16"/>
+              <w:szCs w:val="16"/>
+            </w:rPr>
+            <w:t>d.rc_office_phone_number</w:t>
+          </w:r>
+          <w:proofErr w:type="spellEnd"/>
+          <w:r>
+            <w:rPr>
+              <w:rFonts w:asciiTheme="minorHAnsi" w:hAnsiTheme="minorHAnsi" w:cstheme="minorBidi"/>
+              <w:sz w:val="16"/>
+              <w:szCs w:val="16"/>
+            </w:rPr>
+            <w:t>}</w:t>
           </w:r>
         </w:p>
       </w:tc>
@@ -3704,31 +4521,37 @@
             <w:rPr>
               <w:rFonts w:asciiTheme="minorHAnsi" w:hAnsiTheme="minorHAnsi" w:cstheme="minorHAnsi"/>
               <w:b/>
-              <w:sz w:val="20"/>
+              <w:sz w:val="16"/>
+              <w:szCs w:val="16"/>
             </w:rPr>
           </w:pPr>
+          <w:proofErr w:type="spellStart"/>
           <w:r>
             <w:rPr>
               <w:rFonts w:asciiTheme="minorHAnsi" w:hAnsiTheme="minorHAnsi" w:cstheme="minorHAnsi"/>
               <w:b/>
-              <w:sz w:val="20"/>
+              <w:sz w:val="16"/>
+              <w:szCs w:val="16"/>
             </w:rPr>
             <w:t>MineSpace</w:t>
           </w:r>
+          <w:proofErr w:type="spellEnd"/>
         </w:p>
         <w:p>
           <w:pPr>
             <w:rPr>
               <w:rFonts w:asciiTheme="minorHAnsi" w:hAnsiTheme="minorHAnsi" w:cstheme="minorHAnsi"/>
               <w:bCs/>
-              <w:sz w:val="20"/>
+              <w:sz w:val="16"/>
+              <w:szCs w:val="16"/>
             </w:rPr>
           </w:pPr>
           <w:r>
             <w:rPr>
               <w:rFonts w:asciiTheme="minorHAnsi" w:hAnsiTheme="minorHAnsi" w:cstheme="minorHAnsi"/>
               <w:bCs/>
-              <w:sz w:val="20"/>
+              <w:sz w:val="16"/>
+              <w:szCs w:val="16"/>
             </w:rPr>
             <w:t>https://minespace.gov.bc.ca/</w:t>
           </w:r>
@@ -3746,7 +4569,8 @@
             <w:rPr>
               <w:rFonts w:asciiTheme="minorHAnsi" w:hAnsiTheme="minorHAnsi" w:cstheme="minorHAnsi"/>
               <w:bCs/>
-              <w:sz w:val="20"/>
+              <w:sz w:val="16"/>
+              <w:szCs w:val="16"/>
             </w:rPr>
           </w:pPr>
         </w:p>
@@ -3756,6 +4580,10 @@
   <w:p>
     <w:pPr>
       <w:pStyle w:val="Footer"/>
+      <w:rPr>
+        <w:sz w:val="16"/>
+        <w:szCs w:val="16"/>
+      </w:rPr>
     </w:pPr>
   </w:p>
 </w:ftr>
@@ -3926,7 +4754,7 @@
               <v:stroke joinstyle="miter"/>
               <v:path gradientshapeok="t" o:connecttype="rect"/>
             </v:shapetype>
-            <v:shape id="Text Box 1" o:spid="_x0000_s1026" type="#_x0000_t202" style="position:absolute;left:0;text-align:left;margin-left:8.3pt;margin-top:-7.55pt;width:129.7pt;height:56.75pt;z-index:251658240;visibility:visible;mso-wrap-style:square;mso-wrap-distance-left:9pt;mso-wrap-distance-top:0;mso-wrap-distance-right:9pt;mso-wrap-distance-bottom:0;mso-position-horizontal:absolute;mso-position-horizontal-relative:text;mso-position-vertical:absolute;mso-position-vertical-relative:text;v-text-anchor:top" o:gfxdata="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" fillcolor="white [3201]" stroked="f" strokeweight=".5pt">
+            <v:shape id="Text Box 1" o:spid="_x0000_s1026" type="#_x0000_t202" style="position:absolute;left:0;text-align:left;margin-left:8.3pt;margin-top:-7.55pt;width:129.7pt;height:56.75pt;z-index:251658240;visibility:visible;mso-wrap-style:square;mso-wrap-distance-left:9pt;mso-wrap-distance-top:0;mso-wrap-distance-right:9pt;mso-wrap-distance-bottom:0;mso-position-horizontal:absolute;mso-position-horizontal-relative:text;mso-position-vertical:absolute;mso-position-vertical-relative:text;v-text-anchor:top" o:gfxdata="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" fillcolor="white [3201]" stroked="f" strokeweight=".5pt">
               <v:textbox>
                 <w:txbxContent>
                   <w:p>
@@ -3957,7 +4785,7 @@
                                   <pic:cNvPicPr/>
                                 </pic:nvPicPr>
                                 <pic:blipFill>
-                                  <a:blip r:embed="rId1">
+                                  <a:blip r:embed="rId2">
                                     <a:extLst>
                                       <a:ext uri="{28A0092B-C50C-407E-A947-70E740481C1C}">
                                         <a14:useLocalDpi xmlns:a14="http://schemas.microsoft.com/office/drawing/2010/main" val="0"/>
@@ -5653,7 +6481,6 @@
   <w:style w:type="character" w:default="1" w:styleId="DefaultParagraphFont">
     <w:name w:val="Default Paragraph Font"/>
     <w:uiPriority w:val="1"/>
-    <w:semiHidden/>
     <w:unhideWhenUsed/>
   </w:style>
   <w:style w:type="table" w:default="1" w:styleId="TableNormal">

--- a/services/core-api/app/templates/now/Permit Enclosed Letter.docx
+++ b/services/core-api/app/templates/now/Permit Enclosed Letter.docx
@@ -154,225 +154,46 @@
     <w:p>
       <w:pPr>
         <w:pStyle w:val="NoSpacing"/>
+        <w:jc w:val="both"/>
+        <w:rPr>
+          <w:rFonts w:ascii="BC Sans" w:eastAsia="BC Sans" w:hAnsi="BC Sans" w:cs="BC Sans"/>
+          <w:color w:val="000000" w:themeColor="text1"/>
+        </w:rPr>
+      </w:pPr>
+      <w:r>
+        <w:rPr>
+          <w:rFonts w:ascii="BC Sans" w:eastAsia="BC Sans" w:hAnsi="BC Sans" w:cs="BC Sans"/>
+          <w:color w:val="FF0000"/>
+        </w:rPr>
+        <w:t>OPTIONAL</w:t>
+      </w:r>
+      <w:r>
+        <w:rPr>
+          <w:rFonts w:ascii="BC Sans" w:eastAsia="BC Sans" w:hAnsi="BC Sans" w:cs="BC Sans"/>
+          <w:color w:val="000000" w:themeColor="text1"/>
+        </w:rPr>
+        <w:t xml:space="preserve"> </w:t>
+      </w:r>
+      <w:r>
         <w:rPr>
           <w:rFonts w:ascii="BC Sans" w:hAnsi="BC Sans" w:cstheme="minorHAnsi"/>
         </w:rPr>
-      </w:pPr>
-      <w:r>
-        <w:rPr>
-          <w:rFonts w:ascii="BC Sans" w:hAnsi="BC Sans" w:cstheme="minorHAnsi"/>
+        <w:t xml:space="preserve">Sent as electronic mail to </w:t>
+      </w:r>
+      <w:r>
+        <w:rPr>
+          <w:rFonts w:ascii="BC Sans" w:eastAsia="BC Sans" w:hAnsi="BC Sans" w:cs="BC Sans"/>
+          <w:color w:val="000000" w:themeColor="text1"/>
         </w:rPr>
         <w:t>{</w:t>
       </w:r>
       <w:proofErr w:type="spellStart"/>
-      <w:proofErr w:type="gramStart"/>
-      <w:r>
-        <w:rPr>
-          <w:rFonts w:ascii="BC Sans" w:hAnsi="BC Sans" w:cstheme="minorHAnsi"/>
-        </w:rPr>
-        <w:t>d.</w:t>
-      </w:r>
-      <w:r>
-        <w:rPr>
-          <w:rFonts w:ascii="BC Sans" w:hAnsi="BC Sans" w:cstheme="minorHAnsi"/>
-        </w:rPr>
-        <w:t>organization</w:t>
-      </w:r>
-      <w:proofErr w:type="gramEnd"/>
-      <w:r>
-        <w:rPr>
-          <w:rFonts w:ascii="BC Sans" w:hAnsi="BC Sans" w:cstheme="minorHAnsi"/>
-        </w:rPr>
-        <w:t>_</w:t>
-      </w:r>
-      <w:proofErr w:type="gramStart"/>
-      <w:r>
-        <w:rPr>
-          <w:rFonts w:ascii="BC Sans" w:hAnsi="BC Sans" w:cstheme="minorHAnsi"/>
-        </w:rPr>
-        <w:t>email</w:t>
-      </w:r>
-      <w:r>
-        <w:rPr>
-          <w:rFonts w:ascii="BC Sans" w:hAnsi="BC Sans" w:cstheme="minorHAnsi"/>
-        </w:rPr>
-        <w:t>:ifNEM</w:t>
-      </w:r>
-      <w:proofErr w:type="spellEnd"/>
-      <w:proofErr w:type="gramEnd"/>
-      <w:r>
-        <w:rPr>
-          <w:rFonts w:ascii="BC Sans" w:hAnsi="BC Sans" w:cstheme="minorHAnsi"/>
-        </w:rPr>
-        <w:t>(</w:t>
-      </w:r>
-      <w:proofErr w:type="gramStart"/>
-      <w:r>
-        <w:rPr>
-          <w:rFonts w:ascii="BC Sans" w:hAnsi="BC Sans" w:cstheme="minorHAnsi"/>
-        </w:rPr>
-        <w:t>):</w:t>
-      </w:r>
-      <w:proofErr w:type="spellStart"/>
-      <w:r>
-        <w:rPr>
-          <w:rFonts w:ascii="BC Sans" w:hAnsi="BC Sans" w:cstheme="minorHAnsi"/>
-        </w:rPr>
-        <w:t>showBegin</w:t>
-      </w:r>
-      <w:proofErr w:type="spellEnd"/>
-      <w:proofErr w:type="gramEnd"/>
-      <w:r>
-        <w:rPr>
-          <w:rFonts w:ascii="BC Sans" w:hAnsi="BC Sans" w:cstheme="minorHAnsi"/>
-        </w:rPr>
-        <w:t>}</w:t>
-      </w:r>
-    </w:p>
-    <w:p>
-      <w:pPr>
-        <w:pStyle w:val="NoSpacing"/>
-        <w:rPr>
-          <w:rFonts w:ascii="BC Sans" w:hAnsi="BC Sans" w:cstheme="minorHAnsi"/>
-        </w:rPr>
-      </w:pPr>
-      <w:r>
-        <w:rPr>
-          <w:rFonts w:ascii="BC Sans" w:hAnsi="BC Sans" w:cstheme="minorHAnsi"/>
-        </w:rPr>
-        <w:t>Sent as electronic mail to {</w:t>
-      </w:r>
-      <w:proofErr w:type="spellStart"/>
-      <w:proofErr w:type="gramStart"/>
-      <w:r>
-        <w:rPr>
-          <w:rFonts w:ascii="BC Sans" w:hAnsi="BC Sans" w:cstheme="minorHAnsi"/>
-        </w:rPr>
-        <w:t>d.</w:t>
-      </w:r>
-      <w:r>
-        <w:rPr>
-          <w:rFonts w:ascii="BC Sans" w:hAnsi="BC Sans" w:cstheme="minorHAnsi"/>
-        </w:rPr>
-        <w:t>organization</w:t>
-      </w:r>
-      <w:proofErr w:type="gramEnd"/>
-      <w:r>
-        <w:rPr>
-          <w:rFonts w:ascii="BC Sans" w:hAnsi="BC Sans" w:cstheme="minorHAnsi"/>
-        </w:rPr>
-        <w:t>_email</w:t>
-      </w:r>
-      <w:proofErr w:type="spellEnd"/>
-      <w:r>
-        <w:rPr>
-          <w:rFonts w:ascii="BC Sans" w:hAnsi="BC Sans" w:cstheme="minorHAnsi"/>
-        </w:rPr>
-        <w:t>}</w:t>
-      </w:r>
-    </w:p>
-    <w:p>
-      <w:pPr>
-        <w:pStyle w:val="NoSpacing"/>
-        <w:rPr>
-          <w:rFonts w:ascii="BC Sans" w:hAnsi="BC Sans" w:cstheme="minorHAnsi"/>
-        </w:rPr>
-      </w:pPr>
-      <w:r>
-        <w:rPr>
-          <w:rFonts w:ascii="BC Sans" w:hAnsi="BC Sans" w:cstheme="minorHAnsi"/>
-        </w:rPr>
-        <w:t>{</w:t>
-      </w:r>
-      <w:proofErr w:type="spellStart"/>
-      <w:proofErr w:type="gramStart"/>
-      <w:r>
-        <w:rPr>
-          <w:rFonts w:ascii="BC Sans" w:hAnsi="BC Sans" w:cstheme="minorHAnsi"/>
-        </w:rPr>
-        <w:t>d.</w:t>
-      </w:r>
-      <w:r>
-        <w:rPr>
-          <w:rFonts w:ascii="BC Sans" w:hAnsi="BC Sans" w:cstheme="minorHAnsi"/>
-        </w:rPr>
-        <w:t>organization</w:t>
-      </w:r>
-      <w:proofErr w:type="gramEnd"/>
-      <w:r>
-        <w:rPr>
-          <w:rFonts w:ascii="BC Sans" w:hAnsi="BC Sans" w:cstheme="minorHAnsi"/>
-        </w:rPr>
-        <w:t>_</w:t>
-      </w:r>
-      <w:proofErr w:type="gramStart"/>
-      <w:r>
-        <w:rPr>
-          <w:rFonts w:ascii="BC Sans" w:hAnsi="BC Sans" w:cstheme="minorHAnsi"/>
-        </w:rPr>
-        <w:t>email</w:t>
-      </w:r>
-      <w:r>
-        <w:rPr>
-          <w:rFonts w:ascii="BC Sans" w:hAnsi="BC Sans" w:cstheme="minorHAnsi"/>
-        </w:rPr>
-        <w:t>:showEnd</w:t>
-      </w:r>
-      <w:proofErr w:type="spellEnd"/>
-      <w:proofErr w:type="gramEnd"/>
-      <w:r>
-        <w:rPr>
-          <w:rFonts w:ascii="BC Sans" w:hAnsi="BC Sans" w:cstheme="minorHAnsi"/>
-        </w:rPr>
-        <w:t>}</w:t>
-      </w:r>
-    </w:p>
-    <w:p>
-      <w:pPr>
-        <w:pStyle w:val="NoSpacing"/>
-        <w:jc w:val="both"/>
-        <w:rPr>
-          <w:rFonts w:ascii="BC Sans" w:eastAsia="BC Sans" w:hAnsi="BC Sans" w:cs="BC Sans"/>
-          <w:color w:val="000000" w:themeColor="text1"/>
-        </w:rPr>
-      </w:pPr>
-      <w:r>
-        <w:rPr>
-          <w:rFonts w:ascii="BC Sans" w:eastAsia="BC Sans" w:hAnsi="BC Sans" w:cs="BC Sans"/>
-          <w:color w:val="FF0000"/>
-        </w:rPr>
-        <w:t>OPTIONAL</w:t>
-      </w:r>
-      <w:r>
-        <w:rPr>
-          <w:rFonts w:ascii="BC Sans" w:eastAsia="BC Sans" w:hAnsi="BC Sans" w:cs="BC Sans"/>
-          <w:color w:val="000000" w:themeColor="text1"/>
-        </w:rPr>
-        <w:t xml:space="preserve"> Copy via electronic mail to </w:t>
-      </w:r>
-      <w:r>
-        <w:rPr>
-          <w:rFonts w:ascii="BC Sans" w:eastAsia="BC Sans" w:hAnsi="BC Sans" w:cs="BC Sans"/>
-          <w:color w:val="000000" w:themeColor="text1"/>
-        </w:rPr>
-        <w:t>{</w:t>
-      </w:r>
-      <w:proofErr w:type="spellStart"/>
-      <w:proofErr w:type="gramStart"/>
-      <w:r>
-        <w:rPr>
-          <w:rFonts w:ascii="BC Sans" w:eastAsia="BC Sans" w:hAnsi="BC Sans" w:cs="BC Sans"/>
-          <w:color w:val="000000" w:themeColor="text1"/>
-        </w:rPr>
-        <w:t>d.applicant</w:t>
-      </w:r>
-      <w:proofErr w:type="gramEnd"/>
-      <w:r>
-        <w:rPr>
-          <w:rFonts w:ascii="BC Sans" w:eastAsia="BC Sans" w:hAnsi="BC Sans" w:cs="BC Sans"/>
-          <w:color w:val="000000" w:themeColor="text1"/>
-        </w:rPr>
-        <w:t>_email</w:t>
+      <w:r>
+        <w:rPr>
+          <w:rFonts w:ascii="BC Sans" w:eastAsia="BC Sans" w:hAnsi="BC Sans" w:cs="BC Sans"/>
+          <w:color w:val="000000" w:themeColor="text1"/>
+        </w:rPr>
+        <w:t>d.applicant_email</w:t>
       </w:r>
       <w:proofErr w:type="spellEnd"/>
       <w:r>
@@ -1362,11 +1183,25 @@
         <w:t>{</w:t>
       </w:r>
       <w:proofErr w:type="spellStart"/>
-      <w:r>
-        <w:rPr>
-          <w:rFonts w:ascii="BC Sans" w:hAnsi="BC Sans"/>
-        </w:rPr>
-        <w:t>d.application_dt</w:t>
+      <w:proofErr w:type="gramStart"/>
+      <w:r>
+        <w:rPr>
+          <w:rFonts w:ascii="BC Sans" w:hAnsi="BC Sans"/>
+        </w:rPr>
+        <w:t>d.</w:t>
+      </w:r>
+      <w:r>
+        <w:rPr>
+          <w:rFonts w:ascii="BC Sans" w:hAnsi="BC Sans"/>
+        </w:rPr>
+        <w:t>letter</w:t>
+      </w:r>
+      <w:proofErr w:type="gramEnd"/>
+      <w:r>
+        <w:rPr>
+          <w:rFonts w:ascii="BC Sans" w:hAnsi="BC Sans"/>
+        </w:rPr>
+        <w:t>_dt</w:t>
       </w:r>
       <w:proofErr w:type="spellEnd"/>
       <w:r>
@@ -1616,73 +1451,73 @@
           <w:rFonts w:ascii="BC Sans" w:hAnsi="BC Sans"/>
           <w:lang w:val="en-CA"/>
         </w:rPr>
-        <w:t xml:space="preserve">legislation may be applicable to your operation and, as the Permittee, you may be required to obtain approvals </w:t>
-      </w:r>
+        <w:t xml:space="preserve">legislation may be applicable to your operation and, as the Permittee, you may be required to obtain approvals or permits under that legislation, such </w:t>
+      </w:r>
+      <w:proofErr w:type="gramStart"/>
       <w:r>
         <w:rPr>
           <w:rFonts w:ascii="BC Sans" w:hAnsi="BC Sans"/>
           <w:lang w:val="en-CA"/>
         </w:rPr>
+        <w:t>as for</w:t>
+      </w:r>
+      <w:proofErr w:type="gramEnd"/>
+      <w:r>
+        <w:rPr>
+          <w:rFonts w:ascii="BC Sans" w:hAnsi="BC Sans"/>
+          <w:lang w:val="en-CA"/>
+        </w:rPr>
+        <w:t xml:space="preserve"> road use or </w:t>
+      </w:r>
+      <w:r>
+        <w:rPr>
+          <w:rFonts w:ascii="BC Sans" w:hAnsi="BC Sans"/>
+          <w:lang w:val="en-CA"/>
+        </w:rPr>
+        <w:t>the operation</w:t>
+      </w:r>
+      <w:r>
+        <w:rPr>
+          <w:rFonts w:ascii="BC Sans" w:hAnsi="BC Sans"/>
+          <w:lang w:val="en-CA"/>
+        </w:rPr>
+        <w:t xml:space="preserve"> of a</w:t>
+      </w:r>
+      <w:r>
+        <w:rPr>
+          <w:rFonts w:ascii="BC Sans" w:hAnsi="BC Sans"/>
+          <w:lang w:val="en-CA"/>
+        </w:rPr>
+        <w:t xml:space="preserve"> </w:t>
+      </w:r>
+      <w:r>
+        <w:rPr>
+          <w:rFonts w:ascii="BC Sans" w:hAnsi="BC Sans"/>
+          <w:lang w:val="en-CA"/>
+        </w:rPr>
+        <w:t>camp</w:t>
+      </w:r>
+      <w:r>
+        <w:rPr>
+          <w:rFonts w:ascii="BC Sans" w:hAnsi="BC Sans"/>
+          <w:lang w:val="en-CA"/>
+        </w:rPr>
+        <w:t xml:space="preserve">. </w:t>
+      </w:r>
+      <w:r>
+        <w:rPr>
+          <w:rFonts w:ascii="BC Sans" w:hAnsi="BC Sans"/>
+          <w:lang w:val="en-CA"/>
+        </w:rPr>
+        <w:t xml:space="preserve">It is your responsibility to comply with the terms and conditions of all other permits and </w:t>
+      </w:r>
+      <w:r>
+        <w:rPr>
+          <w:rFonts w:ascii="BC Sans" w:hAnsi="BC Sans"/>
+          <w:lang w:val="en-CA"/>
+        </w:rPr>
         <w:lastRenderedPageBreak/>
-        <w:t xml:space="preserve">or permits under that legislation, such </w:t>
-      </w:r>
-      <w:proofErr w:type="gramStart"/>
-      <w:r>
-        <w:rPr>
-          <w:rFonts w:ascii="BC Sans" w:hAnsi="BC Sans"/>
-          <w:lang w:val="en-CA"/>
-        </w:rPr>
-        <w:t>as for</w:t>
-      </w:r>
-      <w:proofErr w:type="gramEnd"/>
-      <w:r>
-        <w:rPr>
-          <w:rFonts w:ascii="BC Sans" w:hAnsi="BC Sans"/>
-          <w:lang w:val="en-CA"/>
-        </w:rPr>
-        <w:t xml:space="preserve"> road use or </w:t>
-      </w:r>
-      <w:r>
-        <w:rPr>
-          <w:rFonts w:ascii="BC Sans" w:hAnsi="BC Sans"/>
-          <w:lang w:val="en-CA"/>
-        </w:rPr>
-        <w:t>the operation</w:t>
-      </w:r>
-      <w:r>
-        <w:rPr>
-          <w:rFonts w:ascii="BC Sans" w:hAnsi="BC Sans"/>
-          <w:lang w:val="en-CA"/>
-        </w:rPr>
-        <w:t xml:space="preserve"> of a</w:t>
-      </w:r>
-      <w:r>
-        <w:rPr>
-          <w:rFonts w:ascii="BC Sans" w:hAnsi="BC Sans"/>
-          <w:lang w:val="en-CA"/>
-        </w:rPr>
-        <w:t xml:space="preserve"> </w:t>
-      </w:r>
-      <w:r>
-        <w:rPr>
-          <w:rFonts w:ascii="BC Sans" w:hAnsi="BC Sans"/>
-          <w:lang w:val="en-CA"/>
-        </w:rPr>
-        <w:t>camp</w:t>
-      </w:r>
-      <w:r>
-        <w:rPr>
-          <w:rFonts w:ascii="BC Sans" w:hAnsi="BC Sans"/>
-          <w:lang w:val="en-CA"/>
-        </w:rPr>
-        <w:t xml:space="preserve">. </w:t>
-      </w:r>
-      <w:r>
-        <w:rPr>
-          <w:rFonts w:ascii="BC Sans" w:hAnsi="BC Sans"/>
-          <w:lang w:val="en-CA"/>
-        </w:rPr>
-        <w:t xml:space="preserve">It is your responsibility to comply with the terms and conditions of all other permits and authorizations which </w:t>
+        <w:t xml:space="preserve">authorizations which </w:t>
       </w:r>
       <w:r>
         <w:rPr>
@@ -2682,6 +2517,7 @@
           <w:rFonts w:ascii="BC Sans" w:eastAsia="BC Sans" w:hAnsi="BC Sans" w:cs="BC Sans"/>
           <w:color w:val="FF0000"/>
         </w:rPr>
+        <w:lastRenderedPageBreak/>
         <w:t xml:space="preserve">OPTIONAL </w:t>
       </w:r>
       <w:r>
@@ -6481,6 +6317,7 @@
   <w:style w:type="character" w:default="1" w:styleId="DefaultParagraphFont">
     <w:name w:val="Default Paragraph Font"/>
     <w:uiPriority w:val="1"/>
+    <w:semiHidden/>
     <w:unhideWhenUsed/>
   </w:style>
   <w:style w:type="table" w:default="1" w:styleId="TableNormal">

--- a/services/core-api/app/templates/now/Permit Enclosed Letter.docx
+++ b/services/core-api/app/templates/now/Permit Enclosed Letter.docx
@@ -162,20 +162,6 @@
       </w:pPr>
       <w:r>
         <w:rPr>
-          <w:rFonts w:ascii="BC Sans" w:eastAsia="BC Sans" w:hAnsi="BC Sans" w:cs="BC Sans"/>
-          <w:color w:val="FF0000"/>
-        </w:rPr>
-        <w:t>OPTIONAL</w:t>
-      </w:r>
-      <w:r>
-        <w:rPr>
-          <w:rFonts w:ascii="BC Sans" w:eastAsia="BC Sans" w:hAnsi="BC Sans" w:cs="BC Sans"/>
-          <w:color w:val="000000" w:themeColor="text1"/>
-        </w:rPr>
-        <w:t xml:space="preserve"> </w:t>
-      </w:r>
-      <w:r>
-        <w:rPr>
           <w:rFonts w:ascii="BC Sans" w:hAnsi="BC Sans" w:cstheme="minorHAnsi"/>
         </w:rPr>
         <w:t xml:space="preserve">Sent as electronic mail to </w:t>
@@ -188,12 +174,21 @@
         <w:t>{</w:t>
       </w:r>
       <w:proofErr w:type="spellStart"/>
-      <w:r>
-        <w:rPr>
-          <w:rFonts w:ascii="BC Sans" w:eastAsia="BC Sans" w:hAnsi="BC Sans" w:cs="BC Sans"/>
-          <w:color w:val="000000" w:themeColor="text1"/>
-        </w:rPr>
-        <w:t>d.applicant_email</w:t>
+      <w:proofErr w:type="gramStart"/>
+      <w:r>
+        <w:rPr>
+          <w:rFonts w:ascii="BC Sans" w:eastAsia="BC Sans" w:hAnsi="BC Sans" w:cs="BC Sans"/>
+          <w:color w:val="000000" w:themeColor="text1"/>
+        </w:rPr>
+        <w:t>d.applicant</w:t>
+      </w:r>
+      <w:proofErr w:type="gramEnd"/>
+      <w:r>
+        <w:rPr>
+          <w:rFonts w:ascii="BC Sans" w:eastAsia="BC Sans" w:hAnsi="BC Sans" w:cs="BC Sans"/>
+          <w:color w:val="000000" w:themeColor="text1"/>
+        </w:rPr>
+        <w:t>_email</w:t>
       </w:r>
       <w:proofErr w:type="spellEnd"/>
       <w:r>

--- a/services/core-api/app/templates/now/Permit Enclosed Letter.docx
+++ b/services/core-api/app/templates/now/Permit Enclosed Letter.docx
@@ -154,201 +154,17 @@
     <w:p>
       <w:pPr>
         <w:pStyle w:val="NoSpacing"/>
+        <w:jc w:val="both"/>
+        <w:rPr>
+          <w:rFonts w:ascii="BC Sans" w:eastAsia="BC Sans" w:hAnsi="BC Sans" w:cs="BC Sans"/>
+          <w:color w:val="000000" w:themeColor="text1"/>
+        </w:rPr>
+      </w:pPr>
+      <w:r>
         <w:rPr>
           <w:rFonts w:ascii="BC Sans" w:hAnsi="BC Sans" w:cstheme="minorHAnsi"/>
         </w:rPr>
-      </w:pPr>
-      <w:r>
-        <w:rPr>
-          <w:rFonts w:ascii="BC Sans" w:hAnsi="BC Sans" w:cstheme="minorHAnsi"/>
-        </w:rPr>
-        <w:t>{</w:t>
-      </w:r>
-      <w:proofErr w:type="spellStart"/>
-      <w:proofErr w:type="gramStart"/>
-      <w:r>
-        <w:rPr>
-          <w:rFonts w:ascii="BC Sans" w:hAnsi="BC Sans" w:cstheme="minorHAnsi"/>
-        </w:rPr>
-        <w:t>d.</w:t>
-      </w:r>
-      <w:r>
-        <w:rPr>
-          <w:rFonts w:ascii="BC Sans" w:hAnsi="BC Sans" w:cstheme="minorHAnsi"/>
-        </w:rPr>
-        <w:t>organization</w:t>
-      </w:r>
-      <w:proofErr w:type="gramEnd"/>
-      <w:r>
-        <w:rPr>
-          <w:rFonts w:ascii="BC Sans" w:hAnsi="BC Sans" w:cstheme="minorHAnsi"/>
-        </w:rPr>
-        <w:t>_</w:t>
-      </w:r>
-      <w:proofErr w:type="gramStart"/>
-      <w:r>
-        <w:rPr>
-          <w:rFonts w:ascii="BC Sans" w:hAnsi="BC Sans" w:cstheme="minorHAnsi"/>
-        </w:rPr>
-        <w:t>email</w:t>
-      </w:r>
-      <w:r>
-        <w:rPr>
-          <w:rFonts w:ascii="BC Sans" w:hAnsi="BC Sans" w:cstheme="minorHAnsi"/>
-        </w:rPr>
-        <w:t>:ifNEM</w:t>
-      </w:r>
-      <w:proofErr w:type="spellEnd"/>
-      <w:proofErr w:type="gramEnd"/>
-      <w:r>
-        <w:rPr>
-          <w:rFonts w:ascii="BC Sans" w:hAnsi="BC Sans" w:cstheme="minorHAnsi"/>
-        </w:rPr>
-        <w:t>(</w:t>
-      </w:r>
-      <w:proofErr w:type="gramStart"/>
-      <w:r>
-        <w:rPr>
-          <w:rFonts w:ascii="BC Sans" w:hAnsi="BC Sans" w:cstheme="minorHAnsi"/>
-        </w:rPr>
-        <w:t>):</w:t>
-      </w:r>
-      <w:proofErr w:type="spellStart"/>
-      <w:r>
-        <w:rPr>
-          <w:rFonts w:ascii="BC Sans" w:hAnsi="BC Sans" w:cstheme="minorHAnsi"/>
-        </w:rPr>
-        <w:t>showBegin</w:t>
-      </w:r>
-      <w:proofErr w:type="spellEnd"/>
-      <w:proofErr w:type="gramEnd"/>
-      <w:r>
-        <w:rPr>
-          <w:rFonts w:ascii="BC Sans" w:hAnsi="BC Sans" w:cstheme="minorHAnsi"/>
-        </w:rPr>
-        <w:t>}</w:t>
-      </w:r>
-    </w:p>
-    <w:p>
-      <w:pPr>
-        <w:pStyle w:val="NoSpacing"/>
-        <w:rPr>
-          <w:rFonts w:ascii="BC Sans" w:hAnsi="BC Sans" w:cstheme="minorHAnsi"/>
-        </w:rPr>
-      </w:pPr>
-      <w:r>
-        <w:rPr>
-          <w:rFonts w:ascii="BC Sans" w:hAnsi="BC Sans" w:cstheme="minorHAnsi"/>
-        </w:rPr>
-        <w:t>Sent as electronic mail to {</w:t>
-      </w:r>
-      <w:proofErr w:type="spellStart"/>
-      <w:proofErr w:type="gramStart"/>
-      <w:r>
-        <w:rPr>
-          <w:rFonts w:ascii="BC Sans" w:hAnsi="BC Sans" w:cstheme="minorHAnsi"/>
-        </w:rPr>
-        <w:t>d.</w:t>
-      </w:r>
-      <w:r>
-        <w:rPr>
-          <w:rFonts w:ascii="BC Sans" w:hAnsi="BC Sans" w:cstheme="minorHAnsi"/>
-        </w:rPr>
-        <w:t>organization</w:t>
-      </w:r>
-      <w:proofErr w:type="gramEnd"/>
-      <w:r>
-        <w:rPr>
-          <w:rFonts w:ascii="BC Sans" w:hAnsi="BC Sans" w:cstheme="minorHAnsi"/>
-        </w:rPr>
-        <w:t>_email</w:t>
-      </w:r>
-      <w:proofErr w:type="spellEnd"/>
-      <w:r>
-        <w:rPr>
-          <w:rFonts w:ascii="BC Sans" w:hAnsi="BC Sans" w:cstheme="minorHAnsi"/>
-        </w:rPr>
-        <w:t>}</w:t>
-      </w:r>
-    </w:p>
-    <w:p>
-      <w:pPr>
-        <w:pStyle w:val="NoSpacing"/>
-        <w:rPr>
-          <w:rFonts w:ascii="BC Sans" w:hAnsi="BC Sans" w:cstheme="minorHAnsi"/>
-        </w:rPr>
-      </w:pPr>
-      <w:r>
-        <w:rPr>
-          <w:rFonts w:ascii="BC Sans" w:hAnsi="BC Sans" w:cstheme="minorHAnsi"/>
-        </w:rPr>
-        <w:t>{</w:t>
-      </w:r>
-      <w:proofErr w:type="spellStart"/>
-      <w:proofErr w:type="gramStart"/>
-      <w:r>
-        <w:rPr>
-          <w:rFonts w:ascii="BC Sans" w:hAnsi="BC Sans" w:cstheme="minorHAnsi"/>
-        </w:rPr>
-        <w:t>d.</w:t>
-      </w:r>
-      <w:r>
-        <w:rPr>
-          <w:rFonts w:ascii="BC Sans" w:hAnsi="BC Sans" w:cstheme="minorHAnsi"/>
-        </w:rPr>
-        <w:t>organization</w:t>
-      </w:r>
-      <w:proofErr w:type="gramEnd"/>
-      <w:r>
-        <w:rPr>
-          <w:rFonts w:ascii="BC Sans" w:hAnsi="BC Sans" w:cstheme="minorHAnsi"/>
-        </w:rPr>
-        <w:t>_</w:t>
-      </w:r>
-      <w:proofErr w:type="gramStart"/>
-      <w:r>
-        <w:rPr>
-          <w:rFonts w:ascii="BC Sans" w:hAnsi="BC Sans" w:cstheme="minorHAnsi"/>
-        </w:rPr>
-        <w:t>email</w:t>
-      </w:r>
-      <w:r>
-        <w:rPr>
-          <w:rFonts w:ascii="BC Sans" w:hAnsi="BC Sans" w:cstheme="minorHAnsi"/>
-        </w:rPr>
-        <w:t>:showEnd</w:t>
-      </w:r>
-      <w:proofErr w:type="spellEnd"/>
-      <w:proofErr w:type="gramEnd"/>
-      <w:r>
-        <w:rPr>
-          <w:rFonts w:ascii="BC Sans" w:hAnsi="BC Sans" w:cstheme="minorHAnsi"/>
-        </w:rPr>
-        <w:t>}</w:t>
-      </w:r>
-    </w:p>
-    <w:p>
-      <w:pPr>
-        <w:pStyle w:val="NoSpacing"/>
-        <w:jc w:val="both"/>
-        <w:rPr>
-          <w:rFonts w:ascii="BC Sans" w:eastAsia="BC Sans" w:hAnsi="BC Sans" w:cs="BC Sans"/>
-          <w:color w:val="000000" w:themeColor="text1"/>
-        </w:rPr>
-      </w:pPr>
-      <w:r>
-        <w:rPr>
-          <w:rFonts w:ascii="BC Sans" w:eastAsia="BC Sans" w:hAnsi="BC Sans" w:cs="BC Sans"/>
-          <w:color w:val="FF0000"/>
-        </w:rPr>
-        <w:t>OPTIONAL</w:t>
-      </w:r>
-      <w:r>
-        <w:rPr>
-          <w:rFonts w:ascii="BC Sans" w:eastAsia="BC Sans" w:hAnsi="BC Sans" w:cs="BC Sans"/>
-          <w:color w:val="000000" w:themeColor="text1"/>
-        </w:rPr>
-        <w:t xml:space="preserve"> Copy via electronic mail to </w:t>
+        <w:t xml:space="preserve">Sent as electronic mail to </w:t>
       </w:r>
       <w:r>
         <w:rPr>
@@ -1362,11 +1178,25 @@
         <w:t>{</w:t>
       </w:r>
       <w:proofErr w:type="spellStart"/>
-      <w:r>
-        <w:rPr>
-          <w:rFonts w:ascii="BC Sans" w:hAnsi="BC Sans"/>
-        </w:rPr>
-        <w:t>d.application_dt</w:t>
+      <w:proofErr w:type="gramStart"/>
+      <w:r>
+        <w:rPr>
+          <w:rFonts w:ascii="BC Sans" w:hAnsi="BC Sans"/>
+        </w:rPr>
+        <w:t>d.</w:t>
+      </w:r>
+      <w:r>
+        <w:rPr>
+          <w:rFonts w:ascii="BC Sans" w:hAnsi="BC Sans"/>
+        </w:rPr>
+        <w:t>letter</w:t>
+      </w:r>
+      <w:proofErr w:type="gramEnd"/>
+      <w:r>
+        <w:rPr>
+          <w:rFonts w:ascii="BC Sans" w:hAnsi="BC Sans"/>
+        </w:rPr>
+        <w:t>_dt</w:t>
       </w:r>
       <w:proofErr w:type="spellEnd"/>
       <w:r>
@@ -1616,73 +1446,73 @@
           <w:rFonts w:ascii="BC Sans" w:hAnsi="BC Sans"/>
           <w:lang w:val="en-CA"/>
         </w:rPr>
-        <w:t xml:space="preserve">legislation may be applicable to your operation and, as the Permittee, you may be required to obtain approvals </w:t>
-      </w:r>
+        <w:t xml:space="preserve">legislation may be applicable to your operation and, as the Permittee, you may be required to obtain approvals or permits under that legislation, such </w:t>
+      </w:r>
+      <w:proofErr w:type="gramStart"/>
       <w:r>
         <w:rPr>
           <w:rFonts w:ascii="BC Sans" w:hAnsi="BC Sans"/>
           <w:lang w:val="en-CA"/>
         </w:rPr>
+        <w:t>as for</w:t>
+      </w:r>
+      <w:proofErr w:type="gramEnd"/>
+      <w:r>
+        <w:rPr>
+          <w:rFonts w:ascii="BC Sans" w:hAnsi="BC Sans"/>
+          <w:lang w:val="en-CA"/>
+        </w:rPr>
+        <w:t xml:space="preserve"> road use or </w:t>
+      </w:r>
+      <w:r>
+        <w:rPr>
+          <w:rFonts w:ascii="BC Sans" w:hAnsi="BC Sans"/>
+          <w:lang w:val="en-CA"/>
+        </w:rPr>
+        <w:t>the operation</w:t>
+      </w:r>
+      <w:r>
+        <w:rPr>
+          <w:rFonts w:ascii="BC Sans" w:hAnsi="BC Sans"/>
+          <w:lang w:val="en-CA"/>
+        </w:rPr>
+        <w:t xml:space="preserve"> of a</w:t>
+      </w:r>
+      <w:r>
+        <w:rPr>
+          <w:rFonts w:ascii="BC Sans" w:hAnsi="BC Sans"/>
+          <w:lang w:val="en-CA"/>
+        </w:rPr>
+        <w:t xml:space="preserve"> </w:t>
+      </w:r>
+      <w:r>
+        <w:rPr>
+          <w:rFonts w:ascii="BC Sans" w:hAnsi="BC Sans"/>
+          <w:lang w:val="en-CA"/>
+        </w:rPr>
+        <w:t>camp</w:t>
+      </w:r>
+      <w:r>
+        <w:rPr>
+          <w:rFonts w:ascii="BC Sans" w:hAnsi="BC Sans"/>
+          <w:lang w:val="en-CA"/>
+        </w:rPr>
+        <w:t xml:space="preserve">. </w:t>
+      </w:r>
+      <w:r>
+        <w:rPr>
+          <w:rFonts w:ascii="BC Sans" w:hAnsi="BC Sans"/>
+          <w:lang w:val="en-CA"/>
+        </w:rPr>
+        <w:t xml:space="preserve">It is your responsibility to comply with the terms and conditions of all other permits and </w:t>
+      </w:r>
+      <w:r>
+        <w:rPr>
+          <w:rFonts w:ascii="BC Sans" w:hAnsi="BC Sans"/>
+          <w:lang w:val="en-CA"/>
+        </w:rPr>
         <w:lastRenderedPageBreak/>
-        <w:t xml:space="preserve">or permits under that legislation, such </w:t>
-      </w:r>
-      <w:proofErr w:type="gramStart"/>
-      <w:r>
-        <w:rPr>
-          <w:rFonts w:ascii="BC Sans" w:hAnsi="BC Sans"/>
-          <w:lang w:val="en-CA"/>
-        </w:rPr>
-        <w:t>as for</w:t>
-      </w:r>
-      <w:proofErr w:type="gramEnd"/>
-      <w:r>
-        <w:rPr>
-          <w:rFonts w:ascii="BC Sans" w:hAnsi="BC Sans"/>
-          <w:lang w:val="en-CA"/>
-        </w:rPr>
-        <w:t xml:space="preserve"> road use or </w:t>
-      </w:r>
-      <w:r>
-        <w:rPr>
-          <w:rFonts w:ascii="BC Sans" w:hAnsi="BC Sans"/>
-          <w:lang w:val="en-CA"/>
-        </w:rPr>
-        <w:t>the operation</w:t>
-      </w:r>
-      <w:r>
-        <w:rPr>
-          <w:rFonts w:ascii="BC Sans" w:hAnsi="BC Sans"/>
-          <w:lang w:val="en-CA"/>
-        </w:rPr>
-        <w:t xml:space="preserve"> of a</w:t>
-      </w:r>
-      <w:r>
-        <w:rPr>
-          <w:rFonts w:ascii="BC Sans" w:hAnsi="BC Sans"/>
-          <w:lang w:val="en-CA"/>
-        </w:rPr>
-        <w:t xml:space="preserve"> </w:t>
-      </w:r>
-      <w:r>
-        <w:rPr>
-          <w:rFonts w:ascii="BC Sans" w:hAnsi="BC Sans"/>
-          <w:lang w:val="en-CA"/>
-        </w:rPr>
-        <w:t>camp</w:t>
-      </w:r>
-      <w:r>
-        <w:rPr>
-          <w:rFonts w:ascii="BC Sans" w:hAnsi="BC Sans"/>
-          <w:lang w:val="en-CA"/>
-        </w:rPr>
-        <w:t xml:space="preserve">. </w:t>
-      </w:r>
-      <w:r>
-        <w:rPr>
-          <w:rFonts w:ascii="BC Sans" w:hAnsi="BC Sans"/>
-          <w:lang w:val="en-CA"/>
-        </w:rPr>
-        <w:t xml:space="preserve">It is your responsibility to comply with the terms and conditions of all other permits and authorizations which </w:t>
+        <w:t xml:space="preserve">authorizations which </w:t>
       </w:r>
       <w:r>
         <w:rPr>
@@ -2682,6 +2512,7 @@
           <w:rFonts w:ascii="BC Sans" w:eastAsia="BC Sans" w:hAnsi="BC Sans" w:cs="BC Sans"/>
           <w:color w:val="FF0000"/>
         </w:rPr>
+        <w:lastRenderedPageBreak/>
         <w:t xml:space="preserve">OPTIONAL </w:t>
       </w:r>
       <w:r>
@@ -6481,6 +6312,7 @@
   <w:style w:type="character" w:default="1" w:styleId="DefaultParagraphFont">
     <w:name w:val="Default Paragraph Font"/>
     <w:uiPriority w:val="1"/>
+    <w:semiHidden/>
     <w:unhideWhenUsed/>
   </w:style>
   <w:style w:type="table" w:default="1" w:styleId="TableNormal">

--- a/services/core-api/app/templates/now/Permit Enclosed Letter.docx
+++ b/services/core-api/app/templates/now/Permit Enclosed Letter.docx
@@ -23,26 +23,17 @@
           <w:rFonts w:ascii="BC Sans" w:eastAsia="BC Sans" w:hAnsi="BC Sans" w:cs="BC Sans"/>
           <w:color w:val="000000" w:themeColor="text1"/>
         </w:rPr>
-        <w:t>{</w:t>
-      </w:r>
-      <w:proofErr w:type="spellStart"/>
-      <w:proofErr w:type="gramStart"/>
-      <w:r>
-        <w:rPr>
-          <w:rFonts w:ascii="BC Sans" w:eastAsia="BC Sans" w:hAnsi="BC Sans" w:cs="BC Sans"/>
-          <w:color w:val="000000" w:themeColor="text1"/>
-        </w:rPr>
-        <w:t>d.letter</w:t>
-      </w:r>
-      <w:proofErr w:type="gramEnd"/>
-      <w:r>
-        <w:rPr>
-          <w:rFonts w:ascii="BC Sans" w:eastAsia="BC Sans" w:hAnsi="BC Sans" w:cs="BC Sans"/>
-          <w:color w:val="000000" w:themeColor="text1"/>
-        </w:rPr>
-        <w:t>_dt</w:t>
-      </w:r>
-      <w:proofErr w:type="spellEnd"/>
+        <w:t>{d</w:t>
+      </w:r>
+      <w:bookmarkStart w:id="0" w:name="OLE_LINK1"/>
+      <w:r>
+        <w:rPr>
+          <w:rFonts w:ascii="BC Sans" w:eastAsia="BC Sans" w:hAnsi="BC Sans" w:cs="BC Sans"/>
+          <w:color w:val="000000" w:themeColor="text1"/>
+        </w:rPr>
+        <w:t>.letter_dt</w:t>
+      </w:r>
+      <w:bookmarkEnd w:id="0"/>
       <w:r>
         <w:rPr>
           <w:rFonts w:ascii="BC Sans" w:eastAsia="BC Sans" w:hAnsi="BC Sans" w:cs="BC Sans"/>
@@ -72,74 +63,52 @@
         <w:rPr>
           <w:rFonts w:ascii="BC Sans" w:hAnsi="BC Sans" w:cstheme="minorHAnsi"/>
         </w:rPr>
-        <w:t>{</w:t>
-      </w:r>
-      <w:proofErr w:type="spellStart"/>
-      <w:proofErr w:type="gramStart"/>
-      <w:r>
+        <w:t>{d.proponent_name}</w:t>
+      </w:r>
+    </w:p>
+    <w:p>
+      <w:pPr>
+        <w:pStyle w:val="NoSpacing"/>
         <w:rPr>
           <w:rFonts w:ascii="BC Sans" w:hAnsi="BC Sans" w:cstheme="minorHAnsi"/>
         </w:rPr>
-        <w:t>d.proponent</w:t>
-      </w:r>
-      <w:proofErr w:type="gramEnd"/>
+      </w:pPr>
       <w:r>
         <w:rPr>
           <w:rFonts w:ascii="BC Sans" w:hAnsi="BC Sans" w:cstheme="minorHAnsi"/>
         </w:rPr>
-        <w:t>_name</w:t>
-      </w:r>
-      <w:proofErr w:type="spellEnd"/>
+        <w:t>{d.proponent_address:convCRLF()}</w:t>
+      </w:r>
+    </w:p>
+    <w:p>
+      <w:pPr>
+        <w:pStyle w:val="NoSpacing"/>
+        <w:jc w:val="both"/>
+        <w:rPr>
+          <w:rFonts w:ascii="BC Sans" w:eastAsia="BC Sans" w:hAnsi="BC Sans" w:cs="BC Sans"/>
+          <w:color w:val="000000" w:themeColor="text1"/>
+        </w:rPr>
+      </w:pPr>
       <w:r>
         <w:rPr>
           <w:rFonts w:ascii="BC Sans" w:hAnsi="BC Sans" w:cstheme="minorHAnsi"/>
         </w:rPr>
-        <w:t>}</w:t>
-      </w:r>
-    </w:p>
-    <w:p>
-      <w:pPr>
-        <w:pStyle w:val="NoSpacing"/>
-        <w:rPr>
-          <w:rFonts w:ascii="BC Sans" w:hAnsi="BC Sans" w:cstheme="minorHAnsi"/>
-        </w:rPr>
-      </w:pPr>
-      <w:r>
-        <w:rPr>
-          <w:rFonts w:ascii="BC Sans" w:hAnsi="BC Sans" w:cstheme="minorHAnsi"/>
-        </w:rPr>
-        <w:t>{</w:t>
-      </w:r>
-      <w:proofErr w:type="spellStart"/>
-      <w:proofErr w:type="gramStart"/>
-      <w:r>
-        <w:rPr>
-          <w:rFonts w:ascii="BC Sans" w:hAnsi="BC Sans" w:cstheme="minorHAnsi"/>
-        </w:rPr>
-        <w:t>d.proponent</w:t>
-      </w:r>
-      <w:proofErr w:type="gramEnd"/>
-      <w:r>
-        <w:rPr>
-          <w:rFonts w:ascii="BC Sans" w:hAnsi="BC Sans" w:cstheme="minorHAnsi"/>
-        </w:rPr>
-        <w:t>_</w:t>
-      </w:r>
-      <w:proofErr w:type="gramStart"/>
-      <w:r>
-        <w:rPr>
-          <w:rFonts w:ascii="BC Sans" w:hAnsi="BC Sans" w:cstheme="minorHAnsi"/>
-        </w:rPr>
-        <w:t>address:convCRLF</w:t>
-      </w:r>
-      <w:proofErr w:type="spellEnd"/>
-      <w:r>
-        <w:rPr>
-          <w:rFonts w:ascii="BC Sans" w:hAnsi="BC Sans" w:cstheme="minorHAnsi"/>
-        </w:rPr>
-        <w:t>()}</w:t>
-      </w:r>
-      <w:proofErr w:type="gramEnd"/>
+        <w:t xml:space="preserve">Sent as electronic mail to </w:t>
+      </w:r>
+      <w:r>
+        <w:rPr>
+          <w:rFonts w:ascii="BC Sans" w:eastAsia="BC Sans" w:hAnsi="BC Sans" w:cs="BC Sans"/>
+          <w:color w:val="000000" w:themeColor="text1"/>
+        </w:rPr>
+        <w:t>{d.applicant_email}</w:t>
+      </w:r>
+      <w:r>
+        <w:rPr>
+          <w:rFonts w:ascii="BC Sans" w:eastAsia="BC Sans" w:hAnsi="BC Sans" w:cs="BC Sans"/>
+          <w:color w:val="000000" w:themeColor="text1"/>
+        </w:rPr>
+        <w:t xml:space="preserve"> </w:t>
+      </w:r>
     </w:p>
     <w:p>
       <w:pPr>
@@ -154,49 +123,178 @@
     <w:p>
       <w:pPr>
         <w:pStyle w:val="NoSpacing"/>
-        <w:jc w:val="both"/>
-        <w:rPr>
-          <w:rFonts w:ascii="BC Sans" w:eastAsia="BC Sans" w:hAnsi="BC Sans" w:cs="BC Sans"/>
-          <w:color w:val="000000" w:themeColor="text1"/>
-        </w:rPr>
-      </w:pPr>
-      <w:r>
-        <w:rPr>
-          <w:rFonts w:ascii="BC Sans" w:hAnsi="BC Sans" w:cstheme="minorHAnsi"/>
-        </w:rPr>
-        <w:t xml:space="preserve">Sent as electronic mail to </w:t>
-      </w:r>
-      <w:r>
-        <w:rPr>
-          <w:rFonts w:ascii="BC Sans" w:eastAsia="BC Sans" w:hAnsi="BC Sans" w:cs="BC Sans"/>
-          <w:color w:val="000000" w:themeColor="text1"/>
-        </w:rPr>
-        <w:t>{</w:t>
-      </w:r>
-      <w:proofErr w:type="spellStart"/>
-      <w:proofErr w:type="gramStart"/>
-      <w:r>
-        <w:rPr>
-          <w:rFonts w:ascii="BC Sans" w:eastAsia="BC Sans" w:hAnsi="BC Sans" w:cs="BC Sans"/>
-          <w:color w:val="000000" w:themeColor="text1"/>
-        </w:rPr>
-        <w:t>d.applicant</w:t>
-      </w:r>
-      <w:proofErr w:type="gramEnd"/>
-      <w:r>
-        <w:rPr>
-          <w:rFonts w:ascii="BC Sans" w:eastAsia="BC Sans" w:hAnsi="BC Sans" w:cs="BC Sans"/>
-          <w:color w:val="000000" w:themeColor="text1"/>
-        </w:rPr>
-        <w:t>_email</w:t>
-      </w:r>
-      <w:proofErr w:type="spellEnd"/>
-      <w:r>
-        <w:rPr>
-          <w:rFonts w:ascii="BC Sans" w:eastAsia="BC Sans" w:hAnsi="BC Sans" w:cs="BC Sans"/>
-          <w:color w:val="000000" w:themeColor="text1"/>
-        </w:rPr>
-        <w:t>}</w:t>
+        <w:rPr>
+          <w:rFonts w:ascii="BC Sans" w:eastAsia="BC Sans" w:hAnsi="BC Sans" w:cs="BC Sans"/>
+          <w:color w:val="000000" w:themeColor="text1"/>
+        </w:rPr>
+      </w:pPr>
+      <w:r>
+        <w:rPr>
+          <w:rFonts w:ascii="BC Sans" w:eastAsia="BC Sans" w:hAnsi="BC Sans" w:cs="BC Sans"/>
+          <w:b/>
+          <w:bCs/>
+          <w:color w:val="000000" w:themeColor="text1"/>
+        </w:rPr>
+        <w:t xml:space="preserve">Re: </w:t>
+      </w:r>
+      <w:r>
+        <w:rPr>
+          <w:rFonts w:ascii="BC Sans" w:hAnsi="BC Sans"/>
+        </w:rPr>
+        <w:tab/>
+      </w:r>
+      <w:r>
+        <w:rPr>
+          <w:rFonts w:ascii="BC Sans" w:eastAsia="BC Sans" w:hAnsi="BC Sans" w:cs="BC Sans"/>
+          <w:b/>
+          <w:bCs/>
+          <w:color w:val="000000" w:themeColor="text1"/>
+        </w:rPr>
+        <w:t xml:space="preserve">Mines Act permit </w:t>
+      </w:r>
+      <w:r>
+        <w:rPr>
+          <w:rFonts w:ascii="BC Sans" w:eastAsia="BC Sans" w:hAnsi="BC Sans" w:cs="BC Sans"/>
+          <w:b/>
+          <w:bCs/>
+          <w:color w:val="000000" w:themeColor="text1"/>
+        </w:rPr>
+        <w:t>approval</w:t>
+      </w:r>
+      <w:r>
+        <w:rPr>
+          <w:rFonts w:ascii="BC Sans" w:eastAsia="BC Sans" w:hAnsi="BC Sans" w:cs="BC Sans"/>
+          <w:b/>
+          <w:bCs/>
+          <w:color w:val="000000" w:themeColor="text1"/>
+        </w:rPr>
+        <w:t xml:space="preserve"> notification</w:t>
+      </w:r>
+    </w:p>
+    <w:p>
+      <w:pPr>
+        <w:pStyle w:val="NoSpacing"/>
+        <w:ind w:firstLine="720"/>
+        <w:rPr>
+          <w:rFonts w:ascii="BC Sans" w:eastAsia="BC Sans" w:hAnsi="BC Sans" w:cs="BC Sans"/>
+          <w:b/>
+          <w:bCs/>
+          <w:color w:val="000000" w:themeColor="text1"/>
+        </w:rPr>
+      </w:pPr>
+      <w:r>
+        <w:rPr>
+          <w:rFonts w:ascii="BC Sans" w:eastAsia="BC Sans" w:hAnsi="BC Sans" w:cs="BC Sans"/>
+          <w:b/>
+          <w:bCs/>
+          <w:color w:val="000000" w:themeColor="text1"/>
+        </w:rPr>
+        <w:t>Mines Act permit</w:t>
+      </w:r>
+      <w:r>
+        <w:rPr>
+          <w:rFonts w:ascii="BC Sans" w:eastAsia="BC Sans" w:hAnsi="BC Sans" w:cs="BC Sans"/>
+          <w:b/>
+          <w:bCs/>
+          <w:color w:val="000000" w:themeColor="text1"/>
+        </w:rPr>
+        <w:t>:</w:t>
+      </w:r>
+      <w:r>
+        <w:rPr>
+          <w:rFonts w:ascii="BC Sans" w:eastAsia="BC Sans" w:hAnsi="BC Sans" w:cs="BC Sans"/>
+          <w:b/>
+          <w:bCs/>
+          <w:color w:val="000000" w:themeColor="text1"/>
+        </w:rPr>
+        <w:t xml:space="preserve"> {d.permit_no}</w:t>
+      </w:r>
+    </w:p>
+    <w:p>
+      <w:pPr>
+        <w:pStyle w:val="NoSpacing"/>
+        <w:ind w:firstLine="720"/>
+        <w:rPr>
+          <w:rFonts w:ascii="BC Sans" w:hAnsi="BC Sans"/>
+          <w:b/>
+          <w:bCs/>
+        </w:rPr>
+      </w:pPr>
+      <w:r>
+        <w:rPr>
+          <w:rFonts w:ascii="BC Sans" w:hAnsi="BC Sans"/>
+          <w:b/>
+          <w:bCs/>
+        </w:rPr>
+        <w:t>Mine name:</w:t>
+      </w:r>
+      <w:r>
+        <w:rPr>
+          <w:rFonts w:ascii="BC Sans" w:hAnsi="BC Sans"/>
+          <w:b/>
+          <w:bCs/>
+        </w:rPr>
+        <w:t xml:space="preserve"> {d.mine_name}</w:t>
+      </w:r>
+    </w:p>
+    <w:p>
+      <w:pPr>
+        <w:pStyle w:val="NoSpacing"/>
+        <w:ind w:firstLine="720"/>
+        <w:rPr>
+          <w:rFonts w:ascii="BC Sans" w:hAnsi="BC Sans"/>
+          <w:b/>
+          <w:bCs/>
+        </w:rPr>
+      </w:pPr>
+      <w:r>
+        <w:rPr>
+          <w:rFonts w:ascii="BC Sans" w:hAnsi="BC Sans"/>
+          <w:b/>
+          <w:bCs/>
+        </w:rPr>
+        <w:t>Mine number:</w:t>
+      </w:r>
+      <w:r>
+        <w:rPr>
+          <w:rFonts w:ascii="BC Sans" w:hAnsi="BC Sans"/>
+          <w:b/>
+          <w:bCs/>
+        </w:rPr>
+        <w:t xml:space="preserve"> {d.mine_no}</w:t>
+      </w:r>
+    </w:p>
+    <w:p>
+      <w:pPr>
+        <w:pStyle w:val="NoSpacing"/>
+        <w:ind w:firstLine="720"/>
+        <w:rPr>
+          <w:rFonts w:ascii="BC Sans" w:hAnsi="BC Sans"/>
+        </w:rPr>
+      </w:pPr>
+      <w:r>
+        <w:rPr>
+          <w:rFonts w:ascii="BC Sans" w:hAnsi="BC Sans"/>
+          <w:b/>
+          <w:bCs/>
+        </w:rPr>
+        <w:t>P</w:t>
+      </w:r>
+      <w:r>
+        <w:rPr>
+          <w:rFonts w:ascii="BC Sans" w:hAnsi="BC Sans"/>
+          <w:b/>
+          <w:bCs/>
+        </w:rPr>
+        <w:t>ermittee:</w:t>
+      </w:r>
+      <w:r>
+        <w:rPr>
+          <w:rFonts w:ascii="BC Sans" w:hAnsi="BC Sans"/>
+          <w:b/>
+          <w:bCs/>
+        </w:rPr>
+        <w:t xml:space="preserve"> {d.proponent_name}</w:t>
       </w:r>
     </w:p>
     <w:p>
@@ -208,372 +306,9 @@
           <w:szCs w:val="22"/>
         </w:rPr>
       </w:pPr>
-    </w:p>
-    <w:p>
-      <w:pPr>
-        <w:pStyle w:val="NoSpacing"/>
-        <w:rPr>
-          <w:rFonts w:ascii="BC Sans" w:eastAsia="BC Sans" w:hAnsi="BC Sans" w:cs="BC Sans"/>
-          <w:color w:val="000000" w:themeColor="text1"/>
-        </w:rPr>
-      </w:pPr>
-      <w:r>
-        <w:rPr>
-          <w:rFonts w:ascii="BC Sans" w:eastAsia="BC Sans" w:hAnsi="BC Sans" w:cs="BC Sans"/>
-          <w:b/>
-          <w:bCs/>
-          <w:color w:val="000000" w:themeColor="text1"/>
-        </w:rPr>
-        <w:t>Re</w:t>
-      </w:r>
-      <w:proofErr w:type="gramStart"/>
-      <w:r>
-        <w:rPr>
-          <w:rFonts w:ascii="BC Sans" w:eastAsia="BC Sans" w:hAnsi="BC Sans" w:cs="BC Sans"/>
-          <w:b/>
-          <w:bCs/>
-          <w:color w:val="000000" w:themeColor="text1"/>
-        </w:rPr>
-        <w:t xml:space="preserve">: </w:t>
-      </w:r>
-      <w:r>
-        <w:tab/>
-      </w:r>
-      <w:r>
-        <w:rPr>
-          <w:rFonts w:ascii="BC Sans" w:eastAsia="BC Sans" w:hAnsi="BC Sans" w:cs="BC Sans"/>
-          <w:b/>
-          <w:bCs/>
-          <w:color w:val="000000" w:themeColor="text1"/>
-        </w:rPr>
-        <w:t>Mines</w:t>
-      </w:r>
-      <w:proofErr w:type="gramEnd"/>
-      <w:r>
-        <w:rPr>
-          <w:rFonts w:ascii="BC Sans" w:eastAsia="BC Sans" w:hAnsi="BC Sans" w:cs="BC Sans"/>
-          <w:b/>
-          <w:bCs/>
-          <w:color w:val="000000" w:themeColor="text1"/>
-        </w:rPr>
-        <w:t xml:space="preserve"> Act permit </w:t>
-      </w:r>
-      <w:r>
-        <w:rPr>
-          <w:rFonts w:ascii="BC Sans" w:eastAsia="BC Sans" w:hAnsi="BC Sans" w:cs="BC Sans"/>
-          <w:b/>
-          <w:bCs/>
-          <w:color w:val="000000" w:themeColor="text1"/>
-        </w:rPr>
-        <w:t>approval</w:t>
-      </w:r>
-      <w:r>
-        <w:rPr>
-          <w:rFonts w:ascii="BC Sans" w:eastAsia="BC Sans" w:hAnsi="BC Sans" w:cs="BC Sans"/>
-          <w:b/>
-          <w:bCs/>
-          <w:color w:val="000000" w:themeColor="text1"/>
-        </w:rPr>
-        <w:t xml:space="preserve"> notification</w:t>
-      </w:r>
-    </w:p>
-    <w:p>
-      <w:pPr>
-        <w:pStyle w:val="NoSpacing"/>
-        <w:ind w:firstLine="720"/>
-        <w:rPr>
-          <w:rFonts w:ascii="BC Sans" w:eastAsia="BC Sans" w:hAnsi="BC Sans" w:cs="BC Sans"/>
-          <w:b/>
-          <w:bCs/>
-          <w:color w:val="000000" w:themeColor="text1"/>
-        </w:rPr>
-      </w:pPr>
-      <w:r>
-        <w:rPr>
-          <w:rFonts w:ascii="BC Sans" w:eastAsia="BC Sans" w:hAnsi="BC Sans" w:cs="BC Sans"/>
-          <w:b/>
-          <w:bCs/>
-          <w:color w:val="000000" w:themeColor="text1"/>
-        </w:rPr>
-        <w:t xml:space="preserve">Mines Act </w:t>
-      </w:r>
-      <w:proofErr w:type="gramStart"/>
-      <w:r>
-        <w:rPr>
-          <w:rFonts w:ascii="BC Sans" w:eastAsia="BC Sans" w:hAnsi="BC Sans" w:cs="BC Sans"/>
-          <w:b/>
-          <w:bCs/>
-          <w:color w:val="000000" w:themeColor="text1"/>
-        </w:rPr>
-        <w:t>permit</w:t>
-      </w:r>
-      <w:r>
-        <w:rPr>
-          <w:rFonts w:ascii="BC Sans" w:eastAsia="BC Sans" w:hAnsi="BC Sans" w:cs="BC Sans"/>
-          <w:b/>
-          <w:bCs/>
-          <w:color w:val="000000" w:themeColor="text1"/>
-        </w:rPr>
-        <w:t>:</w:t>
-      </w:r>
-      <w:r>
-        <w:rPr>
-          <w:rFonts w:ascii="BC Sans" w:eastAsia="BC Sans" w:hAnsi="BC Sans" w:cs="BC Sans"/>
-          <w:b/>
-          <w:bCs/>
-          <w:color w:val="000000" w:themeColor="text1"/>
-        </w:rPr>
-        <w:t xml:space="preserve"> {</w:t>
-      </w:r>
-      <w:proofErr w:type="spellStart"/>
-      <w:r>
-        <w:rPr>
-          <w:rFonts w:ascii="BC Sans" w:eastAsia="BC Sans" w:hAnsi="BC Sans" w:cs="BC Sans"/>
-          <w:b/>
-          <w:bCs/>
-          <w:color w:val="000000" w:themeColor="text1"/>
-        </w:rPr>
-        <w:t>d.permit</w:t>
-      </w:r>
-      <w:proofErr w:type="gramEnd"/>
-      <w:r>
-        <w:rPr>
-          <w:rFonts w:ascii="BC Sans" w:eastAsia="BC Sans" w:hAnsi="BC Sans" w:cs="BC Sans"/>
-          <w:b/>
-          <w:bCs/>
-          <w:color w:val="000000" w:themeColor="text1"/>
-        </w:rPr>
-        <w:t>_no</w:t>
-      </w:r>
-      <w:proofErr w:type="spellEnd"/>
-      <w:r>
-        <w:rPr>
-          <w:rFonts w:ascii="BC Sans" w:eastAsia="BC Sans" w:hAnsi="BC Sans" w:cs="BC Sans"/>
-          <w:b/>
-          <w:bCs/>
-          <w:color w:val="000000" w:themeColor="text1"/>
-        </w:rPr>
-        <w:t>}</w:t>
-      </w:r>
-    </w:p>
-    <w:p>
-      <w:pPr>
-        <w:pStyle w:val="NoSpacing"/>
-        <w:ind w:firstLine="720"/>
-        <w:rPr>
-          <w:rFonts w:ascii="BC Sans" w:hAnsi="BC Sans"/>
-          <w:b/>
-          <w:bCs/>
-        </w:rPr>
-      </w:pPr>
-      <w:proofErr w:type="gramStart"/>
-      <w:r>
-        <w:rPr>
-          <w:rFonts w:ascii="BC Sans" w:hAnsi="BC Sans"/>
-          <w:b/>
-          <w:bCs/>
-        </w:rPr>
-        <w:t>Mine</w:t>
-      </w:r>
-      <w:proofErr w:type="gramEnd"/>
-      <w:r>
-        <w:rPr>
-          <w:rFonts w:ascii="BC Sans" w:hAnsi="BC Sans"/>
-          <w:b/>
-          <w:bCs/>
-        </w:rPr>
-        <w:t xml:space="preserve"> </w:t>
-      </w:r>
-      <w:proofErr w:type="gramStart"/>
-      <w:r>
-        <w:rPr>
-          <w:rFonts w:ascii="BC Sans" w:hAnsi="BC Sans"/>
-          <w:b/>
-          <w:bCs/>
-        </w:rPr>
-        <w:t>name:</w:t>
-      </w:r>
-      <w:r>
-        <w:rPr>
-          <w:rFonts w:ascii="BC Sans" w:hAnsi="BC Sans"/>
-          <w:b/>
-          <w:bCs/>
-        </w:rPr>
-        <w:t xml:space="preserve"> {</w:t>
-      </w:r>
-      <w:proofErr w:type="spellStart"/>
-      <w:r>
-        <w:rPr>
-          <w:rFonts w:ascii="BC Sans" w:hAnsi="BC Sans"/>
-          <w:b/>
-          <w:bCs/>
-        </w:rPr>
-        <w:t>d.mine</w:t>
-      </w:r>
-      <w:proofErr w:type="gramEnd"/>
-      <w:r>
-        <w:rPr>
-          <w:rFonts w:ascii="BC Sans" w:hAnsi="BC Sans"/>
-          <w:b/>
-          <w:bCs/>
-        </w:rPr>
-        <w:t>_name</w:t>
-      </w:r>
-      <w:proofErr w:type="spellEnd"/>
-      <w:r>
-        <w:rPr>
-          <w:rFonts w:ascii="BC Sans" w:hAnsi="BC Sans"/>
-          <w:b/>
-          <w:bCs/>
-        </w:rPr>
-        <w:t>}</w:t>
-      </w:r>
-    </w:p>
-    <w:p>
-      <w:pPr>
-        <w:pStyle w:val="NoSpacing"/>
-        <w:ind w:firstLine="720"/>
-        <w:rPr>
-          <w:rFonts w:ascii="BC Sans" w:hAnsi="BC Sans"/>
-          <w:b/>
-          <w:bCs/>
-        </w:rPr>
-      </w:pPr>
-      <w:proofErr w:type="gramStart"/>
-      <w:r>
-        <w:rPr>
-          <w:rFonts w:ascii="BC Sans" w:hAnsi="BC Sans"/>
-          <w:b/>
-          <w:bCs/>
-        </w:rPr>
-        <w:t>Mine</w:t>
-      </w:r>
-      <w:proofErr w:type="gramEnd"/>
-      <w:r>
-        <w:rPr>
-          <w:rFonts w:ascii="BC Sans" w:hAnsi="BC Sans"/>
-          <w:b/>
-          <w:bCs/>
-        </w:rPr>
-        <w:t xml:space="preserve"> </w:t>
-      </w:r>
-      <w:proofErr w:type="gramStart"/>
-      <w:r>
-        <w:rPr>
-          <w:rFonts w:ascii="BC Sans" w:hAnsi="BC Sans"/>
-          <w:b/>
-          <w:bCs/>
-        </w:rPr>
-        <w:t>number:</w:t>
-      </w:r>
-      <w:r>
-        <w:rPr>
-          <w:rFonts w:ascii="BC Sans" w:hAnsi="BC Sans"/>
-          <w:b/>
-          <w:bCs/>
-        </w:rPr>
-        <w:t xml:space="preserve"> {</w:t>
-      </w:r>
-      <w:proofErr w:type="spellStart"/>
-      <w:r>
-        <w:rPr>
-          <w:rFonts w:ascii="BC Sans" w:hAnsi="BC Sans"/>
-          <w:b/>
-          <w:bCs/>
-        </w:rPr>
-        <w:t>d.mine</w:t>
-      </w:r>
-      <w:proofErr w:type="gramEnd"/>
-      <w:r>
-        <w:rPr>
-          <w:rFonts w:ascii="BC Sans" w:hAnsi="BC Sans"/>
-          <w:b/>
-          <w:bCs/>
-        </w:rPr>
-        <w:t>_no</w:t>
-      </w:r>
-      <w:proofErr w:type="spellEnd"/>
-      <w:r>
-        <w:rPr>
-          <w:rFonts w:ascii="BC Sans" w:hAnsi="BC Sans"/>
-          <w:b/>
-          <w:bCs/>
-        </w:rPr>
-        <w:t>}</w:t>
-      </w:r>
-    </w:p>
-    <w:p>
-      <w:pPr>
-        <w:pStyle w:val="NoSpacing"/>
-        <w:ind w:firstLine="720"/>
-        <w:rPr>
-          <w:rFonts w:ascii="BC Sans" w:hAnsi="BC Sans"/>
-        </w:rPr>
-      </w:pPr>
-      <w:r>
-        <w:rPr>
-          <w:rFonts w:ascii="BC Sans" w:hAnsi="BC Sans"/>
-          <w:b/>
-          <w:bCs/>
-        </w:rPr>
-        <w:t xml:space="preserve">Proposed </w:t>
-      </w:r>
-      <w:proofErr w:type="gramStart"/>
-      <w:r>
-        <w:rPr>
-          <w:rFonts w:ascii="BC Sans" w:hAnsi="BC Sans"/>
-          <w:b/>
-          <w:bCs/>
-        </w:rPr>
-        <w:t>permittee:</w:t>
-      </w:r>
-      <w:r>
-        <w:rPr>
-          <w:rFonts w:ascii="BC Sans" w:hAnsi="BC Sans"/>
-          <w:b/>
-          <w:bCs/>
-        </w:rPr>
-        <w:t xml:space="preserve"> {</w:t>
-      </w:r>
-      <w:proofErr w:type="spellStart"/>
-      <w:r>
-        <w:rPr>
-          <w:rFonts w:ascii="BC Sans" w:hAnsi="BC Sans"/>
-          <w:b/>
-          <w:bCs/>
-        </w:rPr>
-        <w:t>d.proponent</w:t>
-      </w:r>
-      <w:proofErr w:type="gramEnd"/>
-      <w:r>
-        <w:rPr>
-          <w:rFonts w:ascii="BC Sans" w:hAnsi="BC Sans"/>
-          <w:b/>
-          <w:bCs/>
-        </w:rPr>
-        <w:t>_name</w:t>
-      </w:r>
-      <w:proofErr w:type="spellEnd"/>
-      <w:r>
-        <w:rPr>
-          <w:rFonts w:ascii="BC Sans" w:hAnsi="BC Sans"/>
-          <w:b/>
-          <w:bCs/>
-        </w:rPr>
-        <w:t>}</w:t>
-      </w:r>
-    </w:p>
-    <w:p>
-      <w:pPr>
-        <w:rPr>
-          <w:rFonts w:ascii="BC Sans" w:eastAsia="BC Sans" w:hAnsi="BC Sans" w:cs="BC Sans"/>
-          <w:color w:val="000000" w:themeColor="text1"/>
-          <w:sz w:val="22"/>
-          <w:szCs w:val="22"/>
-        </w:rPr>
-      </w:pPr>
-      <w:r>
-        <w:rPr>
+      <w:r>
+        <w:rPr>
+          <w:rFonts w:ascii="BC Sans" w:hAnsi="BC Sans"/>
           <w:noProof/>
         </w:rPr>
         <w:drawing>
@@ -634,7 +369,7 @@
         <w:pStyle w:val="NoSpacing"/>
         <w:jc w:val="both"/>
         <w:rPr>
-          <w:rFonts w:ascii="Calibri" w:eastAsia="Calibri" w:hAnsi="Calibri" w:cs="Calibri"/>
+          <w:rFonts w:ascii="BC Sans" w:eastAsia="Calibri" w:hAnsi="BC Sans" w:cs="Calibri"/>
           <w:color w:val="000000" w:themeColor="text1"/>
         </w:rPr>
       </w:pPr>
@@ -763,7 +498,7 @@
       </w:hyperlink>
       <w:r>
         <w:rPr>
-          <w:rFonts w:ascii="Calibri" w:eastAsia="Calibri" w:hAnsi="Calibri" w:cs="Calibri"/>
+          <w:rFonts w:ascii="BC Sans" w:eastAsia="Calibri" w:hAnsi="BC Sans" w:cs="Calibri"/>
           <w:color w:val="000000" w:themeColor="text1"/>
         </w:rPr>
         <w:t>.</w:t>
@@ -814,21 +549,7 @@
         <w:rPr>
           <w:rFonts w:ascii="BC Sans" w:hAnsi="BC Sans"/>
         </w:rPr>
-        <w:t xml:space="preserve"> {</w:t>
-      </w:r>
-      <w:proofErr w:type="spellStart"/>
-      <w:r>
-        <w:rPr>
-          <w:rFonts w:ascii="BC Sans" w:hAnsi="BC Sans"/>
-        </w:rPr>
-        <w:t>d.permit_no</w:t>
-      </w:r>
-      <w:proofErr w:type="spellEnd"/>
-      <w:r>
-        <w:rPr>
-          <w:rFonts w:ascii="BC Sans" w:hAnsi="BC Sans"/>
-        </w:rPr>
-        <w:t>}</w:t>
+        <w:t xml:space="preserve"> {d.permit_no}</w:t>
       </w:r>
       <w:r>
         <w:rPr>
@@ -840,7 +561,37 @@
         <w:rPr>
           <w:rFonts w:ascii="BC Sans" w:hAnsi="BC Sans"/>
         </w:rPr>
-        <w:t>today</w:t>
+        <w:t>hereby</w:t>
+      </w:r>
+      <w:r>
+        <w:rPr>
+          <w:rFonts w:ascii="BC Sans" w:hAnsi="BC Sans"/>
+        </w:rPr>
+        <w:t xml:space="preserve"> {d.application_type_code:ifEQ(NOW):showBegin}</w:t>
+      </w:r>
+      <w:r>
+        <w:rPr>
+          <w:rFonts w:ascii="BC Sans" w:hAnsi="BC Sans"/>
+        </w:rPr>
+        <w:t>issued</w:t>
+      </w:r>
+      <w:r>
+        <w:rPr>
+          <w:rFonts w:ascii="BC Sans" w:hAnsi="BC Sans"/>
+        </w:rPr>
+        <w:t>{d.application_type_code:showEnd}</w:t>
+      </w:r>
+      <w:r>
+        <w:rPr>
+          <w:rFonts w:ascii="BC Sans" w:hAnsi="BC Sans"/>
+        </w:rPr>
+        <w:t>{d.application_type_code:ifEQ(ADA):showBegin}amended{d.application_type_code:showEnd}</w:t>
+      </w:r>
+      <w:r>
+        <w:rPr>
+          <w:rFonts w:ascii="BC Sans" w:hAnsi="BC Sans"/>
+        </w:rPr>
+        <w:t>,</w:t>
       </w:r>
       <w:r>
         <w:rPr>
@@ -852,81 +603,13 @@
         <w:rPr>
           <w:rFonts w:ascii="BC Sans" w:hAnsi="BC Sans"/>
         </w:rPr>
-        <w:t>{d.application_type_code:ifEQ(NOW):showBegin}</w:t>
-      </w:r>
-      <w:r>
-        <w:rPr>
-          <w:rFonts w:ascii="BC Sans" w:hAnsi="BC Sans"/>
-        </w:rPr>
-        <w:t>issued</w:t>
-      </w:r>
-      <w:r>
-        <w:rPr>
-          <w:rFonts w:ascii="BC Sans" w:hAnsi="BC Sans"/>
-        </w:rPr>
-        <w:t>{d.application_type_code:showEnd}</w:t>
-      </w:r>
-      <w:r>
-        <w:rPr>
-          <w:rFonts w:ascii="BC Sans" w:hAnsi="BC Sans"/>
-        </w:rPr>
-        <w:t>{d.application_type_code:ifEQ(ADA):showBegin}</w:t>
-      </w:r>
-      <w:r>
-        <w:rPr>
-          <w:rFonts w:ascii="BC Sans" w:hAnsi="BC Sans"/>
-        </w:rPr>
-        <w:t>amended</w:t>
-      </w:r>
-      <w:r>
-        <w:rPr>
-          <w:rFonts w:ascii="BC Sans" w:hAnsi="BC Sans"/>
-        </w:rPr>
-        <w:t>{d.application_type_code:showEnd}</w:t>
-      </w:r>
-      <w:r>
-        <w:rPr>
-          <w:rFonts w:ascii="BC Sans" w:hAnsi="BC Sans"/>
-        </w:rPr>
-        <w:t>,</w:t>
-      </w:r>
-      <w:r>
-        <w:rPr>
-          <w:rFonts w:ascii="BC Sans" w:hAnsi="BC Sans"/>
-        </w:rPr>
-        <w:t xml:space="preserve"> </w:t>
-      </w:r>
-      <w:r>
-        <w:rPr>
-          <w:rFonts w:ascii="BC Sans" w:hAnsi="BC Sans"/>
-        </w:rPr>
         <w:t>authorizing</w:t>
       </w:r>
       <w:r>
         <w:rPr>
           <w:rFonts w:ascii="BC Sans" w:hAnsi="BC Sans"/>
         </w:rPr>
-        <w:t xml:space="preserve"> </w:t>
-      </w:r>
-      <w:r>
-        <w:rPr>
-          <w:rFonts w:ascii="BC Sans" w:hAnsi="BC Sans"/>
-        </w:rPr>
-        <w:t>{</w:t>
-      </w:r>
-      <w:proofErr w:type="spellStart"/>
-      <w:r>
-        <w:rPr>
-          <w:rFonts w:ascii="BC Sans" w:hAnsi="BC Sans"/>
-        </w:rPr>
-        <w:t>d.exploration_type</w:t>
-      </w:r>
-      <w:proofErr w:type="spellEnd"/>
-      <w:r>
-        <w:rPr>
-          <w:rFonts w:ascii="BC Sans" w:hAnsi="BC Sans"/>
-        </w:rPr>
-        <w:t xml:space="preserve">} </w:t>
+        <w:t xml:space="preserve"> {d.exploration_type} </w:t>
       </w:r>
       <w:r>
         <w:rPr>
@@ -986,21 +669,7 @@
         <w:rPr>
           <w:rFonts w:ascii="BC Sans" w:hAnsi="BC Sans"/>
         </w:rPr>
-        <w:t xml:space="preserve">conservation, protection, and reclamation of the land, </w:t>
-      </w:r>
-      <w:proofErr w:type="gramStart"/>
-      <w:r>
-        <w:rPr>
-          <w:rFonts w:ascii="BC Sans" w:hAnsi="BC Sans"/>
-        </w:rPr>
-        <w:t>watercourses</w:t>
-      </w:r>
-      <w:proofErr w:type="gramEnd"/>
-      <w:r>
-        <w:rPr>
-          <w:rFonts w:ascii="BC Sans" w:hAnsi="BC Sans"/>
-        </w:rPr>
-        <w:t xml:space="preserve"> and cultural heritage resources</w:t>
+        <w:t>conservation, protection, and reclamation of the land, watercourses and cultural heritage resources</w:t>
       </w:r>
       <w:r>
         <w:rPr>
@@ -1057,35 +726,13 @@
         <w:rPr>
           <w:rFonts w:ascii="BC Sans" w:hAnsi="BC Sans"/>
         </w:rPr>
-        <w:t xml:space="preserve">Notice of Work </w:t>
-      </w:r>
-      <w:proofErr w:type="gramStart"/>
-      <w:r>
-        <w:rPr>
-          <w:rFonts w:ascii="BC Sans" w:hAnsi="BC Sans"/>
-        </w:rPr>
-        <w:t>number:</w:t>
-      </w:r>
-      <w:r>
-        <w:rPr>
-          <w:rFonts w:ascii="BC Sans" w:hAnsi="BC Sans"/>
-        </w:rPr>
-        <w:t xml:space="preserve"> {</w:t>
-      </w:r>
-      <w:proofErr w:type="spellStart"/>
-      <w:proofErr w:type="gramEnd"/>
-      <w:r>
-        <w:rPr>
-          <w:rFonts w:ascii="BC Sans" w:hAnsi="BC Sans"/>
-        </w:rPr>
-        <w:t>d.now_number</w:t>
-      </w:r>
-      <w:proofErr w:type="spellEnd"/>
-      <w:r>
-        <w:rPr>
-          <w:rFonts w:ascii="BC Sans" w:hAnsi="BC Sans"/>
-        </w:rPr>
-        <w:t>}</w:t>
+        <w:t>Notice of Work number:</w:t>
+      </w:r>
+      <w:r>
+        <w:rPr>
+          <w:rFonts w:ascii="BC Sans" w:hAnsi="BC Sans"/>
+        </w:rPr>
+        <w:t xml:space="preserve"> {d.now_number}</w:t>
       </w:r>
     </w:p>
     <w:p>
@@ -1104,53 +751,25 @@
         <w:rPr>
           <w:rFonts w:ascii="BC Sans" w:hAnsi="BC Sans"/>
         </w:rPr>
-        <w:t>Submitted</w:t>
-      </w:r>
-      <w:r>
-        <w:rPr>
-          <w:rFonts w:ascii="BC Sans" w:hAnsi="BC Sans"/>
-        </w:rPr>
-        <w:t xml:space="preserve"> and </w:t>
-      </w:r>
-      <w:proofErr w:type="gramStart"/>
-      <w:r>
-        <w:rPr>
-          <w:rFonts w:ascii="BC Sans" w:hAnsi="BC Sans"/>
-        </w:rPr>
-        <w:t>accepted</w:t>
-      </w:r>
-      <w:r>
-        <w:rPr>
-          <w:rFonts w:ascii="BC Sans" w:hAnsi="BC Sans"/>
-        </w:rPr>
-        <w:t>:</w:t>
-      </w:r>
-      <w:r>
-        <w:rPr>
-          <w:rFonts w:ascii="BC Sans" w:hAnsi="BC Sans"/>
-        </w:rPr>
-        <w:t xml:space="preserve"> {</w:t>
-      </w:r>
-      <w:proofErr w:type="spellStart"/>
-      <w:proofErr w:type="gramEnd"/>
-      <w:r>
-        <w:rPr>
-          <w:rFonts w:ascii="BC Sans" w:hAnsi="BC Sans"/>
-        </w:rPr>
-        <w:t>d.</w:t>
-      </w:r>
-      <w:r>
-        <w:rPr>
-          <w:rFonts w:ascii="BC Sans" w:hAnsi="BC Sans"/>
-        </w:rPr>
-        <w:t>application_dt</w:t>
-      </w:r>
-      <w:proofErr w:type="spellEnd"/>
-      <w:r>
-        <w:rPr>
-          <w:rFonts w:ascii="BC Sans" w:hAnsi="BC Sans"/>
-        </w:rPr>
-        <w:t>}</w:t>
+        <w:t>Submi</w:t>
+      </w:r>
+      <w:r>
+        <w:rPr>
+          <w:rFonts w:ascii="BC Sans" w:hAnsi="BC Sans"/>
+        </w:rPr>
+        <w:t>ssion</w:t>
+      </w:r>
+      <w:r>
+        <w:rPr>
+          <w:rFonts w:ascii="BC Sans" w:hAnsi="BC Sans"/>
+        </w:rPr>
+        <w:t xml:space="preserve"> accepted:</w:t>
+      </w:r>
+      <w:r>
+        <w:rPr>
+          <w:rFonts w:ascii="BC Sans" w:hAnsi="BC Sans"/>
+        </w:rPr>
+        <w:t xml:space="preserve"> {d.application_dt}</w:t>
       </w:r>
       <w:r>
         <w:rPr>
@@ -1175,30 +794,14 @@
         <w:rPr>
           <w:rFonts w:ascii="BC Sans" w:hAnsi="BC Sans"/>
         </w:rPr>
-        <w:t>{</w:t>
-      </w:r>
-      <w:proofErr w:type="spellStart"/>
-      <w:proofErr w:type="gramStart"/>
-      <w:r>
-        <w:rPr>
-          <w:rFonts w:ascii="BC Sans" w:hAnsi="BC Sans"/>
-        </w:rPr>
-        <w:t>d.</w:t>
-      </w:r>
-      <w:r>
-        <w:rPr>
-          <w:rFonts w:ascii="BC Sans" w:hAnsi="BC Sans"/>
-        </w:rPr>
-        <w:t>letter</w:t>
-      </w:r>
-      <w:proofErr w:type="gramEnd"/>
-      <w:r>
-        <w:rPr>
-          <w:rFonts w:ascii="BC Sans" w:hAnsi="BC Sans"/>
-        </w:rPr>
-        <w:t>_dt</w:t>
-      </w:r>
-      <w:proofErr w:type="spellEnd"/>
+        <w:t>{d.</w:t>
+      </w:r>
+      <w:r>
+        <w:rPr>
+          <w:rFonts w:ascii="BC Sans" w:hAnsi="BC Sans"/>
+        </w:rPr>
+        <w:t>letter_dt</w:t>
+      </w:r>
       <w:r>
         <w:rPr>
           <w:rFonts w:ascii="BC Sans" w:hAnsi="BC Sans"/>
@@ -1222,7 +825,19 @@
         <w:rPr>
           <w:rFonts w:ascii="BC Sans" w:hAnsi="BC Sans"/>
         </w:rPr>
-        <w:t>For a t</w:t>
+        <w:t xml:space="preserve">For </w:t>
+      </w:r>
+      <w:r>
+        <w:rPr>
+          <w:rFonts w:ascii="BC Sans" w:hAnsi="BC Sans"/>
+        </w:rPr>
+        <w:t>the</w:t>
+      </w:r>
+      <w:r>
+        <w:rPr>
+          <w:rFonts w:ascii="BC Sans" w:hAnsi="BC Sans"/>
+        </w:rPr>
+        <w:t xml:space="preserve"> t</w:t>
       </w:r>
       <w:r>
         <w:rPr>
@@ -1246,36 +861,7 @@
         <w:rPr>
           <w:rFonts w:ascii="BC Sans" w:hAnsi="BC Sans"/>
         </w:rPr>
-        <w:t xml:space="preserve"> {</w:t>
-      </w:r>
-      <w:proofErr w:type="spellStart"/>
-      <w:proofErr w:type="gramStart"/>
-      <w:r>
-        <w:rPr>
-          <w:rFonts w:ascii="BC Sans" w:hAnsi="BC Sans"/>
-        </w:rPr>
-        <w:t>d.start</w:t>
-      </w:r>
-      <w:proofErr w:type="gramEnd"/>
-      <w:r>
-        <w:rPr>
-          <w:rFonts w:ascii="BC Sans" w:hAnsi="BC Sans"/>
-        </w:rPr>
-        <w:t>_</w:t>
-      </w:r>
-      <w:proofErr w:type="gramStart"/>
-      <w:r>
-        <w:rPr>
-          <w:rFonts w:ascii="BC Sans" w:hAnsi="BC Sans"/>
-        </w:rPr>
-        <w:t>date</w:t>
-      </w:r>
-      <w:proofErr w:type="spellEnd"/>
-      <w:r>
-        <w:rPr>
-          <w:rFonts w:ascii="BC Sans" w:hAnsi="BC Sans"/>
-        </w:rPr>
-        <w:t>}</w:t>
+        <w:t xml:space="preserve"> {d.start_date}</w:t>
       </w:r>
       <w:r>
         <w:rPr>
@@ -1287,28 +873,7 @@
         <w:rPr>
           <w:rFonts w:ascii="BC Sans" w:hAnsi="BC Sans"/>
         </w:rPr>
-        <w:t xml:space="preserve"> to</w:t>
-      </w:r>
-      <w:proofErr w:type="gramEnd"/>
-      <w:r>
-        <w:rPr>
-          <w:rFonts w:ascii="BC Sans" w:hAnsi="BC Sans"/>
-        </w:rPr>
-        <w:t xml:space="preserve"> {</w:t>
-      </w:r>
-      <w:proofErr w:type="spellStart"/>
-      <w:r>
-        <w:rPr>
-          <w:rFonts w:ascii="BC Sans" w:hAnsi="BC Sans"/>
-        </w:rPr>
-        <w:t>d.end_date</w:t>
-      </w:r>
-      <w:proofErr w:type="spellEnd"/>
-      <w:r>
-        <w:rPr>
-          <w:rFonts w:ascii="BC Sans" w:hAnsi="BC Sans"/>
-        </w:rPr>
-        <w:t>}</w:t>
+        <w:t xml:space="preserve"> to {d.end_date}</w:t>
       </w:r>
     </w:p>
     <w:p>
@@ -1421,14 +986,14 @@
           <w:lang w:val="en-CA"/>
         </w:rPr>
       </w:pPr>
-      <w:bookmarkStart w:id="0" w:name="_Hlk187394661"/>
+      <w:bookmarkStart w:id="1" w:name="_Hlk187394661"/>
       <w:r>
         <w:rPr>
           <w:rFonts w:ascii="BC Sans" w:hAnsi="BC Sans"/>
         </w:rPr>
         <w:t>As you were advised via previous correspondence from this office</w:t>
       </w:r>
-      <w:bookmarkEnd w:id="0"/>
+      <w:bookmarkEnd w:id="1"/>
       <w:r>
         <w:rPr>
           <w:rFonts w:ascii="BC Sans" w:hAnsi="BC Sans"/>
@@ -1446,23 +1011,7 @@
           <w:rFonts w:ascii="BC Sans" w:hAnsi="BC Sans"/>
           <w:lang w:val="en-CA"/>
         </w:rPr>
-        <w:t xml:space="preserve">legislation may be applicable to your operation and, as the Permittee, you may be required to obtain approvals or permits under that legislation, such </w:t>
-      </w:r>
-      <w:proofErr w:type="gramStart"/>
-      <w:r>
-        <w:rPr>
-          <w:rFonts w:ascii="BC Sans" w:hAnsi="BC Sans"/>
-          <w:lang w:val="en-CA"/>
-        </w:rPr>
-        <w:t>as for</w:t>
-      </w:r>
-      <w:proofErr w:type="gramEnd"/>
-      <w:r>
-        <w:rPr>
-          <w:rFonts w:ascii="BC Sans" w:hAnsi="BC Sans"/>
-          <w:lang w:val="en-CA"/>
-        </w:rPr>
-        <w:t xml:space="preserve"> road use or </w:t>
+        <w:t xml:space="preserve">legislation may be applicable to your operation and, as the Permittee, you may be required to obtain approvals or permits under that legislation, such as for road use or </w:t>
       </w:r>
       <w:r>
         <w:rPr>
@@ -1623,8 +1172,7 @@
         </w:rPr>
         <w:t xml:space="preserve">industrial and </w:t>
       </w:r>
-      <w:bookmarkStart w:id="1" w:name="_Int_1ajY8LDb"/>
-      <w:proofErr w:type="gramStart"/>
+      <w:bookmarkStart w:id="2" w:name="_Int_1ajY8LDb"/>
       <w:r>
         <w:rPr>
           <w:rFonts w:ascii="BC Sans" w:eastAsia="BC Sans" w:hAnsi="BC Sans" w:cs="BC Sans"/>
@@ -1652,8 +1200,7 @@
         </w:rPr>
         <w:t>risk</w:t>
       </w:r>
-      <w:bookmarkEnd w:id="1"/>
-      <w:proofErr w:type="gramEnd"/>
+      <w:bookmarkEnd w:id="2"/>
       <w:r>
         <w:rPr>
           <w:rFonts w:ascii="BC Sans" w:eastAsia="BC Sans" w:hAnsi="BC Sans" w:cs="BC Sans"/>
@@ -1736,27 +1283,148 @@
           <w:color w:val="auto"/>
           <w:u w:val="none"/>
         </w:rPr>
-        <w:t xml:space="preserve"> to support mining activities. It is your responsibility to have all necessary </w:t>
-      </w:r>
-      <w:proofErr w:type="gramStart"/>
-      <w:r>
+        <w:t xml:space="preserve"> to support mining activities. It is your responsibility to have all necessary authorizations in place for the operation of an industrial camp.</w:t>
+      </w:r>
+    </w:p>
+    <w:p>
+      <w:pPr>
+        <w:pStyle w:val="NoSpacing"/>
+        <w:jc w:val="both"/>
         <w:rPr>
           <w:rStyle w:val="Hyperlink"/>
           <w:rFonts w:ascii="BC Sans" w:hAnsi="BC Sans"/>
           <w:color w:val="auto"/>
           <w:u w:val="none"/>
         </w:rPr>
-        <w:t>authorizations</w:t>
-      </w:r>
-      <w:proofErr w:type="gramEnd"/>
-      <w:r>
+      </w:pPr>
+    </w:p>
+    <w:p>
+      <w:pPr>
+        <w:pStyle w:val="NoSpacing"/>
+        <w:jc w:val="both"/>
         <w:rPr>
           <w:rStyle w:val="Hyperlink"/>
           <w:rFonts w:ascii="BC Sans" w:hAnsi="BC Sans"/>
           <w:color w:val="auto"/>
           <w:u w:val="none"/>
         </w:rPr>
-        <w:t xml:space="preserve"> in place for the operation of an industrial camp.</w:t>
+      </w:pPr>
+      <w:r>
+        <w:rPr>
+          <w:rStyle w:val="Hyperlink"/>
+          <w:rFonts w:ascii="BC Sans" w:hAnsi="BC Sans"/>
+          <w:color w:val="FF0000"/>
+          <w:u w:val="none"/>
+        </w:rPr>
+        <w:t xml:space="preserve">OPTIONAL </w:t>
+      </w:r>
+      <w:r>
+        <w:rPr>
+          <w:rStyle w:val="Hyperlink"/>
+          <w:rFonts w:ascii="BC Sans" w:hAnsi="BC Sans"/>
+          <w:color w:val="auto"/>
+          <w:u w:val="none"/>
+        </w:rPr>
+        <w:t>Please be reminded that dur</w:t>
+      </w:r>
+      <w:r>
+        <w:rPr>
+          <w:rStyle w:val="Hyperlink"/>
+          <w:rFonts w:ascii="BC Sans" w:hAnsi="BC Sans"/>
+          <w:color w:val="auto"/>
+          <w:u w:val="none"/>
+        </w:rPr>
+        <w:t>ing consultation with First Nations</w:t>
+      </w:r>
+      <w:r>
+        <w:rPr>
+          <w:rStyle w:val="Hyperlink"/>
+          <w:rFonts w:ascii="BC Sans" w:hAnsi="BC Sans"/>
+          <w:color w:val="auto"/>
+          <w:u w:val="none"/>
+        </w:rPr>
+        <w:t>,</w:t>
+      </w:r>
+      <w:r>
+        <w:rPr>
+          <w:rStyle w:val="Hyperlink"/>
+          <w:rFonts w:ascii="BC Sans" w:hAnsi="BC Sans"/>
+          <w:color w:val="auto"/>
+          <w:u w:val="none"/>
+        </w:rPr>
+        <w:t xml:space="preserve"> the following comments were provided: </w:t>
+      </w:r>
+      <w:r>
+        <w:rPr>
+          <w:rStyle w:val="Hyperlink"/>
+          <w:rFonts w:ascii="BC Sans" w:hAnsi="BC Sans"/>
+          <w:color w:val="FF0000"/>
+          <w:u w:val="none"/>
+        </w:rPr>
+        <w:t>(</w:t>
+      </w:r>
+      <w:r>
+        <w:rPr>
+          <w:rStyle w:val="Hyperlink"/>
+          <w:rFonts w:ascii="BC Sans" w:hAnsi="BC Sans"/>
+          <w:color w:val="FF0000"/>
+          <w:u w:val="none"/>
+        </w:rPr>
+        <w:t>INSP</w:t>
+      </w:r>
+      <w:r>
+        <w:rPr>
+          <w:rStyle w:val="Hyperlink"/>
+          <w:rFonts w:ascii="BC Sans" w:hAnsi="BC Sans"/>
+          <w:color w:val="FF0000"/>
+          <w:u w:val="none"/>
+        </w:rPr>
+        <w:t>ECTOR</w:t>
+      </w:r>
+      <w:r>
+        <w:rPr>
+          <w:rStyle w:val="Hyperlink"/>
+          <w:rFonts w:ascii="BC Sans" w:hAnsi="BC Sans"/>
+          <w:color w:val="FF0000"/>
+          <w:u w:val="none"/>
+        </w:rPr>
+        <w:t xml:space="preserve"> </w:t>
+      </w:r>
+      <w:r>
+        <w:rPr>
+          <w:rStyle w:val="Hyperlink"/>
+          <w:rFonts w:ascii="BC Sans" w:hAnsi="BC Sans"/>
+          <w:color w:val="FF0000"/>
+          <w:u w:val="none"/>
+        </w:rPr>
+        <w:t xml:space="preserve">CAN </w:t>
+      </w:r>
+      <w:r>
+        <w:rPr>
+          <w:rStyle w:val="Hyperlink"/>
+          <w:rFonts w:ascii="BC Sans" w:hAnsi="BC Sans"/>
+          <w:color w:val="FF0000"/>
+          <w:u w:val="none"/>
+        </w:rPr>
+        <w:t>INSERT</w:t>
+      </w:r>
+      <w:r>
+        <w:rPr>
+          <w:rStyle w:val="Hyperlink"/>
+          <w:rFonts w:ascii="BC Sans" w:hAnsi="BC Sans"/>
+          <w:color w:val="FF0000"/>
+          <w:u w:val="none"/>
+        </w:rPr>
+        <w:t>)</w:t>
+      </w:r>
+      <w:r>
+        <w:rPr>
+          <w:rStyle w:val="Hyperlink"/>
+          <w:rFonts w:ascii="BC Sans" w:hAnsi="BC Sans"/>
+          <w:color w:val="auto"/>
+          <w:u w:val="none"/>
+        </w:rPr>
+        <w:t>.</w:t>
       </w:r>
     </w:p>
     <w:p>
@@ -1789,7 +1457,16 @@
           <w:color w:val="FF0000"/>
           <w:u w:val="none"/>
         </w:rPr>
-        <w:t xml:space="preserve">OPTIONAL </w:t>
+        <w:t>OP</w:t>
+      </w:r>
+      <w:r>
+        <w:rPr>
+          <w:rStyle w:val="Hyperlink"/>
+          <w:rFonts w:ascii="BC Sans" w:hAnsi="BC Sans"/>
+          <w:color w:val="FF0000"/>
+          <w:u w:val="none"/>
+        </w:rPr>
+        <w:t xml:space="preserve">TIONAL </w:t>
       </w:r>
       <w:r>
         <w:rPr>
@@ -1798,7 +1475,7 @@
           <w:color w:val="auto"/>
           <w:u w:val="none"/>
         </w:rPr>
-        <w:t>Please be reminded that dur</w:t>
+        <w:t>Through</w:t>
       </w:r>
       <w:r>
         <w:rPr>
@@ -1807,7 +1484,7 @@
           <w:color w:val="auto"/>
           <w:u w:val="none"/>
         </w:rPr>
-        <w:t>ing consultation with First Nations</w:t>
+        <w:t xml:space="preserve"> government agency referral, the following referral comments were received. </w:t>
       </w:r>
       <w:r>
         <w:rPr>
@@ -1816,7 +1493,7 @@
           <w:color w:val="auto"/>
           <w:u w:val="none"/>
         </w:rPr>
-        <w:t>,</w:t>
+        <w:t>T</w:t>
       </w:r>
       <w:r>
         <w:rPr>
@@ -1825,7 +1502,52 @@
           <w:color w:val="auto"/>
           <w:u w:val="none"/>
         </w:rPr>
-        <w:t xml:space="preserve"> the following comments were provided: </w:t>
+        <w:t xml:space="preserve">hese comments </w:t>
+      </w:r>
+      <w:r>
+        <w:rPr>
+          <w:rStyle w:val="Hyperlink"/>
+          <w:rFonts w:ascii="BC Sans" w:hAnsi="BC Sans"/>
+          <w:color w:val="auto"/>
+          <w:u w:val="none"/>
+        </w:rPr>
+        <w:t>provide</w:t>
+      </w:r>
+      <w:r>
+        <w:rPr>
+          <w:rStyle w:val="Hyperlink"/>
+          <w:rFonts w:ascii="BC Sans" w:hAnsi="BC Sans"/>
+          <w:color w:val="auto"/>
+          <w:u w:val="none"/>
+        </w:rPr>
+        <w:t xml:space="preserve"> important </w:t>
+      </w:r>
+      <w:r>
+        <w:rPr>
+          <w:rStyle w:val="Hyperlink"/>
+          <w:rFonts w:ascii="BC Sans" w:hAnsi="BC Sans"/>
+          <w:color w:val="auto"/>
+          <w:u w:val="none"/>
+        </w:rPr>
+        <w:t xml:space="preserve">information </w:t>
+      </w:r>
+      <w:r>
+        <w:rPr>
+          <w:rStyle w:val="Hyperlink"/>
+          <w:rFonts w:ascii="BC Sans" w:hAnsi="BC Sans"/>
+          <w:color w:val="auto"/>
+          <w:u w:val="none"/>
+        </w:rPr>
+        <w:t>for</w:t>
+      </w:r>
+      <w:r>
+        <w:rPr>
+          <w:rStyle w:val="Hyperlink"/>
+          <w:rFonts w:ascii="BC Sans" w:hAnsi="BC Sans"/>
+          <w:color w:val="auto"/>
+          <w:u w:val="none"/>
+        </w:rPr>
+        <w:t xml:space="preserve"> your work program: </w:t>
       </w:r>
       <w:r>
         <w:rPr>
@@ -1834,7 +1556,7 @@
           <w:color w:val="FF0000"/>
           <w:u w:val="none"/>
         </w:rPr>
-        <w:t>(</w:t>
+        <w:t>(INSPECTOR CAN INSERT</w:t>
       </w:r>
       <w:r>
         <w:rPr>
@@ -1843,51 +1565,6 @@
           <w:color w:val="FF0000"/>
           <w:u w:val="none"/>
         </w:rPr>
-        <w:t>INSP</w:t>
-      </w:r>
-      <w:r>
-        <w:rPr>
-          <w:rStyle w:val="Hyperlink"/>
-          <w:rFonts w:ascii="BC Sans" w:hAnsi="BC Sans"/>
-          <w:color w:val="FF0000"/>
-          <w:u w:val="none"/>
-        </w:rPr>
-        <w:t>ECTOR</w:t>
-      </w:r>
-      <w:r>
-        <w:rPr>
-          <w:rStyle w:val="Hyperlink"/>
-          <w:rFonts w:ascii="BC Sans" w:hAnsi="BC Sans"/>
-          <w:color w:val="FF0000"/>
-          <w:u w:val="none"/>
-        </w:rPr>
-        <w:t xml:space="preserve"> </w:t>
-      </w:r>
-      <w:r>
-        <w:rPr>
-          <w:rStyle w:val="Hyperlink"/>
-          <w:rFonts w:ascii="BC Sans" w:hAnsi="BC Sans"/>
-          <w:color w:val="FF0000"/>
-          <w:u w:val="none"/>
-        </w:rPr>
-        <w:t xml:space="preserve">CAN </w:t>
-      </w:r>
-      <w:r>
-        <w:rPr>
-          <w:rStyle w:val="Hyperlink"/>
-          <w:rFonts w:ascii="BC Sans" w:hAnsi="BC Sans"/>
-          <w:color w:val="FF0000"/>
-          <w:u w:val="none"/>
-        </w:rPr>
-        <w:t>INSERT</w:t>
-      </w:r>
-      <w:r>
-        <w:rPr>
-          <w:rStyle w:val="Hyperlink"/>
-          <w:rFonts w:ascii="BC Sans" w:hAnsi="BC Sans"/>
-          <w:color w:val="FF0000"/>
-          <w:u w:val="none"/>
-        </w:rPr>
         <w:t>)</w:t>
       </w:r>
       <w:r>
@@ -1917,156 +1594,6 @@
         <w:pStyle w:val="NoSpacing"/>
         <w:jc w:val="both"/>
         <w:rPr>
-          <w:rStyle w:val="Hyperlink"/>
-          <w:rFonts w:ascii="BC Sans" w:hAnsi="BC Sans"/>
-          <w:color w:val="auto"/>
-          <w:u w:val="none"/>
-        </w:rPr>
-      </w:pPr>
-      <w:r>
-        <w:rPr>
-          <w:rStyle w:val="Hyperlink"/>
-          <w:rFonts w:ascii="BC Sans" w:hAnsi="BC Sans"/>
-          <w:color w:val="FF0000"/>
-          <w:u w:val="none"/>
-        </w:rPr>
-        <w:t>OP</w:t>
-      </w:r>
-      <w:r>
-        <w:rPr>
-          <w:rStyle w:val="Hyperlink"/>
-          <w:rFonts w:ascii="BC Sans" w:hAnsi="BC Sans"/>
-          <w:color w:val="FF0000"/>
-          <w:u w:val="none"/>
-        </w:rPr>
-        <w:t xml:space="preserve">TIONAL </w:t>
-      </w:r>
-      <w:r>
-        <w:rPr>
-          <w:rStyle w:val="Hyperlink"/>
-          <w:rFonts w:ascii="BC Sans" w:hAnsi="BC Sans"/>
-          <w:color w:val="auto"/>
-          <w:u w:val="none"/>
-        </w:rPr>
-        <w:t>Through</w:t>
-      </w:r>
-      <w:r>
-        <w:rPr>
-          <w:rStyle w:val="Hyperlink"/>
-          <w:rFonts w:ascii="BC Sans" w:hAnsi="BC Sans"/>
-          <w:color w:val="auto"/>
-          <w:u w:val="none"/>
-        </w:rPr>
-        <w:t xml:space="preserve"> government agency referral, the following referral comments were received. </w:t>
-      </w:r>
-      <w:r>
-        <w:rPr>
-          <w:rStyle w:val="Hyperlink"/>
-          <w:rFonts w:ascii="BC Sans" w:hAnsi="BC Sans"/>
-          <w:color w:val="auto"/>
-          <w:u w:val="none"/>
-        </w:rPr>
-        <w:t>T</w:t>
-      </w:r>
-      <w:r>
-        <w:rPr>
-          <w:rStyle w:val="Hyperlink"/>
-          <w:rFonts w:ascii="BC Sans" w:hAnsi="BC Sans"/>
-          <w:color w:val="auto"/>
-          <w:u w:val="none"/>
-        </w:rPr>
-        <w:t xml:space="preserve">hese comments </w:t>
-      </w:r>
-      <w:r>
-        <w:rPr>
-          <w:rStyle w:val="Hyperlink"/>
-          <w:rFonts w:ascii="BC Sans" w:hAnsi="BC Sans"/>
-          <w:color w:val="auto"/>
-          <w:u w:val="none"/>
-        </w:rPr>
-        <w:t>provide</w:t>
-      </w:r>
-      <w:r>
-        <w:rPr>
-          <w:rStyle w:val="Hyperlink"/>
-          <w:rFonts w:ascii="BC Sans" w:hAnsi="BC Sans"/>
-          <w:color w:val="auto"/>
-          <w:u w:val="none"/>
-        </w:rPr>
-        <w:t xml:space="preserve"> important </w:t>
-      </w:r>
-      <w:r>
-        <w:rPr>
-          <w:rStyle w:val="Hyperlink"/>
-          <w:rFonts w:ascii="BC Sans" w:hAnsi="BC Sans"/>
-          <w:color w:val="auto"/>
-          <w:u w:val="none"/>
-        </w:rPr>
-        <w:t xml:space="preserve">information </w:t>
-      </w:r>
-      <w:r>
-        <w:rPr>
-          <w:rStyle w:val="Hyperlink"/>
-          <w:rFonts w:ascii="BC Sans" w:hAnsi="BC Sans"/>
-          <w:color w:val="auto"/>
-          <w:u w:val="none"/>
-        </w:rPr>
-        <w:t>for</w:t>
-      </w:r>
-      <w:r>
-        <w:rPr>
-          <w:rStyle w:val="Hyperlink"/>
-          <w:rFonts w:ascii="BC Sans" w:hAnsi="BC Sans"/>
-          <w:color w:val="auto"/>
-          <w:u w:val="none"/>
-        </w:rPr>
-        <w:t xml:space="preserve"> your work program: </w:t>
-      </w:r>
-      <w:r>
-        <w:rPr>
-          <w:rStyle w:val="Hyperlink"/>
-          <w:rFonts w:ascii="BC Sans" w:hAnsi="BC Sans"/>
-          <w:color w:val="FF0000"/>
-          <w:u w:val="none"/>
-        </w:rPr>
-        <w:t>(INSPECTOR CAN INSERT</w:t>
-      </w:r>
-      <w:r>
-        <w:rPr>
-          <w:rStyle w:val="Hyperlink"/>
-          <w:rFonts w:ascii="BC Sans" w:hAnsi="BC Sans"/>
-          <w:color w:val="FF0000"/>
-          <w:u w:val="none"/>
-        </w:rPr>
-        <w:t>)</w:t>
-      </w:r>
-      <w:r>
-        <w:rPr>
-          <w:rStyle w:val="Hyperlink"/>
-          <w:rFonts w:ascii="BC Sans" w:hAnsi="BC Sans"/>
-          <w:color w:val="auto"/>
-          <w:u w:val="none"/>
-        </w:rPr>
-        <w:t>.</w:t>
-      </w:r>
-    </w:p>
-    <w:p>
-      <w:pPr>
-        <w:pStyle w:val="NoSpacing"/>
-        <w:jc w:val="both"/>
-        <w:rPr>
-          <w:rStyle w:val="Hyperlink"/>
-          <w:rFonts w:ascii="BC Sans" w:hAnsi="BC Sans"/>
-          <w:color w:val="auto"/>
-          <w:u w:val="none"/>
-        </w:rPr>
-      </w:pPr>
-    </w:p>
-    <w:p>
-      <w:pPr>
-        <w:pStyle w:val="NoSpacing"/>
-        <w:jc w:val="both"/>
-        <w:rPr>
           <w:rFonts w:ascii="BC Sans" w:eastAsia="BC Sans" w:hAnsi="BC Sans" w:cs="BC Sans"/>
           <w:color w:val="000000" w:themeColor="text1"/>
         </w:rPr>
@@ -2099,23 +1626,7 @@
           <w:rFonts w:ascii="BC Sans" w:hAnsi="BC Sans" w:cs="Arial"/>
           <w:lang w:eastAsia="en-CA"/>
         </w:rPr>
-        <w:t xml:space="preserve">Communication and coordination with overlapping tenure-holders is imperative </w:t>
-      </w:r>
-      <w:proofErr w:type="gramStart"/>
-      <w:r>
-        <w:rPr>
-          <w:rFonts w:ascii="BC Sans" w:hAnsi="BC Sans" w:cs="Arial"/>
-          <w:lang w:eastAsia="en-CA"/>
-        </w:rPr>
-        <w:t>in order to</w:t>
-      </w:r>
-      <w:proofErr w:type="gramEnd"/>
-      <w:r>
-        <w:rPr>
-          <w:rFonts w:ascii="BC Sans" w:hAnsi="BC Sans" w:cs="Arial"/>
-          <w:lang w:eastAsia="en-CA"/>
-        </w:rPr>
-        <w:t xml:space="preserve"> eliminate or minimize conflicts with other tenure-holders.</w:t>
+        <w:t>Communication and coordination with overlapping tenure-holders is imperative in order to eliminate or minimize conflicts with other tenure-holders.</w:t>
       </w:r>
       <w:r>
         <w:rPr>
@@ -2186,16 +1697,8 @@
               <w:rPr>
                 <w:rFonts w:ascii="BC Sans" w:eastAsia="BC Sans" w:hAnsi="BC Sans" w:cs="BC Sans"/>
               </w:rPr>
-              <w:t xml:space="preserve">Forest </w:t>
+              <w:t>Forest licensee</w:t>
             </w:r>
-            <w:proofErr w:type="gramStart"/>
-            <w:r>
-              <w:rPr>
-                <w:rFonts w:ascii="BC Sans" w:eastAsia="BC Sans" w:hAnsi="BC Sans" w:cs="BC Sans"/>
-              </w:rPr>
-              <w:t>licensee</w:t>
-            </w:r>
-            <w:proofErr w:type="gramEnd"/>
           </w:p>
           <w:p>
             <w:pPr>
@@ -2386,16 +1889,8 @@
               <w:rPr>
                 <w:rFonts w:ascii="BC Sans" w:eastAsia="BC Sans" w:hAnsi="BC Sans" w:cs="BC Sans"/>
               </w:rPr>
-              <w:t xml:space="preserve"> or other energy tenure </w:t>
+              <w:t xml:space="preserve"> or other energy tenure holder</w:t>
             </w:r>
-            <w:proofErr w:type="gramStart"/>
-            <w:r>
-              <w:rPr>
-                <w:rFonts w:ascii="BC Sans" w:eastAsia="BC Sans" w:hAnsi="BC Sans" w:cs="BC Sans"/>
-              </w:rPr>
-              <w:t>holder</w:t>
-            </w:r>
-            <w:proofErr w:type="gramEnd"/>
           </w:p>
           <w:p>
             <w:pPr>
@@ -2547,7 +2042,25 @@
         <w:rPr>
           <w:rFonts w:ascii="BC Sans" w:hAnsi="BC Sans"/>
         </w:rPr>
-        <w:t>,</w:t>
+        <w:t xml:space="preserve">, </w:t>
+      </w:r>
+      <w:r>
+        <w:rPr>
+          <w:rFonts w:ascii="BC Sans" w:hAnsi="BC Sans"/>
+        </w:rPr>
+        <w:t>submitted as part of your application</w:t>
+      </w:r>
+      <w:r>
+        <w:rPr>
+          <w:rFonts w:ascii="BC Sans" w:hAnsi="BC Sans"/>
+        </w:rPr>
+        <w:t xml:space="preserve">, must be </w:t>
+      </w:r>
+      <w:r>
+        <w:rPr>
+          <w:rFonts w:ascii="BC Sans" w:hAnsi="BC Sans"/>
+        </w:rPr>
+        <w:t>implemented</w:t>
       </w:r>
       <w:r>
         <w:rPr>
@@ -2559,37 +2072,7 @@
         <w:rPr>
           <w:rFonts w:ascii="BC Sans" w:hAnsi="BC Sans"/>
         </w:rPr>
-        <w:t>submitted as part of your application</w:t>
-      </w:r>
-      <w:r>
-        <w:rPr>
-          <w:rFonts w:ascii="BC Sans" w:hAnsi="BC Sans"/>
-        </w:rPr>
-        <w:t xml:space="preserve">, must be </w:t>
-      </w:r>
-      <w:r>
-        <w:rPr>
-          <w:rFonts w:ascii="BC Sans" w:hAnsi="BC Sans"/>
-        </w:rPr>
-        <w:t>implemented</w:t>
-      </w:r>
-      <w:r>
-        <w:rPr>
-          <w:rFonts w:ascii="BC Sans" w:hAnsi="BC Sans"/>
-        </w:rPr>
-        <w:t xml:space="preserve"> </w:t>
-      </w:r>
-      <w:r>
-        <w:rPr>
-          <w:rFonts w:ascii="BC Sans" w:hAnsi="BC Sans"/>
-        </w:rPr>
-        <w:t xml:space="preserve">prior </w:t>
-      </w:r>
-      <w:r>
-        <w:rPr>
-          <w:rFonts w:ascii="BC Sans" w:hAnsi="BC Sans"/>
-        </w:rPr>
-        <w:t>to the start of mechanized activities</w:t>
+        <w:t>prior to the start of mechanized activities</w:t>
       </w:r>
       <w:r>
         <w:rPr>
@@ -2636,23 +2119,7 @@
           <w:rFonts w:ascii="BC Sans" w:eastAsia="BC Sans" w:hAnsi="BC Sans" w:cs="BC Sans"/>
           <w:color w:val="000000" w:themeColor="text1"/>
         </w:rPr>
-        <w:t xml:space="preserve">, among other legislation, and you are advised to familiarize yourself with the Mines Act and the Code. The Code and its guidance documents are periodically updated. </w:t>
-      </w:r>
-      <w:proofErr w:type="gramStart"/>
-      <w:r>
-        <w:rPr>
-          <w:rFonts w:ascii="BC Sans" w:eastAsia="BC Sans" w:hAnsi="BC Sans" w:cs="BC Sans"/>
-          <w:color w:val="000000" w:themeColor="text1"/>
-        </w:rPr>
-        <w:t>Ensure</w:t>
-      </w:r>
-      <w:proofErr w:type="gramEnd"/>
-      <w:r>
-        <w:rPr>
-          <w:rFonts w:ascii="BC Sans" w:eastAsia="BC Sans" w:hAnsi="BC Sans" w:cs="BC Sans"/>
-          <w:color w:val="000000" w:themeColor="text1"/>
-        </w:rPr>
-        <w:t xml:space="preserve"> to check the Code </w:t>
+        <w:t xml:space="preserve">, among other legislation, and you are advised to familiarize yourself with the Mines Act and the Code. The Code and its guidance documents are periodically updated. Ensure to check the Code </w:t>
       </w:r>
       <w:r>
         <w:rPr>
@@ -2724,7 +2191,6 @@
         </w:rPr>
         <w:t xml:space="preserve"> </w:t>
       </w:r>
-      <w:proofErr w:type="spellStart"/>
       <w:r>
         <w:rPr>
           <w:rFonts w:ascii="BC Sans" w:hAnsi="BC Sans" w:cs="Calibri"/>
@@ -2734,7 +2200,6 @@
         </w:rPr>
         <w:t>Minespace</w:t>
       </w:r>
-      <w:proofErr w:type="spellEnd"/>
       <w:r>
         <w:rPr>
           <w:rFonts w:ascii="BC Sans" w:hAnsi="BC Sans" w:cs="Calibri"/>
@@ -2776,23 +2241,14 @@
         </w:rPr>
         <w:t xml:space="preserve">. </w:t>
       </w:r>
-      <w:proofErr w:type="spellStart"/>
       <w:r>
         <w:rPr>
           <w:rFonts w:ascii="BC Sans" w:hAnsi="BC Sans" w:cs="Calibri"/>
           <w:color w:val="000000" w:themeColor="text1"/>
         </w:rPr>
-        <w:t>MineSpace</w:t>
-      </w:r>
-      <w:proofErr w:type="spellEnd"/>
-      <w:r>
-        <w:rPr>
-          <w:rFonts w:ascii="BC Sans" w:hAnsi="BC Sans" w:cs="Calibri"/>
-          <w:color w:val="000000" w:themeColor="text1"/>
-        </w:rPr>
-        <w:t xml:space="preserve"> is also where you can update </w:t>
-      </w:r>
-      <w:bookmarkStart w:id="2" w:name="_Int_MyMFfuiU"/>
+        <w:t xml:space="preserve">MineSpace is also where you can update </w:t>
+      </w:r>
+      <w:bookmarkStart w:id="3" w:name="_Int_MyMFfuiU"/>
       <w:r>
         <w:rPr>
           <w:rFonts w:ascii="BC Sans" w:hAnsi="BC Sans" w:cs="Calibri"/>
@@ -2802,7 +2258,7 @@
         </w:rPr>
         <w:t>mine</w:t>
       </w:r>
-      <w:bookmarkEnd w:id="2"/>
+      <w:bookmarkEnd w:id="3"/>
       <w:r>
         <w:rPr>
           <w:rFonts w:ascii="BC Sans" w:hAnsi="BC Sans" w:cs="Calibri"/>
@@ -2812,7 +2268,7 @@
         </w:rPr>
         <w:t xml:space="preserve"> </w:t>
       </w:r>
-      <w:bookmarkStart w:id="3" w:name="_Int_hV8tNaTn"/>
+      <w:bookmarkStart w:id="4" w:name="_Int_hV8tNaTn"/>
       <w:r>
         <w:rPr>
           <w:rFonts w:ascii="BC Sans" w:hAnsi="BC Sans" w:cs="Calibri"/>
@@ -2822,7 +2278,7 @@
         </w:rPr>
         <w:t>manager</w:t>
       </w:r>
-      <w:bookmarkEnd w:id="3"/>
+      <w:bookmarkEnd w:id="4"/>
       <w:r>
         <w:rPr>
           <w:rFonts w:ascii="BC Sans" w:hAnsi="BC Sans" w:cs="Calibri"/>
@@ -2889,7 +2345,7 @@
           <w:rFonts w:ascii="BC Sans" w:hAnsi="BC Sans"/>
         </w:rPr>
       </w:pPr>
-      <w:bookmarkStart w:id="4" w:name="_Hlk44977946"/>
+      <w:bookmarkStart w:id="5" w:name="_Hlk44977946"/>
       <w:r>
         <w:rPr>
           <w:rFonts w:ascii="BC Sans" w:hAnsi="BC Sans"/>
@@ -2927,6 +2383,20 @@
       <w:r>
         <w:rPr>
           <w:rFonts w:ascii="BC Sans" w:hAnsi="BC Sans"/>
+          <w:color w:val="EE0000"/>
+        </w:rPr>
+        <w:t>[INSPECTOR TO CHOOSE]:</w:t>
+      </w:r>
+      <w:r>
+        <w:rPr>
+          <w:rFonts w:ascii="BC Sans" w:hAnsi="BC Sans"/>
+          <w:color w:val="FF0000"/>
+        </w:rPr>
+        <w:t xml:space="preserve"> </w:t>
+      </w:r>
+      <w:r>
+        <w:rPr>
+          <w:rFonts w:ascii="BC Sans" w:hAnsi="BC Sans"/>
           <w:color w:val="FF0000"/>
         </w:rPr>
         <w:t>Annual Summary of Exploration Activities (ASEA) form</w:t>
@@ -2996,7 +2466,6 @@
         </w:rPr>
         <w:t xml:space="preserve">to the ministry via </w:t>
       </w:r>
-      <w:proofErr w:type="spellStart"/>
       <w:r>
         <w:rPr>
           <w:rFonts w:ascii="BC Sans" w:hAnsi="BC Sans"/>
@@ -3005,7 +2474,6 @@
         </w:rPr>
         <w:t>MineSpace</w:t>
       </w:r>
-      <w:proofErr w:type="spellEnd"/>
       <w:r>
         <w:rPr>
           <w:rFonts w:ascii="BC Sans" w:hAnsi="BC Sans"/>
@@ -3052,7 +2520,7 @@
         </w:rPr>
       </w:pPr>
     </w:p>
-    <w:bookmarkEnd w:id="4"/>
+    <w:bookmarkEnd w:id="5"/>
     <w:p>
       <w:pPr>
         <w:pStyle w:val="NoSpacing"/>
@@ -3165,7 +2633,6 @@
         </w:rPr>
         <w:t xml:space="preserve">submitted to </w:t>
       </w:r>
-      <w:proofErr w:type="spellStart"/>
       <w:r>
         <w:rPr>
           <w:rFonts w:ascii="BC Sans" w:hAnsi="BC Sans"/>
@@ -3174,7 +2641,6 @@
         </w:rPr>
         <w:t>MineSpace</w:t>
       </w:r>
-      <w:proofErr w:type="spellEnd"/>
       <w:r>
         <w:rPr>
           <w:rFonts w:ascii="BC Sans" w:hAnsi="BC Sans"/>
@@ -3284,7 +2750,7 @@
         </w:rPr>
         <w:t xml:space="preserve">Total reclamation security held as a condition of your Mines Act permit is </w:t>
       </w:r>
-      <w:commentRangeStart w:id="5"/>
+      <w:commentRangeStart w:id="6"/>
       <w:r>
         <w:rPr>
           <w:rStyle w:val="Strong"/>
@@ -3293,7 +2759,7 @@
           <w:bCs w:val="0"/>
           <w:color w:val="FF0000"/>
         </w:rPr>
-        <w:t xml:space="preserve">(enter total security </w:t>
+        <w:t>(enter total security to be held)</w:t>
       </w:r>
       <w:r>
         <w:rPr>
@@ -3301,26 +2767,6 @@
           <w:rFonts w:ascii="BC Sans" w:hAnsi="BC Sans"/>
           <w:b w:val="0"/>
           <w:bCs w:val="0"/>
-          <w:color w:val="FF0000"/>
-        </w:rPr>
-        <w:t xml:space="preserve">to be </w:t>
-      </w:r>
-      <w:r>
-        <w:rPr>
-          <w:rStyle w:val="Strong"/>
-          <w:rFonts w:ascii="BC Sans" w:hAnsi="BC Sans"/>
-          <w:b w:val="0"/>
-          <w:bCs w:val="0"/>
-          <w:color w:val="FF0000"/>
-        </w:rPr>
-        <w:t>held)</w:t>
-      </w:r>
-      <w:r>
-        <w:rPr>
-          <w:rStyle w:val="Strong"/>
-          <w:rFonts w:ascii="BC Sans" w:hAnsi="BC Sans"/>
-          <w:b w:val="0"/>
-          <w:bCs w:val="0"/>
         </w:rPr>
         <w:t>.</w:t>
       </w:r>
@@ -3330,14 +2776,15 @@
         </w:rPr>
         <w:t xml:space="preserve"> </w:t>
       </w:r>
-      <w:commentRangeEnd w:id="5"/>
+      <w:commentRangeEnd w:id="6"/>
       <w:r>
         <w:rPr>
           <w:rStyle w:val="CommentReference"/>
-          <w:rFonts w:ascii="Times New Roman" w:eastAsia="Times New Roman" w:hAnsi="Times New Roman" w:cs="Times New Roman"/>
-          <w:lang w:eastAsia="en-CA"/>
-        </w:rPr>
-        <w:commentReference w:id="5"/>
+          <w:rFonts w:ascii="BC Sans" w:hAnsi="BC Sans"/>
+          <w:sz w:val="22"/>
+          <w:szCs w:val="22"/>
+        </w:rPr>
+        <w:commentReference w:id="6"/>
       </w:r>
       <w:r>
         <w:rPr>
@@ -3546,73 +2993,50 @@
           <w:rFonts w:ascii="BC Sans" w:hAnsi="BC Sans"/>
           <w:lang w:val="en-CA"/>
         </w:rPr>
-        <w:t xml:space="preserve">not </w:t>
+        <w:t>not already submitted</w:t>
       </w:r>
       <w:r>
         <w:rPr>
           <w:rFonts w:ascii="BC Sans" w:hAnsi="BC Sans"/>
           <w:lang w:val="en-CA"/>
         </w:rPr>
-        <w:t xml:space="preserve">already </w:t>
+        <w:t xml:space="preserve">. </w:t>
       </w:r>
       <w:r>
         <w:rPr>
           <w:rFonts w:ascii="BC Sans" w:hAnsi="BC Sans"/>
           <w:lang w:val="en-CA"/>
         </w:rPr>
-        <w:t>submitted</w:t>
+        <w:t>Your MERP</w:t>
       </w:r>
       <w:r>
         <w:rPr>
           <w:rFonts w:ascii="BC Sans" w:hAnsi="BC Sans"/>
           <w:lang w:val="en-CA"/>
         </w:rPr>
-        <w:t xml:space="preserve">. </w:t>
+        <w:t xml:space="preserve"> </w:t>
       </w:r>
       <w:r>
         <w:rPr>
           <w:rFonts w:ascii="BC Sans" w:hAnsi="BC Sans"/>
           <w:lang w:val="en-CA"/>
         </w:rPr>
-        <w:t>Your MERP</w:t>
+        <w:t>must be maintained and posted at the mi</w:t>
       </w:r>
       <w:r>
         <w:rPr>
           <w:rFonts w:ascii="BC Sans" w:hAnsi="BC Sans"/>
           <w:lang w:val="en-CA"/>
         </w:rPr>
-        <w:t xml:space="preserve"> </w:t>
+        <w:t>n</w:t>
       </w:r>
       <w:r>
         <w:rPr>
           <w:rFonts w:ascii="BC Sans" w:hAnsi="BC Sans"/>
           <w:lang w:val="en-CA"/>
         </w:rPr>
-        <w:t xml:space="preserve">must be </w:t>
-      </w:r>
-      <w:proofErr w:type="gramStart"/>
-      <w:r>
-        <w:rPr>
-          <w:rFonts w:ascii="BC Sans" w:hAnsi="BC Sans"/>
-          <w:lang w:val="en-CA"/>
-        </w:rPr>
-        <w:t>maintained and posted at the mi</w:t>
-      </w:r>
-      <w:r>
-        <w:rPr>
-          <w:rFonts w:ascii="BC Sans" w:hAnsi="BC Sans"/>
-          <w:lang w:val="en-CA"/>
-        </w:rPr>
-        <w:t>n</w:t>
-      </w:r>
-      <w:r>
-        <w:rPr>
-          <w:rFonts w:ascii="BC Sans" w:hAnsi="BC Sans"/>
-          <w:lang w:val="en-CA"/>
-        </w:rPr>
         <w:t>e site at all times</w:t>
       </w:r>
-      <w:proofErr w:type="gramEnd"/>
       <w:r>
         <w:rPr>
           <w:rFonts w:ascii="BC Sans" w:hAnsi="BC Sans"/>
@@ -3727,7 +3151,7 @@
         </w:rPr>
         <w:t xml:space="preserve"> </w:t>
       </w:r>
-      <w:bookmarkStart w:id="6" w:name="_Int_tqRB4Ks2"/>
+      <w:bookmarkStart w:id="7" w:name="_Int_tqRB4Ks2"/>
       <w:r>
         <w:rPr>
           <w:rFonts w:ascii="BC Sans" w:hAnsi="BC Sans"/>
@@ -3740,7 +3164,7 @@
         </w:rPr>
         <w:t>omply with</w:t>
       </w:r>
-      <w:bookmarkEnd w:id="6"/>
+      <w:bookmarkEnd w:id="7"/>
       <w:r>
         <w:rPr>
           <w:rFonts w:ascii="BC Sans" w:hAnsi="BC Sans"/>
@@ -3813,7 +3237,6 @@
         </w:rPr>
         <w:t xml:space="preserve">update </w:t>
       </w:r>
-      <w:proofErr w:type="spellStart"/>
       <w:r>
         <w:rPr>
           <w:rFonts w:ascii="BC Sans" w:hAnsi="BC Sans"/>
@@ -3822,7 +3245,6 @@
         </w:rPr>
         <w:t>MineSpace</w:t>
       </w:r>
-      <w:proofErr w:type="spellEnd"/>
       <w:r>
         <w:rPr>
           <w:rFonts w:ascii="BC Sans" w:hAnsi="BC Sans"/>
@@ -3881,113 +3303,64 @@
     <w:p>
       <w:pPr>
         <w:rPr>
-          <w:rFonts w:ascii="Arial" w:hAnsi="Arial" w:cs="Arial"/>
+          <w:rFonts w:ascii="BC Sans" w:hAnsi="BC Sans" w:cs="Arial"/>
           <w:sz w:val="22"/>
           <w:szCs w:val="22"/>
         </w:rPr>
       </w:pPr>
       <w:r>
         <w:rPr>
-          <w:rFonts w:ascii="Arial" w:hAnsi="Arial" w:cs="Arial"/>
+          <w:rFonts w:ascii="BC Sans" w:hAnsi="BC Sans" w:cs="Arial"/>
           <w:sz w:val="22"/>
           <w:szCs w:val="22"/>
         </w:rPr>
-        <w:t>{</w:t>
-      </w:r>
-      <w:proofErr w:type="spellStart"/>
-      <w:proofErr w:type="gramStart"/>
-      <w:r>
-        <w:rPr>
-          <w:rFonts w:ascii="Arial" w:hAnsi="Arial" w:cs="Arial"/>
+        <w:t>{d.images.issuing_inspector_signature}</w:t>
+      </w:r>
+    </w:p>
+    <w:p>
+      <w:pPr>
+        <w:rPr>
+          <w:rFonts w:ascii="BC Sans" w:hAnsi="BC Sans" w:cs="Arial"/>
           <w:sz w:val="22"/>
           <w:szCs w:val="22"/>
         </w:rPr>
-        <w:t>d.images</w:t>
-      </w:r>
-      <w:proofErr w:type="gramEnd"/>
-      <w:r>
-        <w:rPr>
-          <w:rFonts w:ascii="Arial" w:hAnsi="Arial" w:cs="Arial"/>
+      </w:pPr>
+    </w:p>
+    <w:p>
+      <w:pPr>
+        <w:pStyle w:val="List"/>
+        <w:ind w:left="0" w:firstLine="0"/>
+        <w:rPr>
+          <w:rFonts w:ascii="BC Sans" w:hAnsi="BC Sans" w:cs="Arial"/>
           <w:sz w:val="22"/>
           <w:szCs w:val="22"/>
         </w:rPr>
-        <w:t>.issuing_inspector_signature</w:t>
-      </w:r>
-      <w:proofErr w:type="spellEnd"/>
-      <w:r>
-        <w:rPr>
-          <w:rFonts w:ascii="Arial" w:hAnsi="Arial" w:cs="Arial"/>
+      </w:pPr>
+      <w:r>
+        <w:rPr>
+          <w:rFonts w:ascii="BC Sans" w:hAnsi="BC Sans" w:cs="Arial"/>
           <w:sz w:val="22"/>
           <w:szCs w:val="22"/>
         </w:rPr>
-        <w:t>}</w:t>
-      </w:r>
-    </w:p>
-    <w:p>
-      <w:pPr>
-        <w:pStyle w:val="List"/>
-        <w:ind w:left="0" w:firstLine="0"/>
-        <w:rPr>
-          <w:rFonts w:ascii="Arial" w:hAnsi="Arial" w:cs="Arial"/>
+        <w:t>{d.issuing_inspector_name}</w:t>
+      </w:r>
+    </w:p>
+    <w:p>
+      <w:pPr>
+        <w:rPr>
+          <w:rFonts w:ascii="BC Sans" w:hAnsi="BC Sans" w:cs="Arial"/>
           <w:sz w:val="22"/>
           <w:szCs w:val="22"/>
         </w:rPr>
       </w:pPr>
       <w:r>
         <w:rPr>
-          <w:rFonts w:ascii="Arial" w:hAnsi="Arial" w:cs="Arial"/>
+          <w:rFonts w:ascii="BC Sans" w:hAnsi="BC Sans" w:cs="Arial"/>
           <w:sz w:val="22"/>
           <w:szCs w:val="22"/>
         </w:rPr>
-        <w:t>{</w:t>
-      </w:r>
-      <w:proofErr w:type="spellStart"/>
-      <w:proofErr w:type="gramStart"/>
-      <w:r>
-        <w:rPr>
-          <w:rFonts w:ascii="Arial" w:hAnsi="Arial" w:cs="Arial"/>
-          <w:sz w:val="22"/>
-          <w:szCs w:val="22"/>
-        </w:rPr>
-        <w:t>d.issuing</w:t>
-      </w:r>
-      <w:proofErr w:type="gramEnd"/>
-      <w:r>
-        <w:rPr>
-          <w:rFonts w:ascii="Arial" w:hAnsi="Arial" w:cs="Arial"/>
-          <w:sz w:val="22"/>
-          <w:szCs w:val="22"/>
-        </w:rPr>
-        <w:t>_inspector_name</w:t>
-      </w:r>
-      <w:proofErr w:type="spellEnd"/>
-      <w:r>
-        <w:rPr>
-          <w:rFonts w:ascii="Arial" w:hAnsi="Arial" w:cs="Arial"/>
-          <w:sz w:val="22"/>
-          <w:szCs w:val="22"/>
-        </w:rPr>
-        <w:t>}</w:t>
-      </w:r>
-    </w:p>
-    <w:p>
-      <w:pPr>
-        <w:rPr>
-          <w:rFonts w:ascii="Arial" w:hAnsi="Arial" w:cs="Arial"/>
-          <w:sz w:val="22"/>
-          <w:szCs w:val="22"/>
-        </w:rPr>
-      </w:pPr>
-      <w:proofErr w:type="gramStart"/>
-      <w:r>
-        <w:rPr>
-          <w:rFonts w:ascii="Arial" w:hAnsi="Arial" w:cs="Arial"/>
-          <w:sz w:val="22"/>
-          <w:szCs w:val="22"/>
-        </w:rPr>
         <w:t>Inspector of Mines</w:t>
       </w:r>
-      <w:proofErr w:type="gramEnd"/>
     </w:p>
     <w:p>
       <w:pPr>
@@ -4057,7 +3430,7 @@
 
 <file path=word/comments.xml><?xml version="1.0" encoding="utf-8"?>
 <w:comments xmlns:wpc="http://schemas.microsoft.com/office/word/2010/wordprocessingCanvas" xmlns:cx="http://schemas.microsoft.com/office/drawing/2014/chartex" xmlns:cx1="http://schemas.microsoft.com/office/drawing/2015/9/8/chartex" xmlns:cx2="http://schemas.microsoft.com/office/drawing/2015/10/21/chartex" xmlns:cx3="http://schemas.microsoft.com/office/drawing/2016/5/9/chartex" xmlns:cx4="http://schemas.microsoft.com/office/drawing/2016/5/10/chartex" xmlns:cx5="http://schemas.microsoft.com/office/drawing/2016/5/11/chartex" xmlns:cx6="http://schemas.microsoft.com/office/drawing/2016/5/12/chartex" xmlns:cx7="http://schemas.microsoft.com/office/drawing/2016/5/13/chartex" xmlns:cx8="http://schemas.microsoft.com/office/drawing/2016/5/14/chartex" xmlns:mc="http://schemas.openxmlformats.org/markup-compatibility/2006" xmlns:aink="http://schemas.microsoft.com/office/drawing/2016/ink" xmlns:am3d="http://schemas.microsoft.com/office/drawing/2017/model3d" xmlns:o="urn:schemas-microsoft-com:office:office" xmlns:oel="http://schemas.microsoft.com/office/2019/extlst" xmlns:r="http://schemas.openxmlformats.org/officeDocument/2006/relationships" xmlns:m="http://schemas.openxmlformats.org/officeDocument/2006/math" xmlns:v="urn:schemas-microsoft-com:vml" xmlns:wp14="http://schemas.microsoft.com/office/word/2010/wordprocessingDrawing" xmlns:wp="http://schemas.openxmlformats.org/drawingml/2006/wordprocessingDrawing" xmlns:w10="urn:schemas-microsoft-com:office:word" xmlns:w="http://schemas.openxmlformats.org/wordprocessingml/2006/main" xmlns:w14="http://schemas.microsoft.com/office/word/2010/wordml" xmlns:w15="http://schemas.microsoft.com/office/word/2012/wordml" xmlns:w16cex="http://schemas.microsoft.com/office/word/2018/wordml/cex" xmlns:w16cid="http://schemas.microsoft.com/office/word/2016/wordml/cid" xmlns:w16="http://schemas.microsoft.com/office/word/2018/wordml" xmlns:w16du="http://schemas.microsoft.com/office/word/2023/wordml/word16du" xmlns:w16sdtdh="http://schemas.microsoft.com/office/word/2020/wordml/sdtdatahash" xmlns:w16sdtfl="http://schemas.microsoft.com/office/word/2024/wordml/sdtformatlock" xmlns:w16se="http://schemas.microsoft.com/office/word/2015/wordml/symex" xmlns:wpg="http://schemas.microsoft.com/office/word/2010/wordprocessingGroup" xmlns:wpi="http://schemas.microsoft.com/office/word/2010/wordprocessingInk" xmlns:wne="http://schemas.microsoft.com/office/word/2006/wordml" xmlns:wps="http://schemas.microsoft.com/office/word/2010/wordprocessingShape" mc:Ignorable="w14 w15 w16se w16cid w16 w16cex w16sdtdh w16sdtfl w16du wp14">
-  <w:comment w:id="5" w:author="Samuelson, Karen E EMLI:EX" w:date="2025-04-23T10:23:00Z" w:initials="KS">
+  <w:comment w:id="6" w:author="Samuelson, Karen E EMLI:EX" w:date="2025-04-23T10:23:00Z" w:initials="KS">
     <w:p>
       <w:pPr>
         <w:pStyle w:val="CommentText"/>
@@ -4124,6 +3497,7 @@
   <w:p>
     <w:pPr>
       <w:rPr>
+        <w:rFonts w:asciiTheme="minorHAnsi" w:hAnsiTheme="minorHAnsi" w:cstheme="minorHAnsi"/>
         <w:sz w:val="16"/>
         <w:szCs w:val="16"/>
       </w:rPr>
@@ -4237,7 +3611,7 @@
           </w:r>
           <w:r>
             <w:rPr>
-              <w:rFonts w:asciiTheme="minorHAnsi" w:hAnsiTheme="minorHAnsi" w:cstheme="minorBidi"/>
+              <w:rFonts w:asciiTheme="minorHAnsi" w:hAnsiTheme="minorHAnsi" w:cstheme="minorHAnsi"/>
               <w:sz w:val="16"/>
               <w:szCs w:val="16"/>
             </w:rPr>
@@ -4290,56 +3664,20 @@
           </w:pPr>
           <w:r>
             <w:rPr>
-              <w:rFonts w:asciiTheme="minorHAnsi" w:hAnsiTheme="minorHAnsi" w:cstheme="minorBidi"/>
+              <w:rFonts w:asciiTheme="minorHAnsi" w:hAnsiTheme="minorHAnsi" w:cstheme="minorHAnsi"/>
               <w:sz w:val="16"/>
               <w:szCs w:val="16"/>
             </w:rPr>
-            <w:t>{</w:t>
-          </w:r>
-          <w:proofErr w:type="spellStart"/>
-          <w:r>
-            <w:rPr>
-              <w:rFonts w:asciiTheme="minorHAnsi" w:hAnsiTheme="minorHAnsi" w:cstheme="minorBidi"/>
-              <w:sz w:val="16"/>
-              <w:szCs w:val="16"/>
-            </w:rPr>
-            <w:t>d.rc_office_email</w:t>
-          </w:r>
-          <w:proofErr w:type="spellEnd"/>
-          <w:r>
-            <w:rPr>
-              <w:rFonts w:asciiTheme="minorHAnsi" w:hAnsiTheme="minorHAnsi" w:cstheme="minorBidi"/>
-              <w:sz w:val="16"/>
-              <w:szCs w:val="16"/>
-            </w:rPr>
-            <w:t>}</w:t>
+            <w:t>{d.rc_office_email}</w:t>
           </w:r>
           <w:r>
             <w:rPr>
-              <w:rFonts w:asciiTheme="minorHAnsi" w:hAnsiTheme="minorHAnsi" w:cstheme="minorBidi"/>
+              <w:rFonts w:asciiTheme="minorHAnsi" w:hAnsiTheme="minorHAnsi" w:cstheme="minorHAnsi"/>
               <w:sz w:val="16"/>
               <w:szCs w:val="16"/>
             </w:rPr>
             <w:br/>
-            <w:t>{</w:t>
-          </w:r>
-          <w:proofErr w:type="spellStart"/>
-          <w:r>
-            <w:rPr>
-              <w:rFonts w:asciiTheme="minorHAnsi" w:hAnsiTheme="minorHAnsi" w:cstheme="minorBidi"/>
-              <w:sz w:val="16"/>
-              <w:szCs w:val="16"/>
-            </w:rPr>
-            <w:t>d.rc_office_phone_number</w:t>
-          </w:r>
-          <w:proofErr w:type="spellEnd"/>
-          <w:r>
-            <w:rPr>
-              <w:rFonts w:asciiTheme="minorHAnsi" w:hAnsiTheme="minorHAnsi" w:cstheme="minorBidi"/>
-              <w:sz w:val="16"/>
-              <w:szCs w:val="16"/>
-            </w:rPr>
-            <w:t>}</w:t>
+            <w:t>{d.rc_office_phone_number}</w:t>
           </w:r>
         </w:p>
       </w:tc>
@@ -4356,7 +3694,6 @@
               <w:szCs w:val="16"/>
             </w:rPr>
           </w:pPr>
-          <w:proofErr w:type="spellStart"/>
           <w:r>
             <w:rPr>
               <w:rFonts w:asciiTheme="minorHAnsi" w:hAnsiTheme="minorHAnsi" w:cstheme="minorHAnsi"/>
@@ -4366,7 +3703,6 @@
             </w:rPr>
             <w:t>MineSpace</w:t>
           </w:r>
-          <w:proofErr w:type="spellEnd"/>
         </w:p>
         <w:p>
           <w:pPr>
@@ -4412,6 +3748,7 @@
     <w:pPr>
       <w:pStyle w:val="Footer"/>
       <w:rPr>
+        <w:rFonts w:asciiTheme="minorHAnsi" w:hAnsiTheme="minorHAnsi" w:cstheme="minorHAnsi"/>
         <w:sz w:val="16"/>
         <w:szCs w:val="16"/>
       </w:rPr>
@@ -4585,7 +3922,7 @@
               <v:stroke joinstyle="miter"/>
               <v:path gradientshapeok="t" o:connecttype="rect"/>
             </v:shapetype>
-            <v:shape id="Text Box 1" o:spid="_x0000_s1026" type="#_x0000_t202" style="position:absolute;left:0;text-align:left;margin-left:8.3pt;margin-top:-7.55pt;width:129.7pt;height:56.75pt;z-index:251658240;visibility:visible;mso-wrap-style:square;mso-wrap-distance-left:9pt;mso-wrap-distance-top:0;mso-wrap-distance-right:9pt;mso-wrap-distance-bottom:0;mso-position-horizontal:absolute;mso-position-horizontal-relative:text;mso-position-vertical:absolute;mso-position-vertical-relative:text;v-text-anchor:top" o:gfxdata="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" fillcolor="white [3201]" stroked="f" strokeweight=".5pt">
+            <v:shape id="Text Box 1" o:spid="_x0000_s1026" type="#_x0000_t202" style="position:absolute;left:0;text-align:left;margin-left:8.3pt;margin-top:-7.55pt;width:129.7pt;height:56.75pt;z-index:251658240;visibility:visible;mso-wrap-style:square;mso-wrap-distance-left:9pt;mso-wrap-distance-top:0;mso-wrap-distance-right:9pt;mso-wrap-distance-bottom:0;mso-position-horizontal:absolute;mso-position-horizontal-relative:text;mso-position-vertical:absolute;mso-position-vertical-relative:text;v-text-anchor:top" o:gfxdata="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" fillcolor="white [3201]" stroked="f" strokeweight=".5pt">
               <v:textbox>
                 <w:txbxContent>
                   <w:p>

--- a/services/core-api/app/templates/now/Permit Enclosed Letter.docx
+++ b/services/core-api/app/templates/now/Permit Enclosed Letter.docx
@@ -23,7 +23,16 @@
           <w:rFonts w:ascii="BC Sans" w:eastAsia="BC Sans" w:hAnsi="BC Sans" w:cs="BC Sans"/>
           <w:color w:val="000000" w:themeColor="text1"/>
         </w:rPr>
-        <w:t>{d</w:t>
+        <w:t>{</w:t>
+      </w:r>
+      <w:proofErr w:type="spellStart"/>
+      <w:proofErr w:type="gramStart"/>
+      <w:r>
+        <w:rPr>
+          <w:rFonts w:ascii="BC Sans" w:eastAsia="BC Sans" w:hAnsi="BC Sans" w:cs="BC Sans"/>
+          <w:color w:val="000000" w:themeColor="text1"/>
+        </w:rPr>
+        <w:t>d</w:t>
       </w:r>
       <w:bookmarkStart w:id="0" w:name="OLE_LINK1"/>
       <w:r>
@@ -31,9 +40,18 @@
           <w:rFonts w:ascii="BC Sans" w:eastAsia="BC Sans" w:hAnsi="BC Sans" w:cs="BC Sans"/>
           <w:color w:val="000000" w:themeColor="text1"/>
         </w:rPr>
-        <w:t>.letter_dt</w:t>
+        <w:t>.letter</w:t>
+      </w:r>
+      <w:proofErr w:type="gramEnd"/>
+      <w:r>
+        <w:rPr>
+          <w:rFonts w:ascii="BC Sans" w:eastAsia="BC Sans" w:hAnsi="BC Sans" w:cs="BC Sans"/>
+          <w:color w:val="000000" w:themeColor="text1"/>
+        </w:rPr>
+        <w:t>_dt</w:t>
       </w:r>
       <w:bookmarkEnd w:id="0"/>
+      <w:proofErr w:type="spellEnd"/>
       <w:r>
         <w:rPr>
           <w:rFonts w:ascii="BC Sans" w:eastAsia="BC Sans" w:hAnsi="BC Sans" w:cs="BC Sans"/>
@@ -63,7 +81,29 @@
         <w:rPr>
           <w:rFonts w:ascii="BC Sans" w:hAnsi="BC Sans" w:cstheme="minorHAnsi"/>
         </w:rPr>
-        <w:t>{d.proponent_name}</w:t>
+        <w:t>{</w:t>
+      </w:r>
+      <w:proofErr w:type="spellStart"/>
+      <w:proofErr w:type="gramStart"/>
+      <w:r>
+        <w:rPr>
+          <w:rFonts w:ascii="BC Sans" w:hAnsi="BC Sans" w:cstheme="minorHAnsi"/>
+        </w:rPr>
+        <w:t>d.proponent</w:t>
+      </w:r>
+      <w:proofErr w:type="gramEnd"/>
+      <w:r>
+        <w:rPr>
+          <w:rFonts w:ascii="BC Sans" w:hAnsi="BC Sans" w:cstheme="minorHAnsi"/>
+        </w:rPr>
+        <w:t>_name</w:t>
+      </w:r>
+      <w:proofErr w:type="spellEnd"/>
+      <w:r>
+        <w:rPr>
+          <w:rFonts w:ascii="BC Sans" w:hAnsi="BC Sans" w:cstheme="minorHAnsi"/>
+        </w:rPr>
+        <w:t>}</w:t>
       </w:r>
     </w:p>
     <w:p>
@@ -77,7 +117,37 @@
         <w:rPr>
           <w:rFonts w:ascii="BC Sans" w:hAnsi="BC Sans" w:cstheme="minorHAnsi"/>
         </w:rPr>
-        <w:t>{d.proponent_address:convCRLF()}</w:t>
+        <w:t>{</w:t>
+      </w:r>
+      <w:proofErr w:type="spellStart"/>
+      <w:proofErr w:type="gramStart"/>
+      <w:r>
+        <w:rPr>
+          <w:rFonts w:ascii="BC Sans" w:hAnsi="BC Sans" w:cstheme="minorHAnsi"/>
+        </w:rPr>
+        <w:t>d.proponent</w:t>
+      </w:r>
+      <w:proofErr w:type="gramEnd"/>
+      <w:r>
+        <w:rPr>
+          <w:rFonts w:ascii="BC Sans" w:hAnsi="BC Sans" w:cstheme="minorHAnsi"/>
+        </w:rPr>
+        <w:t>_</w:t>
+      </w:r>
+      <w:proofErr w:type="gramStart"/>
+      <w:r>
+        <w:rPr>
+          <w:rFonts w:ascii="BC Sans" w:hAnsi="BC Sans" w:cstheme="minorHAnsi"/>
+        </w:rPr>
+        <w:t>address:convCRLF</w:t>
+      </w:r>
+      <w:proofErr w:type="spellEnd"/>
+      <w:proofErr w:type="gramEnd"/>
+      <w:r>
+        <w:rPr>
+          <w:rFonts w:ascii="BC Sans" w:hAnsi="BC Sans" w:cstheme="minorHAnsi"/>
+        </w:rPr>
+        <w:t>()}</w:t>
       </w:r>
     </w:p>
     <w:p>
@@ -100,7 +170,32 @@
           <w:rFonts w:ascii="BC Sans" w:eastAsia="BC Sans" w:hAnsi="BC Sans" w:cs="BC Sans"/>
           <w:color w:val="000000" w:themeColor="text1"/>
         </w:rPr>
-        <w:t>{d.applicant_email}</w:t>
+        <w:t>{</w:t>
+      </w:r>
+      <w:proofErr w:type="spellStart"/>
+      <w:proofErr w:type="gramStart"/>
+      <w:r>
+        <w:rPr>
+          <w:rFonts w:ascii="BC Sans" w:eastAsia="BC Sans" w:hAnsi="BC Sans" w:cs="BC Sans"/>
+          <w:color w:val="000000" w:themeColor="text1"/>
+        </w:rPr>
+        <w:t>d.applicant</w:t>
+      </w:r>
+      <w:proofErr w:type="gramEnd"/>
+      <w:r>
+        <w:rPr>
+          <w:rFonts w:ascii="BC Sans" w:eastAsia="BC Sans" w:hAnsi="BC Sans" w:cs="BC Sans"/>
+          <w:color w:val="000000" w:themeColor="text1"/>
+        </w:rPr>
+        <w:t>_email</w:t>
+      </w:r>
+      <w:proofErr w:type="spellEnd"/>
+      <w:r>
+        <w:rPr>
+          <w:rFonts w:ascii="BC Sans" w:eastAsia="BC Sans" w:hAnsi="BC Sans" w:cs="BC Sans"/>
+          <w:color w:val="000000" w:themeColor="text1"/>
+        </w:rPr>
+        <w:t>}</w:t>
       </w:r>
       <w:r>
         <w:rPr>
@@ -108,6 +203,67 @@
           <w:color w:val="000000" w:themeColor="text1"/>
         </w:rPr>
         <w:t xml:space="preserve"> </w:t>
+      </w:r>
+    </w:p>
+    <w:p>
+      <w:pPr>
+        <w:pStyle w:val="NoSpacing"/>
+        <w:jc w:val="both"/>
+        <w:rPr>
+          <w:rFonts w:ascii="BC Sans" w:eastAsia="BC Sans" w:hAnsi="BC Sans" w:cs="BC Sans"/>
+          <w:color w:val="000000" w:themeColor="text1"/>
+        </w:rPr>
+      </w:pPr>
+    </w:p>
+    <w:p>
+      <w:pPr>
+        <w:pStyle w:val="NoSpacing"/>
+        <w:rPr>
+          <w:rFonts w:ascii="BC Sans" w:hAnsi="BC Sans" w:cstheme="minorHAnsi"/>
+        </w:rPr>
+      </w:pPr>
+      <w:r>
+        <w:rPr>
+          <w:rFonts w:ascii="BC Sans" w:hAnsi="BC Sans" w:cstheme="minorHAnsi"/>
+          <w:color w:val="EE0000"/>
+        </w:rPr>
+        <w:t xml:space="preserve">OPTIONAL </w:t>
+      </w:r>
+      <w:r>
+        <w:rPr>
+          <w:rFonts w:ascii="BC Sans" w:hAnsi="BC Sans" w:cstheme="minorHAnsi"/>
+        </w:rPr>
+        <w:t xml:space="preserve">Copy via electronic mail to </w:t>
+      </w:r>
+      <w:r>
+        <w:rPr>
+          <w:rFonts w:ascii="BC Sans" w:hAnsi="BC Sans"/>
+        </w:rPr>
+        <w:t>{</w:t>
+      </w:r>
+      <w:proofErr w:type="spellStart"/>
+      <w:proofErr w:type="gramStart"/>
+      <w:r>
+        <w:rPr>
+          <w:rFonts w:ascii="BC Sans" w:eastAsia="BC Sans" w:hAnsi="BC Sans" w:cs="BC Sans"/>
+          <w:color w:val="000000" w:themeColor="text1"/>
+        </w:rPr>
+        <w:t>d.applicant</w:t>
+      </w:r>
+      <w:proofErr w:type="gramEnd"/>
+      <w:r>
+        <w:rPr>
+          <w:rFonts w:ascii="BC Sans" w:eastAsia="BC Sans" w:hAnsi="BC Sans" w:cs="BC Sans"/>
+          <w:color w:val="000000" w:themeColor="text1"/>
+        </w:rPr>
+        <w:t>_email</w:t>
+      </w:r>
+      <w:proofErr w:type="spellEnd"/>
+      <w:r>
+        <w:rPr>
+          <w:rFonts w:ascii="BC Sans" w:hAnsi="BC Sans"/>
+        </w:rPr>
+        <w:t>}</w:t>
       </w:r>
     </w:p>
     <w:p>
@@ -207,7 +363,38 @@
           <w:bCs/>
           <w:color w:val="000000" w:themeColor="text1"/>
         </w:rPr>
-        <w:t xml:space="preserve"> {d.permit_no}</w:t>
+        <w:t xml:space="preserve"> {</w:t>
+      </w:r>
+      <w:proofErr w:type="spellStart"/>
+      <w:proofErr w:type="gramStart"/>
+      <w:r>
+        <w:rPr>
+          <w:rFonts w:ascii="BC Sans" w:eastAsia="BC Sans" w:hAnsi="BC Sans" w:cs="BC Sans"/>
+          <w:b/>
+          <w:bCs/>
+          <w:color w:val="000000" w:themeColor="text1"/>
+        </w:rPr>
+        <w:t>d.permit</w:t>
+      </w:r>
+      <w:proofErr w:type="gramEnd"/>
+      <w:r>
+        <w:rPr>
+          <w:rFonts w:ascii="BC Sans" w:eastAsia="BC Sans" w:hAnsi="BC Sans" w:cs="BC Sans"/>
+          <w:b/>
+          <w:bCs/>
+          <w:color w:val="000000" w:themeColor="text1"/>
+        </w:rPr>
+        <w:t>_no</w:t>
+      </w:r>
+      <w:proofErr w:type="spellEnd"/>
+      <w:r>
+        <w:rPr>
+          <w:rFonts w:ascii="BC Sans" w:eastAsia="BC Sans" w:hAnsi="BC Sans" w:cs="BC Sans"/>
+          <w:b/>
+          <w:bCs/>
+          <w:color w:val="000000" w:themeColor="text1"/>
+        </w:rPr>
+        <w:t>}</w:t>
       </w:r>
     </w:p>
     <w:p>
@@ -220,21 +407,59 @@
           <w:bCs/>
         </w:rPr>
       </w:pPr>
-      <w:r>
-        <w:rPr>
-          <w:rFonts w:ascii="BC Sans" w:hAnsi="BC Sans"/>
-          <w:b/>
-          <w:bCs/>
-        </w:rPr>
-        <w:t>Mine name:</w:t>
-      </w:r>
-      <w:r>
-        <w:rPr>
-          <w:rFonts w:ascii="BC Sans" w:hAnsi="BC Sans"/>
-          <w:b/>
-          <w:bCs/>
-        </w:rPr>
-        <w:t xml:space="preserve"> {d.mine_name}</w:t>
+      <w:proofErr w:type="gramStart"/>
+      <w:r>
+        <w:rPr>
+          <w:rFonts w:ascii="BC Sans" w:hAnsi="BC Sans"/>
+          <w:b/>
+          <w:bCs/>
+        </w:rPr>
+        <w:t>Mine</w:t>
+      </w:r>
+      <w:proofErr w:type="gramEnd"/>
+      <w:r>
+        <w:rPr>
+          <w:rFonts w:ascii="BC Sans" w:hAnsi="BC Sans"/>
+          <w:b/>
+          <w:bCs/>
+        </w:rPr>
+        <w:t xml:space="preserve"> name:</w:t>
+      </w:r>
+      <w:r>
+        <w:rPr>
+          <w:rFonts w:ascii="BC Sans" w:hAnsi="BC Sans"/>
+          <w:b/>
+          <w:bCs/>
+        </w:rPr>
+        <w:t xml:space="preserve"> {</w:t>
+      </w:r>
+      <w:proofErr w:type="spellStart"/>
+      <w:proofErr w:type="gramStart"/>
+      <w:r>
+        <w:rPr>
+          <w:rFonts w:ascii="BC Sans" w:hAnsi="BC Sans"/>
+          <w:b/>
+          <w:bCs/>
+        </w:rPr>
+        <w:t>d.mine</w:t>
+      </w:r>
+      <w:proofErr w:type="gramEnd"/>
+      <w:r>
+        <w:rPr>
+          <w:rFonts w:ascii="BC Sans" w:hAnsi="BC Sans"/>
+          <w:b/>
+          <w:bCs/>
+        </w:rPr>
+        <w:t>_name</w:t>
+      </w:r>
+      <w:proofErr w:type="spellEnd"/>
+      <w:r>
+        <w:rPr>
+          <w:rFonts w:ascii="BC Sans" w:hAnsi="BC Sans"/>
+          <w:b/>
+          <w:bCs/>
+        </w:rPr>
+        <w:t>}</w:t>
       </w:r>
     </w:p>
     <w:p>
@@ -247,21 +472,59 @@
           <w:bCs/>
         </w:rPr>
       </w:pPr>
-      <w:r>
-        <w:rPr>
-          <w:rFonts w:ascii="BC Sans" w:hAnsi="BC Sans"/>
-          <w:b/>
-          <w:bCs/>
-        </w:rPr>
-        <w:t>Mine number:</w:t>
-      </w:r>
-      <w:r>
-        <w:rPr>
-          <w:rFonts w:ascii="BC Sans" w:hAnsi="BC Sans"/>
-          <w:b/>
-          <w:bCs/>
-        </w:rPr>
-        <w:t xml:space="preserve"> {d.mine_no}</w:t>
+      <w:proofErr w:type="gramStart"/>
+      <w:r>
+        <w:rPr>
+          <w:rFonts w:ascii="BC Sans" w:hAnsi="BC Sans"/>
+          <w:b/>
+          <w:bCs/>
+        </w:rPr>
+        <w:t>Mine</w:t>
+      </w:r>
+      <w:proofErr w:type="gramEnd"/>
+      <w:r>
+        <w:rPr>
+          <w:rFonts w:ascii="BC Sans" w:hAnsi="BC Sans"/>
+          <w:b/>
+          <w:bCs/>
+        </w:rPr>
+        <w:t xml:space="preserve"> number:</w:t>
+      </w:r>
+      <w:r>
+        <w:rPr>
+          <w:rFonts w:ascii="BC Sans" w:hAnsi="BC Sans"/>
+          <w:b/>
+          <w:bCs/>
+        </w:rPr>
+        <w:t xml:space="preserve"> {</w:t>
+      </w:r>
+      <w:proofErr w:type="spellStart"/>
+      <w:proofErr w:type="gramStart"/>
+      <w:r>
+        <w:rPr>
+          <w:rFonts w:ascii="BC Sans" w:hAnsi="BC Sans"/>
+          <w:b/>
+          <w:bCs/>
+        </w:rPr>
+        <w:t>d.mine</w:t>
+      </w:r>
+      <w:proofErr w:type="gramEnd"/>
+      <w:r>
+        <w:rPr>
+          <w:rFonts w:ascii="BC Sans" w:hAnsi="BC Sans"/>
+          <w:b/>
+          <w:bCs/>
+        </w:rPr>
+        <w:t>_no</w:t>
+      </w:r>
+      <w:proofErr w:type="spellEnd"/>
+      <w:r>
+        <w:rPr>
+          <w:rFonts w:ascii="BC Sans" w:hAnsi="BC Sans"/>
+          <w:b/>
+          <w:bCs/>
+        </w:rPr>
+        <w:t>}</w:t>
       </w:r>
     </w:p>
     <w:p>
@@ -294,7 +557,35 @@
           <w:b/>
           <w:bCs/>
         </w:rPr>
-        <w:t xml:space="preserve"> {d.proponent_name}</w:t>
+        <w:t xml:space="preserve"> {</w:t>
+      </w:r>
+      <w:proofErr w:type="spellStart"/>
+      <w:proofErr w:type="gramStart"/>
+      <w:r>
+        <w:rPr>
+          <w:rFonts w:ascii="BC Sans" w:hAnsi="BC Sans"/>
+          <w:b/>
+          <w:bCs/>
+        </w:rPr>
+        <w:t>d.proponent</w:t>
+      </w:r>
+      <w:proofErr w:type="gramEnd"/>
+      <w:r>
+        <w:rPr>
+          <w:rFonts w:ascii="BC Sans" w:hAnsi="BC Sans"/>
+          <w:b/>
+          <w:bCs/>
+        </w:rPr>
+        <w:t>_name</w:t>
+      </w:r>
+      <w:proofErr w:type="spellEnd"/>
+      <w:r>
+        <w:rPr>
+          <w:rFonts w:ascii="BC Sans" w:hAnsi="BC Sans"/>
+          <w:b/>
+          <w:bCs/>
+        </w:rPr>
+        <w:t>}</w:t>
       </w:r>
     </w:p>
     <w:p>
@@ -549,7 +840,21 @@
         <w:rPr>
           <w:rFonts w:ascii="BC Sans" w:hAnsi="BC Sans"/>
         </w:rPr>
-        <w:t xml:space="preserve"> {d.permit_no}</w:t>
+        <w:t xml:space="preserve"> {</w:t>
+      </w:r>
+      <w:proofErr w:type="spellStart"/>
+      <w:r>
+        <w:rPr>
+          <w:rFonts w:ascii="BC Sans" w:hAnsi="BC Sans"/>
+        </w:rPr>
+        <w:t>d.permit_no</w:t>
+      </w:r>
+      <w:proofErr w:type="spellEnd"/>
+      <w:r>
+        <w:rPr>
+          <w:rFonts w:ascii="BC Sans" w:hAnsi="BC Sans"/>
+        </w:rPr>
+        <w:t>}</w:t>
       </w:r>
       <w:r>
         <w:rPr>
@@ -609,7 +914,21 @@
         <w:rPr>
           <w:rFonts w:ascii="BC Sans" w:hAnsi="BC Sans"/>
         </w:rPr>
-        <w:t xml:space="preserve"> {d.exploration_type} </w:t>
+        <w:t xml:space="preserve"> {</w:t>
+      </w:r>
+      <w:proofErr w:type="spellStart"/>
+      <w:r>
+        <w:rPr>
+          <w:rFonts w:ascii="BC Sans" w:hAnsi="BC Sans"/>
+        </w:rPr>
+        <w:t>d.exploration_type</w:t>
+      </w:r>
+      <w:proofErr w:type="spellEnd"/>
+      <w:r>
+        <w:rPr>
+          <w:rFonts w:ascii="BC Sans" w:hAnsi="BC Sans"/>
+        </w:rPr>
+        <w:t xml:space="preserve">} </w:t>
       </w:r>
       <w:r>
         <w:rPr>
@@ -732,7 +1051,21 @@
         <w:rPr>
           <w:rFonts w:ascii="BC Sans" w:hAnsi="BC Sans"/>
         </w:rPr>
-        <w:t xml:space="preserve"> {d.now_number}</w:t>
+        <w:t xml:space="preserve"> {</w:t>
+      </w:r>
+      <w:proofErr w:type="spellStart"/>
+      <w:r>
+        <w:rPr>
+          <w:rFonts w:ascii="BC Sans" w:hAnsi="BC Sans"/>
+        </w:rPr>
+        <w:t>d.now_number</w:t>
+      </w:r>
+      <w:proofErr w:type="spellEnd"/>
+      <w:r>
+        <w:rPr>
+          <w:rFonts w:ascii="BC Sans" w:hAnsi="BC Sans"/>
+        </w:rPr>
+        <w:t>}</w:t>
       </w:r>
     </w:p>
     <w:p>
@@ -769,7 +1102,21 @@
         <w:rPr>
           <w:rFonts w:ascii="BC Sans" w:hAnsi="BC Sans"/>
         </w:rPr>
-        <w:t xml:space="preserve"> {d.application_dt}</w:t>
+        <w:t xml:space="preserve"> {</w:t>
+      </w:r>
+      <w:proofErr w:type="spellStart"/>
+      <w:r>
+        <w:rPr>
+          <w:rFonts w:ascii="BC Sans" w:hAnsi="BC Sans"/>
+        </w:rPr>
+        <w:t>d.application_dt</w:t>
+      </w:r>
+      <w:proofErr w:type="spellEnd"/>
+      <w:r>
+        <w:rPr>
+          <w:rFonts w:ascii="BC Sans" w:hAnsi="BC Sans"/>
+        </w:rPr>
+        <w:t>}</w:t>
       </w:r>
       <w:r>
         <w:rPr>
@@ -794,14 +1141,30 @@
         <w:rPr>
           <w:rFonts w:ascii="BC Sans" w:hAnsi="BC Sans"/>
         </w:rPr>
-        <w:t>{d.</w:t>
-      </w:r>
-      <w:r>
-        <w:rPr>
-          <w:rFonts w:ascii="BC Sans" w:hAnsi="BC Sans"/>
-        </w:rPr>
-        <w:t>letter_dt</w:t>
-      </w:r>
+        <w:t>{</w:t>
+      </w:r>
+      <w:proofErr w:type="spellStart"/>
+      <w:proofErr w:type="gramStart"/>
+      <w:r>
+        <w:rPr>
+          <w:rFonts w:ascii="BC Sans" w:hAnsi="BC Sans"/>
+        </w:rPr>
+        <w:t>d.</w:t>
+      </w:r>
+      <w:r>
+        <w:rPr>
+          <w:rFonts w:ascii="BC Sans" w:hAnsi="BC Sans"/>
+        </w:rPr>
+        <w:t>letter</w:t>
+      </w:r>
+      <w:proofErr w:type="gramEnd"/>
+      <w:r>
+        <w:rPr>
+          <w:rFonts w:ascii="BC Sans" w:hAnsi="BC Sans"/>
+        </w:rPr>
+        <w:t>_dt</w:t>
+      </w:r>
+      <w:proofErr w:type="spellEnd"/>
       <w:r>
         <w:rPr>
           <w:rFonts w:ascii="BC Sans" w:hAnsi="BC Sans"/>
@@ -861,7 +1224,36 @@
         <w:rPr>
           <w:rFonts w:ascii="BC Sans" w:hAnsi="BC Sans"/>
         </w:rPr>
-        <w:t xml:space="preserve"> {d.start_date}</w:t>
+        <w:t xml:space="preserve"> {</w:t>
+      </w:r>
+      <w:proofErr w:type="spellStart"/>
+      <w:proofErr w:type="gramStart"/>
+      <w:r>
+        <w:rPr>
+          <w:rFonts w:ascii="BC Sans" w:hAnsi="BC Sans"/>
+        </w:rPr>
+        <w:t>d.start</w:t>
+      </w:r>
+      <w:proofErr w:type="gramEnd"/>
+      <w:r>
+        <w:rPr>
+          <w:rFonts w:ascii="BC Sans" w:hAnsi="BC Sans"/>
+        </w:rPr>
+        <w:t>_</w:t>
+      </w:r>
+      <w:proofErr w:type="gramStart"/>
+      <w:r>
+        <w:rPr>
+          <w:rFonts w:ascii="BC Sans" w:hAnsi="BC Sans"/>
+        </w:rPr>
+        <w:t>date</w:t>
+      </w:r>
+      <w:proofErr w:type="spellEnd"/>
+      <w:r>
+        <w:rPr>
+          <w:rFonts w:ascii="BC Sans" w:hAnsi="BC Sans"/>
+        </w:rPr>
+        <w:t>}</w:t>
       </w:r>
       <w:r>
         <w:rPr>
@@ -873,7 +1265,28 @@
         <w:rPr>
           <w:rFonts w:ascii="BC Sans" w:hAnsi="BC Sans"/>
         </w:rPr>
-        <w:t xml:space="preserve"> to {d.end_date}</w:t>
+        <w:t xml:space="preserve"> to</w:t>
+      </w:r>
+      <w:proofErr w:type="gramEnd"/>
+      <w:r>
+        <w:rPr>
+          <w:rFonts w:ascii="BC Sans" w:hAnsi="BC Sans"/>
+        </w:rPr>
+        <w:t xml:space="preserve"> {</w:t>
+      </w:r>
+      <w:proofErr w:type="spellStart"/>
+      <w:r>
+        <w:rPr>
+          <w:rFonts w:ascii="BC Sans" w:hAnsi="BC Sans"/>
+        </w:rPr>
+        <w:t>d.end_date</w:t>
+      </w:r>
+      <w:proofErr w:type="spellEnd"/>
+      <w:r>
+        <w:rPr>
+          <w:rFonts w:ascii="BC Sans" w:hAnsi="BC Sans"/>
+        </w:rPr>
+        <w:t>}</w:t>
       </w:r>
     </w:p>
     <w:p>
@@ -1053,15 +1466,7 @@
           <w:rFonts w:ascii="BC Sans" w:hAnsi="BC Sans"/>
           <w:lang w:val="en-CA"/>
         </w:rPr>
-        <w:t xml:space="preserve">It is your responsibility to comply with the terms and conditions of all other permits and </w:t>
-      </w:r>
-      <w:r>
-        <w:rPr>
-          <w:rFonts w:ascii="BC Sans" w:hAnsi="BC Sans"/>
-          <w:lang w:val="en-CA"/>
-        </w:rPr>
-        <w:lastRenderedPageBreak/>
-        <w:t xml:space="preserve">authorizations which </w:t>
+        <w:t xml:space="preserve">It is your responsibility to comply with the terms and conditions of all other permits and authorizations which </w:t>
       </w:r>
       <w:r>
         <w:rPr>
@@ -1173,6 +1578,7 @@
         <w:t xml:space="preserve">industrial and </w:t>
       </w:r>
       <w:bookmarkStart w:id="2" w:name="_Int_1ajY8LDb"/>
+      <w:proofErr w:type="gramStart"/>
       <w:r>
         <w:rPr>
           <w:rFonts w:ascii="BC Sans" w:eastAsia="BC Sans" w:hAnsi="BC Sans" w:cs="BC Sans"/>
@@ -1201,6 +1607,7 @@
         <w:t>risk</w:t>
       </w:r>
       <w:bookmarkEnd w:id="2"/>
+      <w:proofErr w:type="gramEnd"/>
       <w:r>
         <w:rPr>
           <w:rFonts w:ascii="BC Sans" w:eastAsia="BC Sans" w:hAnsi="BC Sans" w:cs="BC Sans"/>
@@ -1626,7 +2033,23 @@
           <w:rFonts w:ascii="BC Sans" w:hAnsi="BC Sans" w:cs="Arial"/>
           <w:lang w:eastAsia="en-CA"/>
         </w:rPr>
-        <w:t>Communication and coordination with overlapping tenure-holders is imperative in order to eliminate or minimize conflicts with other tenure-holders.</w:t>
+        <w:t xml:space="preserve">Communication and coordination with overlapping tenure-holders is imperative </w:t>
+      </w:r>
+      <w:proofErr w:type="gramStart"/>
+      <w:r>
+        <w:rPr>
+          <w:rFonts w:ascii="BC Sans" w:hAnsi="BC Sans" w:cs="Arial"/>
+          <w:lang w:eastAsia="en-CA"/>
+        </w:rPr>
+        <w:t>in order to</w:t>
+      </w:r>
+      <w:proofErr w:type="gramEnd"/>
+      <w:r>
+        <w:rPr>
+          <w:rFonts w:ascii="BC Sans" w:hAnsi="BC Sans" w:cs="Arial"/>
+          <w:lang w:eastAsia="en-CA"/>
+        </w:rPr>
+        <w:t xml:space="preserve"> eliminate or minimize conflicts with other tenure-holders.</w:t>
       </w:r>
       <w:r>
         <w:rPr>
@@ -2007,7 +2430,6 @@
           <w:rFonts w:ascii="BC Sans" w:eastAsia="BC Sans" w:hAnsi="BC Sans" w:cs="BC Sans"/>
           <w:color w:val="FF0000"/>
         </w:rPr>
-        <w:lastRenderedPageBreak/>
         <w:t xml:space="preserve">OPTIONAL </w:t>
       </w:r>
       <w:r>
@@ -2103,6 +2525,7 @@
           <w:rFonts w:ascii="BC Sans" w:eastAsia="BC Sans" w:hAnsi="BC Sans" w:cs="BC Sans"/>
           <w:color w:val="000000" w:themeColor="text1"/>
         </w:rPr>
+        <w:lastRenderedPageBreak/>
         <w:t xml:space="preserve">Mining activities are regulated by the </w:t>
       </w:r>
       <w:r>
@@ -2191,6 +2614,7 @@
         </w:rPr>
         <w:t xml:space="preserve"> </w:t>
       </w:r>
+      <w:proofErr w:type="spellStart"/>
       <w:r>
         <w:rPr>
           <w:rFonts w:ascii="BC Sans" w:hAnsi="BC Sans" w:cs="Calibri"/>
@@ -2200,6 +2624,7 @@
         </w:rPr>
         <w:t>Minespace</w:t>
       </w:r>
+      <w:proofErr w:type="spellEnd"/>
       <w:r>
         <w:rPr>
           <w:rFonts w:ascii="BC Sans" w:hAnsi="BC Sans" w:cs="Calibri"/>
@@ -2241,12 +2666,21 @@
         </w:rPr>
         <w:t xml:space="preserve">. </w:t>
       </w:r>
+      <w:proofErr w:type="spellStart"/>
       <w:r>
         <w:rPr>
           <w:rFonts w:ascii="BC Sans" w:hAnsi="BC Sans" w:cs="Calibri"/>
           <w:color w:val="000000" w:themeColor="text1"/>
         </w:rPr>
-        <w:t xml:space="preserve">MineSpace is also where you can update </w:t>
+        <w:t>MineSpace</w:t>
+      </w:r>
+      <w:proofErr w:type="spellEnd"/>
+      <w:r>
+        <w:rPr>
+          <w:rFonts w:ascii="BC Sans" w:hAnsi="BC Sans" w:cs="Calibri"/>
+          <w:color w:val="000000" w:themeColor="text1"/>
+        </w:rPr>
+        <w:t xml:space="preserve"> is also where you can update </w:t>
       </w:r>
       <w:bookmarkStart w:id="3" w:name="_Int_MyMFfuiU"/>
       <w:r>
@@ -2431,7 +2865,35 @@
           <w:rFonts w:ascii="BC Sans" w:hAnsi="BC Sans"/>
           <w:color w:val="FF0000"/>
         </w:rPr>
-        <w:t>Sand &amp; Gravel, Quarry Annual Summary of Work and Reclamation form</w:t>
+        <w:t xml:space="preserve">Sand </w:t>
+      </w:r>
+      <w:r>
+        <w:rPr>
+          <w:rFonts w:ascii="BC Sans" w:hAnsi="BC Sans"/>
+          <w:color w:val="FF0000"/>
+        </w:rPr>
+        <w:t>and</w:t>
+      </w:r>
+      <w:r>
+        <w:rPr>
+          <w:rFonts w:ascii="BC Sans" w:hAnsi="BC Sans"/>
+          <w:color w:val="FF0000"/>
+        </w:rPr>
+        <w:t xml:space="preserve"> Gravel</w:t>
+      </w:r>
+      <w:r>
+        <w:rPr>
+          <w:rFonts w:ascii="BC Sans" w:hAnsi="BC Sans"/>
+          <w:color w:val="FF0000"/>
+        </w:rPr>
+        <w:t xml:space="preserve"> /</w:t>
+      </w:r>
+      <w:r>
+        <w:rPr>
+          <w:rFonts w:ascii="BC Sans" w:hAnsi="BC Sans"/>
+          <w:color w:val="FF0000"/>
+        </w:rPr>
+        <w:t xml:space="preserve"> Quarry Annual Summary of Work and Reclamation form</w:t>
       </w:r>
       <w:r>
         <w:rPr>
@@ -2466,6 +2928,7 @@
         </w:rPr>
         <w:t xml:space="preserve">to the ministry via </w:t>
       </w:r>
+      <w:proofErr w:type="spellStart"/>
       <w:r>
         <w:rPr>
           <w:rFonts w:ascii="BC Sans" w:hAnsi="BC Sans"/>
@@ -2474,6 +2937,7 @@
         </w:rPr>
         <w:t>MineSpace</w:t>
       </w:r>
+      <w:proofErr w:type="spellEnd"/>
       <w:r>
         <w:rPr>
           <w:rFonts w:ascii="BC Sans" w:hAnsi="BC Sans"/>
@@ -2625,7 +3089,21 @@
         <w:rPr>
           <w:rFonts w:ascii="BC Sans" w:hAnsi="BC Sans"/>
         </w:rPr>
-        <w:t xml:space="preserve">of cumulative work completed and work proposed for the new calendar year must be </w:t>
+        <w:t xml:space="preserve">of cumulative work </w:t>
+      </w:r>
+      <w:proofErr w:type="gramStart"/>
+      <w:r>
+        <w:rPr>
+          <w:rFonts w:ascii="BC Sans" w:hAnsi="BC Sans"/>
+        </w:rPr>
+        <w:t>completed</w:t>
+      </w:r>
+      <w:proofErr w:type="gramEnd"/>
+      <w:r>
+        <w:rPr>
+          <w:rFonts w:ascii="BC Sans" w:hAnsi="BC Sans"/>
+        </w:rPr>
+        <w:t xml:space="preserve"> and work proposed for the new calendar year must be </w:t>
       </w:r>
       <w:r>
         <w:rPr>
@@ -2633,6 +3111,7 @@
         </w:rPr>
         <w:t xml:space="preserve">submitted to </w:t>
       </w:r>
+      <w:proofErr w:type="spellStart"/>
       <w:r>
         <w:rPr>
           <w:rFonts w:ascii="BC Sans" w:hAnsi="BC Sans"/>
@@ -2641,6 +3120,7 @@
         </w:rPr>
         <w:t>MineSpace</w:t>
       </w:r>
+      <w:proofErr w:type="spellEnd"/>
       <w:r>
         <w:rPr>
           <w:rFonts w:ascii="BC Sans" w:hAnsi="BC Sans"/>
@@ -2802,14 +3282,7 @@
         <w:rPr>
           <w:rFonts w:ascii="BC Sans" w:hAnsi="BC Sans"/>
         </w:rPr>
-        <w:t xml:space="preserve">permit is closed and security returned, the permittee and mine manager are responsible for the site. For </w:t>
-      </w:r>
-      <w:r>
-        <w:rPr>
-          <w:rFonts w:ascii="BC Sans" w:hAnsi="BC Sans"/>
-        </w:rPr>
-        <w:lastRenderedPageBreak/>
-        <w:t xml:space="preserve">further information on reclamation security, please review the </w:t>
+        <w:t xml:space="preserve">permit is closed and security returned, the permittee and mine manager are responsible for the site. For further information on reclamation security, please review the </w:t>
       </w:r>
       <w:r>
         <w:rPr>
@@ -3021,13 +3494,21 @@
           <w:rFonts w:ascii="BC Sans" w:hAnsi="BC Sans"/>
           <w:lang w:val="en-CA"/>
         </w:rPr>
-        <w:t>must be maintained and posted at the mi</w:t>
-      </w:r>
+        <w:t xml:space="preserve">must be </w:t>
+      </w:r>
+      <w:proofErr w:type="gramStart"/>
       <w:r>
         <w:rPr>
           <w:rFonts w:ascii="BC Sans" w:hAnsi="BC Sans"/>
           <w:lang w:val="en-CA"/>
         </w:rPr>
+        <w:t>maintained and posted at the mi</w:t>
+      </w:r>
+      <w:r>
+        <w:rPr>
+          <w:rFonts w:ascii="BC Sans" w:hAnsi="BC Sans"/>
+          <w:lang w:val="en-CA"/>
+        </w:rPr>
         <w:t>n</w:t>
       </w:r>
       <w:r>
@@ -3037,6 +3518,7 @@
         </w:rPr>
         <w:t>e site at all times</w:t>
       </w:r>
+      <w:proofErr w:type="gramEnd"/>
       <w:r>
         <w:rPr>
           <w:rFonts w:ascii="BC Sans" w:hAnsi="BC Sans"/>
@@ -3101,6 +3583,7 @@
         <w:rPr>
           <w:rFonts w:ascii="BC Sans" w:hAnsi="BC Sans"/>
         </w:rPr>
+        <w:lastRenderedPageBreak/>
         <w:t xml:space="preserve">Be reminded that </w:t>
       </w:r>
       <w:r>
@@ -3237,6 +3720,7 @@
         </w:rPr>
         <w:t xml:space="preserve">update </w:t>
       </w:r>
+      <w:proofErr w:type="spellStart"/>
       <w:r>
         <w:rPr>
           <w:rFonts w:ascii="BC Sans" w:hAnsi="BC Sans"/>
@@ -3245,6 +3729,7 @@
         </w:rPr>
         <w:t>MineSpace</w:t>
       </w:r>
+      <w:proofErr w:type="spellEnd"/>
       <w:r>
         <w:rPr>
           <w:rFonts w:ascii="BC Sans" w:hAnsi="BC Sans"/>
@@ -3314,35 +3799,91 @@
           <w:sz w:val="22"/>
           <w:szCs w:val="22"/>
         </w:rPr>
-        <w:t>{d.images.issuing_inspector_signature}</w:t>
-      </w:r>
-    </w:p>
-    <w:p>
-      <w:pPr>
+        <w:t>{</w:t>
+      </w:r>
+      <w:proofErr w:type="spellStart"/>
+      <w:proofErr w:type="gramStart"/>
+      <w:r>
         <w:rPr>
           <w:rFonts w:ascii="BC Sans" w:hAnsi="BC Sans" w:cs="Arial"/>
           <w:sz w:val="22"/>
           <w:szCs w:val="22"/>
         </w:rPr>
-      </w:pPr>
-    </w:p>
-    <w:p>
-      <w:pPr>
-        <w:pStyle w:val="List"/>
-        <w:ind w:left="0" w:firstLine="0"/>
+        <w:t>d.images</w:t>
+      </w:r>
+      <w:proofErr w:type="gramEnd"/>
+      <w:r>
         <w:rPr>
           <w:rFonts w:ascii="BC Sans" w:hAnsi="BC Sans" w:cs="Arial"/>
           <w:sz w:val="22"/>
           <w:szCs w:val="22"/>
         </w:rPr>
-      </w:pPr>
+        <w:t>.issuing_inspector_signature</w:t>
+      </w:r>
+      <w:proofErr w:type="spellEnd"/>
       <w:r>
         <w:rPr>
           <w:rFonts w:ascii="BC Sans" w:hAnsi="BC Sans" w:cs="Arial"/>
           <w:sz w:val="22"/>
           <w:szCs w:val="22"/>
         </w:rPr>
-        <w:t>{d.issuing_inspector_name}</w:t>
+        <w:t>}</w:t>
+      </w:r>
+    </w:p>
+    <w:p>
+      <w:pPr>
+        <w:rPr>
+          <w:rFonts w:ascii="BC Sans" w:hAnsi="BC Sans" w:cs="Arial"/>
+          <w:sz w:val="22"/>
+          <w:szCs w:val="22"/>
+        </w:rPr>
+      </w:pPr>
+    </w:p>
+    <w:p>
+      <w:pPr>
+        <w:pStyle w:val="List"/>
+        <w:ind w:left="0" w:firstLine="0"/>
+        <w:rPr>
+          <w:rFonts w:ascii="BC Sans" w:hAnsi="BC Sans" w:cs="Arial"/>
+          <w:sz w:val="22"/>
+          <w:szCs w:val="22"/>
+        </w:rPr>
+      </w:pPr>
+      <w:r>
+        <w:rPr>
+          <w:rFonts w:ascii="BC Sans" w:hAnsi="BC Sans" w:cs="Arial"/>
+          <w:sz w:val="22"/>
+          <w:szCs w:val="22"/>
+        </w:rPr>
+        <w:t>{</w:t>
+      </w:r>
+      <w:proofErr w:type="spellStart"/>
+      <w:proofErr w:type="gramStart"/>
+      <w:r>
+        <w:rPr>
+          <w:rFonts w:ascii="BC Sans" w:hAnsi="BC Sans" w:cs="Arial"/>
+          <w:sz w:val="22"/>
+          <w:szCs w:val="22"/>
+        </w:rPr>
+        <w:t>d.issuing</w:t>
+      </w:r>
+      <w:proofErr w:type="gramEnd"/>
+      <w:r>
+        <w:rPr>
+          <w:rFonts w:ascii="BC Sans" w:hAnsi="BC Sans" w:cs="Arial"/>
+          <w:sz w:val="22"/>
+          <w:szCs w:val="22"/>
+        </w:rPr>
+        <w:t>_inspector_name</w:t>
+      </w:r>
+      <w:proofErr w:type="spellEnd"/>
+      <w:r>
+        <w:rPr>
+          <w:rFonts w:ascii="BC Sans" w:hAnsi="BC Sans" w:cs="Arial"/>
+          <w:sz w:val="22"/>
+          <w:szCs w:val="22"/>
+        </w:rPr>
+        <w:t>}</w:t>
       </w:r>
     </w:p>
     <w:p>
@@ -3668,7 +4209,25 @@
               <w:sz w:val="16"/>
               <w:szCs w:val="16"/>
             </w:rPr>
-            <w:t>{d.rc_office_email}</w:t>
+            <w:t>{</w:t>
+          </w:r>
+          <w:proofErr w:type="spellStart"/>
+          <w:r>
+            <w:rPr>
+              <w:rFonts w:asciiTheme="minorHAnsi" w:hAnsiTheme="minorHAnsi" w:cstheme="minorHAnsi"/>
+              <w:sz w:val="16"/>
+              <w:szCs w:val="16"/>
+            </w:rPr>
+            <w:t>d.rc_office_email</w:t>
+          </w:r>
+          <w:proofErr w:type="spellEnd"/>
+          <w:r>
+            <w:rPr>
+              <w:rFonts w:asciiTheme="minorHAnsi" w:hAnsiTheme="minorHAnsi" w:cstheme="minorHAnsi"/>
+              <w:sz w:val="16"/>
+              <w:szCs w:val="16"/>
+            </w:rPr>
+            <w:t>}</w:t>
           </w:r>
           <w:r>
             <w:rPr>
@@ -3677,7 +4236,25 @@
               <w:szCs w:val="16"/>
             </w:rPr>
             <w:br/>
-            <w:t>{d.rc_office_phone_number}</w:t>
+            <w:t>{</w:t>
+          </w:r>
+          <w:proofErr w:type="spellStart"/>
+          <w:r>
+            <w:rPr>
+              <w:rFonts w:asciiTheme="minorHAnsi" w:hAnsiTheme="minorHAnsi" w:cstheme="minorHAnsi"/>
+              <w:sz w:val="16"/>
+              <w:szCs w:val="16"/>
+            </w:rPr>
+            <w:t>d.rc_office_phone_number</w:t>
+          </w:r>
+          <w:proofErr w:type="spellEnd"/>
+          <w:r>
+            <w:rPr>
+              <w:rFonts w:asciiTheme="minorHAnsi" w:hAnsiTheme="minorHAnsi" w:cstheme="minorHAnsi"/>
+              <w:sz w:val="16"/>
+              <w:szCs w:val="16"/>
+            </w:rPr>
+            <w:t>}</w:t>
           </w:r>
         </w:p>
       </w:tc>
@@ -3694,6 +4271,7 @@
               <w:szCs w:val="16"/>
             </w:rPr>
           </w:pPr>
+          <w:proofErr w:type="spellStart"/>
           <w:r>
             <w:rPr>
               <w:rFonts w:asciiTheme="minorHAnsi" w:hAnsiTheme="minorHAnsi" w:cstheme="minorHAnsi"/>
@@ -3703,6 +4281,7 @@
             </w:rPr>
             <w:t>MineSpace</w:t>
           </w:r>
+          <w:proofErr w:type="spellEnd"/>
         </w:p>
         <w:p>
           <w:pPr>
@@ -3953,7 +4532,7 @@
                                   <pic:cNvPicPr/>
                                 </pic:nvPicPr>
                                 <pic:blipFill>
-                                  <a:blip r:embed="rId2">
+                                  <a:blip r:embed="rId1">
                                     <a:extLst>
                                       <a:ext uri="{28A0092B-C50C-407E-A947-70E740481C1C}">
                                         <a14:useLocalDpi xmlns:a14="http://schemas.microsoft.com/office/drawing/2010/main" val="0"/>

--- a/services/core-api/app/templates/now/Permit Enclosed Letter.docx
+++ b/services/core-api/app/templates/now/Permit Enclosed Letter.docx
@@ -234,36 +234,6 @@
           <w:rFonts w:ascii="BC Sans" w:hAnsi="BC Sans" w:cstheme="minorHAnsi"/>
         </w:rPr>
         <w:t xml:space="preserve">Copy via electronic mail to </w:t>
-      </w:r>
-      <w:r>
-        <w:rPr>
-          <w:rFonts w:ascii="BC Sans" w:hAnsi="BC Sans"/>
-        </w:rPr>
-        <w:t>{</w:t>
-      </w:r>
-      <w:proofErr w:type="spellStart"/>
-      <w:proofErr w:type="gramStart"/>
-      <w:r>
-        <w:rPr>
-          <w:rFonts w:ascii="BC Sans" w:eastAsia="BC Sans" w:hAnsi="BC Sans" w:cs="BC Sans"/>
-          <w:color w:val="000000" w:themeColor="text1"/>
-        </w:rPr>
-        <w:t>d.applicant</w:t>
-      </w:r>
-      <w:proofErr w:type="gramEnd"/>
-      <w:r>
-        <w:rPr>
-          <w:rFonts w:ascii="BC Sans" w:eastAsia="BC Sans" w:hAnsi="BC Sans" w:cs="BC Sans"/>
-          <w:color w:val="000000" w:themeColor="text1"/>
-        </w:rPr>
-        <w:t>_email</w:t>
-      </w:r>
-      <w:proofErr w:type="spellEnd"/>
-      <w:r>
-        <w:rPr>
-          <w:rFonts w:ascii="BC Sans" w:hAnsi="BC Sans"/>
-        </w:rPr>
-        <w:t>}</w:t>
       </w:r>
     </w:p>
     <w:p>

--- a/services/core-api/app/templates/now/Permit Enclosed Letter.docx
+++ b/services/core-api/app/templates/now/Permit Enclosed Letter.docx
@@ -233,7 +233,13 @@
         <w:rPr>
           <w:rFonts w:ascii="BC Sans" w:hAnsi="BC Sans" w:cstheme="minorHAnsi"/>
         </w:rPr>
-        <w:t xml:space="preserve">Copy via electronic mail to </w:t>
+        <w:t>Copy via electronic mail to</w:t>
+      </w:r>
+      <w:r>
+        <w:rPr>
+          <w:rFonts w:ascii="BC Sans" w:hAnsi="BC Sans" w:cstheme="minorHAnsi"/>
+        </w:rPr>
+        <w:t xml:space="preserve"> &lt;APPLICANT EMAIL ADDRESS&gt;</w:t>
       </w:r>
     </w:p>
     <w:p>

--- a/services/core-api/app/templates/now/Permit Enclosed Letter.docx
+++ b/services/core-api/app/templates/now/Permit Enclosed Letter.docx
@@ -23,7 +23,16 @@
           <w:rFonts w:ascii="BC Sans" w:eastAsia="BC Sans" w:hAnsi="BC Sans" w:cs="BC Sans"/>
           <w:color w:val="000000" w:themeColor="text1"/>
         </w:rPr>
-        <w:t>{d</w:t>
+        <w:t>{</w:t>
+      </w:r>
+      <w:proofErr w:type="spellStart"/>
+      <w:proofErr w:type="gramStart"/>
+      <w:r>
+        <w:rPr>
+          <w:rFonts w:ascii="BC Sans" w:eastAsia="BC Sans" w:hAnsi="BC Sans" w:cs="BC Sans"/>
+          <w:color w:val="000000" w:themeColor="text1"/>
+        </w:rPr>
+        <w:t>d</w:t>
       </w:r>
       <w:bookmarkStart w:id="0" w:name="OLE_LINK1"/>
       <w:r>
@@ -31,9 +40,18 @@
           <w:rFonts w:ascii="BC Sans" w:eastAsia="BC Sans" w:hAnsi="BC Sans" w:cs="BC Sans"/>
           <w:color w:val="000000" w:themeColor="text1"/>
         </w:rPr>
-        <w:t>.letter_dt</w:t>
+        <w:t>.letter</w:t>
+      </w:r>
+      <w:proofErr w:type="gramEnd"/>
+      <w:r>
+        <w:rPr>
+          <w:rFonts w:ascii="BC Sans" w:eastAsia="BC Sans" w:hAnsi="BC Sans" w:cs="BC Sans"/>
+          <w:color w:val="000000" w:themeColor="text1"/>
+        </w:rPr>
+        <w:t>_dt</w:t>
       </w:r>
       <w:bookmarkEnd w:id="0"/>
+      <w:proofErr w:type="spellEnd"/>
       <w:r>
         <w:rPr>
           <w:rFonts w:ascii="BC Sans" w:eastAsia="BC Sans" w:hAnsi="BC Sans" w:cs="BC Sans"/>
@@ -63,7 +81,29 @@
         <w:rPr>
           <w:rFonts w:ascii="BC Sans" w:hAnsi="BC Sans" w:cstheme="minorHAnsi"/>
         </w:rPr>
-        <w:t>{d.proponent_name}</w:t>
+        <w:t>{</w:t>
+      </w:r>
+      <w:proofErr w:type="spellStart"/>
+      <w:proofErr w:type="gramStart"/>
+      <w:r>
+        <w:rPr>
+          <w:rFonts w:ascii="BC Sans" w:hAnsi="BC Sans" w:cstheme="minorHAnsi"/>
+        </w:rPr>
+        <w:t>d.proponent</w:t>
+      </w:r>
+      <w:proofErr w:type="gramEnd"/>
+      <w:r>
+        <w:rPr>
+          <w:rFonts w:ascii="BC Sans" w:hAnsi="BC Sans" w:cstheme="minorHAnsi"/>
+        </w:rPr>
+        <w:t>_name</w:t>
+      </w:r>
+      <w:proofErr w:type="spellEnd"/>
+      <w:r>
+        <w:rPr>
+          <w:rFonts w:ascii="BC Sans" w:hAnsi="BC Sans" w:cstheme="minorHAnsi"/>
+        </w:rPr>
+        <w:t>}</w:t>
       </w:r>
     </w:p>
     <w:p>
@@ -77,7 +117,37 @@
         <w:rPr>
           <w:rFonts w:ascii="BC Sans" w:hAnsi="BC Sans" w:cstheme="minorHAnsi"/>
         </w:rPr>
-        <w:t>{d.proponent_address:convCRLF()}</w:t>
+        <w:t>{</w:t>
+      </w:r>
+      <w:proofErr w:type="spellStart"/>
+      <w:proofErr w:type="gramStart"/>
+      <w:r>
+        <w:rPr>
+          <w:rFonts w:ascii="BC Sans" w:hAnsi="BC Sans" w:cstheme="minorHAnsi"/>
+        </w:rPr>
+        <w:t>d.proponent</w:t>
+      </w:r>
+      <w:proofErr w:type="gramEnd"/>
+      <w:r>
+        <w:rPr>
+          <w:rFonts w:ascii="BC Sans" w:hAnsi="BC Sans" w:cstheme="minorHAnsi"/>
+        </w:rPr>
+        <w:t>_</w:t>
+      </w:r>
+      <w:proofErr w:type="gramStart"/>
+      <w:r>
+        <w:rPr>
+          <w:rFonts w:ascii="BC Sans" w:hAnsi="BC Sans" w:cstheme="minorHAnsi"/>
+        </w:rPr>
+        <w:t>address:convCRLF</w:t>
+      </w:r>
+      <w:proofErr w:type="spellEnd"/>
+      <w:proofErr w:type="gramEnd"/>
+      <w:r>
+        <w:rPr>
+          <w:rFonts w:ascii="BC Sans" w:hAnsi="BC Sans" w:cstheme="minorHAnsi"/>
+        </w:rPr>
+        <w:t>()}</w:t>
       </w:r>
     </w:p>
     <w:p>
@@ -100,7 +170,32 @@
           <w:rFonts w:ascii="BC Sans" w:eastAsia="BC Sans" w:hAnsi="BC Sans" w:cs="BC Sans"/>
           <w:color w:val="000000" w:themeColor="text1"/>
         </w:rPr>
-        <w:t>{d.applicant_email}</w:t>
+        <w:t>{</w:t>
+      </w:r>
+      <w:proofErr w:type="spellStart"/>
+      <w:proofErr w:type="gramStart"/>
+      <w:r>
+        <w:rPr>
+          <w:rFonts w:ascii="BC Sans" w:eastAsia="BC Sans" w:hAnsi="BC Sans" w:cs="BC Sans"/>
+          <w:color w:val="000000" w:themeColor="text1"/>
+        </w:rPr>
+        <w:t>d.applicant</w:t>
+      </w:r>
+      <w:proofErr w:type="gramEnd"/>
+      <w:r>
+        <w:rPr>
+          <w:rFonts w:ascii="BC Sans" w:eastAsia="BC Sans" w:hAnsi="BC Sans" w:cs="BC Sans"/>
+          <w:color w:val="000000" w:themeColor="text1"/>
+        </w:rPr>
+        <w:t>_email</w:t>
+      </w:r>
+      <w:proofErr w:type="spellEnd"/>
+      <w:r>
+        <w:rPr>
+          <w:rFonts w:ascii="BC Sans" w:eastAsia="BC Sans" w:hAnsi="BC Sans" w:cs="BC Sans"/>
+          <w:color w:val="000000" w:themeColor="text1"/>
+        </w:rPr>
+        <w:t>}</w:t>
       </w:r>
       <w:r>
         <w:rPr>
@@ -108,6 +203,43 @@
           <w:color w:val="000000" w:themeColor="text1"/>
         </w:rPr>
         <w:t xml:space="preserve"> </w:t>
+      </w:r>
+    </w:p>
+    <w:p>
+      <w:pPr>
+        <w:pStyle w:val="NoSpacing"/>
+        <w:jc w:val="both"/>
+        <w:rPr>
+          <w:rFonts w:ascii="BC Sans" w:eastAsia="BC Sans" w:hAnsi="BC Sans" w:cs="BC Sans"/>
+          <w:color w:val="000000" w:themeColor="text1"/>
+        </w:rPr>
+      </w:pPr>
+    </w:p>
+    <w:p>
+      <w:pPr>
+        <w:pStyle w:val="NoSpacing"/>
+        <w:rPr>
+          <w:rFonts w:ascii="BC Sans" w:hAnsi="BC Sans" w:cstheme="minorHAnsi"/>
+        </w:rPr>
+      </w:pPr>
+      <w:r>
+        <w:rPr>
+          <w:rFonts w:ascii="BC Sans" w:hAnsi="BC Sans" w:cstheme="minorHAnsi"/>
+          <w:color w:val="EE0000"/>
+        </w:rPr>
+        <w:t xml:space="preserve">OPTIONAL </w:t>
+      </w:r>
+      <w:r>
+        <w:rPr>
+          <w:rFonts w:ascii="BC Sans" w:hAnsi="BC Sans" w:cstheme="minorHAnsi"/>
+        </w:rPr>
+        <w:t>Copy via electronic mail to</w:t>
+      </w:r>
+      <w:r>
+        <w:rPr>
+          <w:rFonts w:ascii="BC Sans" w:hAnsi="BC Sans" w:cstheme="minorHAnsi"/>
+        </w:rPr>
+        <w:t xml:space="preserve"> &lt;APPLICANT EMAIL ADDRESS&gt;</w:t>
       </w:r>
     </w:p>
     <w:p>
@@ -207,7 +339,38 @@
           <w:bCs/>
           <w:color w:val="000000" w:themeColor="text1"/>
         </w:rPr>
-        <w:t xml:space="preserve"> {d.permit_no}</w:t>
+        <w:t xml:space="preserve"> {</w:t>
+      </w:r>
+      <w:proofErr w:type="spellStart"/>
+      <w:proofErr w:type="gramStart"/>
+      <w:r>
+        <w:rPr>
+          <w:rFonts w:ascii="BC Sans" w:eastAsia="BC Sans" w:hAnsi="BC Sans" w:cs="BC Sans"/>
+          <w:b/>
+          <w:bCs/>
+          <w:color w:val="000000" w:themeColor="text1"/>
+        </w:rPr>
+        <w:t>d.permit</w:t>
+      </w:r>
+      <w:proofErr w:type="gramEnd"/>
+      <w:r>
+        <w:rPr>
+          <w:rFonts w:ascii="BC Sans" w:eastAsia="BC Sans" w:hAnsi="BC Sans" w:cs="BC Sans"/>
+          <w:b/>
+          <w:bCs/>
+          <w:color w:val="000000" w:themeColor="text1"/>
+        </w:rPr>
+        <w:t>_no</w:t>
+      </w:r>
+      <w:proofErr w:type="spellEnd"/>
+      <w:r>
+        <w:rPr>
+          <w:rFonts w:ascii="BC Sans" w:eastAsia="BC Sans" w:hAnsi="BC Sans" w:cs="BC Sans"/>
+          <w:b/>
+          <w:bCs/>
+          <w:color w:val="000000" w:themeColor="text1"/>
+        </w:rPr>
+        <w:t>}</w:t>
       </w:r>
     </w:p>
     <w:p>
@@ -220,21 +383,59 @@
           <w:bCs/>
         </w:rPr>
       </w:pPr>
-      <w:r>
-        <w:rPr>
-          <w:rFonts w:ascii="BC Sans" w:hAnsi="BC Sans"/>
-          <w:b/>
-          <w:bCs/>
-        </w:rPr>
-        <w:t>Mine name:</w:t>
-      </w:r>
-      <w:r>
-        <w:rPr>
-          <w:rFonts w:ascii="BC Sans" w:hAnsi="BC Sans"/>
-          <w:b/>
-          <w:bCs/>
-        </w:rPr>
-        <w:t xml:space="preserve"> {d.mine_name}</w:t>
+      <w:proofErr w:type="gramStart"/>
+      <w:r>
+        <w:rPr>
+          <w:rFonts w:ascii="BC Sans" w:hAnsi="BC Sans"/>
+          <w:b/>
+          <w:bCs/>
+        </w:rPr>
+        <w:t>Mine</w:t>
+      </w:r>
+      <w:proofErr w:type="gramEnd"/>
+      <w:r>
+        <w:rPr>
+          <w:rFonts w:ascii="BC Sans" w:hAnsi="BC Sans"/>
+          <w:b/>
+          <w:bCs/>
+        </w:rPr>
+        <w:t xml:space="preserve"> name:</w:t>
+      </w:r>
+      <w:r>
+        <w:rPr>
+          <w:rFonts w:ascii="BC Sans" w:hAnsi="BC Sans"/>
+          <w:b/>
+          <w:bCs/>
+        </w:rPr>
+        <w:t xml:space="preserve"> {</w:t>
+      </w:r>
+      <w:proofErr w:type="spellStart"/>
+      <w:proofErr w:type="gramStart"/>
+      <w:r>
+        <w:rPr>
+          <w:rFonts w:ascii="BC Sans" w:hAnsi="BC Sans"/>
+          <w:b/>
+          <w:bCs/>
+        </w:rPr>
+        <w:t>d.mine</w:t>
+      </w:r>
+      <w:proofErr w:type="gramEnd"/>
+      <w:r>
+        <w:rPr>
+          <w:rFonts w:ascii="BC Sans" w:hAnsi="BC Sans"/>
+          <w:b/>
+          <w:bCs/>
+        </w:rPr>
+        <w:t>_name</w:t>
+      </w:r>
+      <w:proofErr w:type="spellEnd"/>
+      <w:r>
+        <w:rPr>
+          <w:rFonts w:ascii="BC Sans" w:hAnsi="BC Sans"/>
+          <w:b/>
+          <w:bCs/>
+        </w:rPr>
+        <w:t>}</w:t>
       </w:r>
     </w:p>
     <w:p>
@@ -247,21 +448,59 @@
           <w:bCs/>
         </w:rPr>
       </w:pPr>
-      <w:r>
-        <w:rPr>
-          <w:rFonts w:ascii="BC Sans" w:hAnsi="BC Sans"/>
-          <w:b/>
-          <w:bCs/>
-        </w:rPr>
-        <w:t>Mine number:</w:t>
-      </w:r>
-      <w:r>
-        <w:rPr>
-          <w:rFonts w:ascii="BC Sans" w:hAnsi="BC Sans"/>
-          <w:b/>
-          <w:bCs/>
-        </w:rPr>
-        <w:t xml:space="preserve"> {d.mine_no}</w:t>
+      <w:proofErr w:type="gramStart"/>
+      <w:r>
+        <w:rPr>
+          <w:rFonts w:ascii="BC Sans" w:hAnsi="BC Sans"/>
+          <w:b/>
+          <w:bCs/>
+        </w:rPr>
+        <w:t>Mine</w:t>
+      </w:r>
+      <w:proofErr w:type="gramEnd"/>
+      <w:r>
+        <w:rPr>
+          <w:rFonts w:ascii="BC Sans" w:hAnsi="BC Sans"/>
+          <w:b/>
+          <w:bCs/>
+        </w:rPr>
+        <w:t xml:space="preserve"> number:</w:t>
+      </w:r>
+      <w:r>
+        <w:rPr>
+          <w:rFonts w:ascii="BC Sans" w:hAnsi="BC Sans"/>
+          <w:b/>
+          <w:bCs/>
+        </w:rPr>
+        <w:t xml:space="preserve"> {</w:t>
+      </w:r>
+      <w:proofErr w:type="spellStart"/>
+      <w:proofErr w:type="gramStart"/>
+      <w:r>
+        <w:rPr>
+          <w:rFonts w:ascii="BC Sans" w:hAnsi="BC Sans"/>
+          <w:b/>
+          <w:bCs/>
+        </w:rPr>
+        <w:t>d.mine</w:t>
+      </w:r>
+      <w:proofErr w:type="gramEnd"/>
+      <w:r>
+        <w:rPr>
+          <w:rFonts w:ascii="BC Sans" w:hAnsi="BC Sans"/>
+          <w:b/>
+          <w:bCs/>
+        </w:rPr>
+        <w:t>_no</w:t>
+      </w:r>
+      <w:proofErr w:type="spellEnd"/>
+      <w:r>
+        <w:rPr>
+          <w:rFonts w:ascii="BC Sans" w:hAnsi="BC Sans"/>
+          <w:b/>
+          <w:bCs/>
+        </w:rPr>
+        <w:t>}</w:t>
       </w:r>
     </w:p>
     <w:p>
@@ -294,7 +533,35 @@
           <w:b/>
           <w:bCs/>
         </w:rPr>
-        <w:t xml:space="preserve"> {d.proponent_name}</w:t>
+        <w:t xml:space="preserve"> {</w:t>
+      </w:r>
+      <w:proofErr w:type="spellStart"/>
+      <w:proofErr w:type="gramStart"/>
+      <w:r>
+        <w:rPr>
+          <w:rFonts w:ascii="BC Sans" w:hAnsi="BC Sans"/>
+          <w:b/>
+          <w:bCs/>
+        </w:rPr>
+        <w:t>d.proponent</w:t>
+      </w:r>
+      <w:proofErr w:type="gramEnd"/>
+      <w:r>
+        <w:rPr>
+          <w:rFonts w:ascii="BC Sans" w:hAnsi="BC Sans"/>
+          <w:b/>
+          <w:bCs/>
+        </w:rPr>
+        <w:t>_name</w:t>
+      </w:r>
+      <w:proofErr w:type="spellEnd"/>
+      <w:r>
+        <w:rPr>
+          <w:rFonts w:ascii="BC Sans" w:hAnsi="BC Sans"/>
+          <w:b/>
+          <w:bCs/>
+        </w:rPr>
+        <w:t>}</w:t>
       </w:r>
     </w:p>
     <w:p>
@@ -549,7 +816,21 @@
         <w:rPr>
           <w:rFonts w:ascii="BC Sans" w:hAnsi="BC Sans"/>
         </w:rPr>
-        <w:t xml:space="preserve"> {d.permit_no}</w:t>
+        <w:t xml:space="preserve"> {</w:t>
+      </w:r>
+      <w:proofErr w:type="spellStart"/>
+      <w:r>
+        <w:rPr>
+          <w:rFonts w:ascii="BC Sans" w:hAnsi="BC Sans"/>
+        </w:rPr>
+        <w:t>d.permit_no</w:t>
+      </w:r>
+      <w:proofErr w:type="spellEnd"/>
+      <w:r>
+        <w:rPr>
+          <w:rFonts w:ascii="BC Sans" w:hAnsi="BC Sans"/>
+        </w:rPr>
+        <w:t>}</w:t>
       </w:r>
       <w:r>
         <w:rPr>
@@ -609,7 +890,21 @@
         <w:rPr>
           <w:rFonts w:ascii="BC Sans" w:hAnsi="BC Sans"/>
         </w:rPr>
-        <w:t xml:space="preserve"> {d.exploration_type} </w:t>
+        <w:t xml:space="preserve"> {</w:t>
+      </w:r>
+      <w:proofErr w:type="spellStart"/>
+      <w:r>
+        <w:rPr>
+          <w:rFonts w:ascii="BC Sans" w:hAnsi="BC Sans"/>
+        </w:rPr>
+        <w:t>d.exploration_type</w:t>
+      </w:r>
+      <w:proofErr w:type="spellEnd"/>
+      <w:r>
+        <w:rPr>
+          <w:rFonts w:ascii="BC Sans" w:hAnsi="BC Sans"/>
+        </w:rPr>
+        <w:t xml:space="preserve">} </w:t>
       </w:r>
       <w:r>
         <w:rPr>
@@ -732,7 +1027,21 @@
         <w:rPr>
           <w:rFonts w:ascii="BC Sans" w:hAnsi="BC Sans"/>
         </w:rPr>
-        <w:t xml:space="preserve"> {d.now_number}</w:t>
+        <w:t xml:space="preserve"> {</w:t>
+      </w:r>
+      <w:proofErr w:type="spellStart"/>
+      <w:r>
+        <w:rPr>
+          <w:rFonts w:ascii="BC Sans" w:hAnsi="BC Sans"/>
+        </w:rPr>
+        <w:t>d.now_number</w:t>
+      </w:r>
+      <w:proofErr w:type="spellEnd"/>
+      <w:r>
+        <w:rPr>
+          <w:rFonts w:ascii="BC Sans" w:hAnsi="BC Sans"/>
+        </w:rPr>
+        <w:t>}</w:t>
       </w:r>
     </w:p>
     <w:p>
@@ -769,7 +1078,21 @@
         <w:rPr>
           <w:rFonts w:ascii="BC Sans" w:hAnsi="BC Sans"/>
         </w:rPr>
-        <w:t xml:space="preserve"> {d.application_dt}</w:t>
+        <w:t xml:space="preserve"> {</w:t>
+      </w:r>
+      <w:proofErr w:type="spellStart"/>
+      <w:r>
+        <w:rPr>
+          <w:rFonts w:ascii="BC Sans" w:hAnsi="BC Sans"/>
+        </w:rPr>
+        <w:t>d.application_dt</w:t>
+      </w:r>
+      <w:proofErr w:type="spellEnd"/>
+      <w:r>
+        <w:rPr>
+          <w:rFonts w:ascii="BC Sans" w:hAnsi="BC Sans"/>
+        </w:rPr>
+        <w:t>}</w:t>
       </w:r>
       <w:r>
         <w:rPr>
@@ -794,14 +1117,30 @@
         <w:rPr>
           <w:rFonts w:ascii="BC Sans" w:hAnsi="BC Sans"/>
         </w:rPr>
-        <w:t>{d.</w:t>
-      </w:r>
-      <w:r>
-        <w:rPr>
-          <w:rFonts w:ascii="BC Sans" w:hAnsi="BC Sans"/>
-        </w:rPr>
-        <w:t>letter_dt</w:t>
-      </w:r>
+        <w:t>{</w:t>
+      </w:r>
+      <w:proofErr w:type="spellStart"/>
+      <w:proofErr w:type="gramStart"/>
+      <w:r>
+        <w:rPr>
+          <w:rFonts w:ascii="BC Sans" w:hAnsi="BC Sans"/>
+        </w:rPr>
+        <w:t>d.</w:t>
+      </w:r>
+      <w:r>
+        <w:rPr>
+          <w:rFonts w:ascii="BC Sans" w:hAnsi="BC Sans"/>
+        </w:rPr>
+        <w:t>letter</w:t>
+      </w:r>
+      <w:proofErr w:type="gramEnd"/>
+      <w:r>
+        <w:rPr>
+          <w:rFonts w:ascii="BC Sans" w:hAnsi="BC Sans"/>
+        </w:rPr>
+        <w:t>_dt</w:t>
+      </w:r>
+      <w:proofErr w:type="spellEnd"/>
       <w:r>
         <w:rPr>
           <w:rFonts w:ascii="BC Sans" w:hAnsi="BC Sans"/>
@@ -861,7 +1200,36 @@
         <w:rPr>
           <w:rFonts w:ascii="BC Sans" w:hAnsi="BC Sans"/>
         </w:rPr>
-        <w:t xml:space="preserve"> {d.start_date}</w:t>
+        <w:t xml:space="preserve"> {</w:t>
+      </w:r>
+      <w:proofErr w:type="spellStart"/>
+      <w:proofErr w:type="gramStart"/>
+      <w:r>
+        <w:rPr>
+          <w:rFonts w:ascii="BC Sans" w:hAnsi="BC Sans"/>
+        </w:rPr>
+        <w:t>d.start</w:t>
+      </w:r>
+      <w:proofErr w:type="gramEnd"/>
+      <w:r>
+        <w:rPr>
+          <w:rFonts w:ascii="BC Sans" w:hAnsi="BC Sans"/>
+        </w:rPr>
+        <w:t>_</w:t>
+      </w:r>
+      <w:proofErr w:type="gramStart"/>
+      <w:r>
+        <w:rPr>
+          <w:rFonts w:ascii="BC Sans" w:hAnsi="BC Sans"/>
+        </w:rPr>
+        <w:t>date</w:t>
+      </w:r>
+      <w:proofErr w:type="spellEnd"/>
+      <w:r>
+        <w:rPr>
+          <w:rFonts w:ascii="BC Sans" w:hAnsi="BC Sans"/>
+        </w:rPr>
+        <w:t>}</w:t>
       </w:r>
       <w:r>
         <w:rPr>
@@ -873,7 +1241,28 @@
         <w:rPr>
           <w:rFonts w:ascii="BC Sans" w:hAnsi="BC Sans"/>
         </w:rPr>
-        <w:t xml:space="preserve"> to {d.end_date}</w:t>
+        <w:t xml:space="preserve"> to</w:t>
+      </w:r>
+      <w:proofErr w:type="gramEnd"/>
+      <w:r>
+        <w:rPr>
+          <w:rFonts w:ascii="BC Sans" w:hAnsi="BC Sans"/>
+        </w:rPr>
+        <w:t xml:space="preserve"> {</w:t>
+      </w:r>
+      <w:proofErr w:type="spellStart"/>
+      <w:r>
+        <w:rPr>
+          <w:rFonts w:ascii="BC Sans" w:hAnsi="BC Sans"/>
+        </w:rPr>
+        <w:t>d.end_date</w:t>
+      </w:r>
+      <w:proofErr w:type="spellEnd"/>
+      <w:r>
+        <w:rPr>
+          <w:rFonts w:ascii="BC Sans" w:hAnsi="BC Sans"/>
+        </w:rPr>
+        <w:t>}</w:t>
       </w:r>
     </w:p>
     <w:p>
@@ -1053,15 +1442,7 @@
           <w:rFonts w:ascii="BC Sans" w:hAnsi="BC Sans"/>
           <w:lang w:val="en-CA"/>
         </w:rPr>
-        <w:t xml:space="preserve">It is your responsibility to comply with the terms and conditions of all other permits and </w:t>
-      </w:r>
-      <w:r>
-        <w:rPr>
-          <w:rFonts w:ascii="BC Sans" w:hAnsi="BC Sans"/>
-          <w:lang w:val="en-CA"/>
-        </w:rPr>
-        <w:lastRenderedPageBreak/>
-        <w:t xml:space="preserve">authorizations which </w:t>
+        <w:t xml:space="preserve">It is your responsibility to comply with the terms and conditions of all other permits and authorizations which </w:t>
       </w:r>
       <w:r>
         <w:rPr>
@@ -1173,6 +1554,7 @@
         <w:t xml:space="preserve">industrial and </w:t>
       </w:r>
       <w:bookmarkStart w:id="2" w:name="_Int_1ajY8LDb"/>
+      <w:proofErr w:type="gramStart"/>
       <w:r>
         <w:rPr>
           <w:rFonts w:ascii="BC Sans" w:eastAsia="BC Sans" w:hAnsi="BC Sans" w:cs="BC Sans"/>
@@ -1201,6 +1583,7 @@
         <w:t>risk</w:t>
       </w:r>
       <w:bookmarkEnd w:id="2"/>
+      <w:proofErr w:type="gramEnd"/>
       <w:r>
         <w:rPr>
           <w:rFonts w:ascii="BC Sans" w:eastAsia="BC Sans" w:hAnsi="BC Sans" w:cs="BC Sans"/>
@@ -1626,7 +2009,23 @@
           <w:rFonts w:ascii="BC Sans" w:hAnsi="BC Sans" w:cs="Arial"/>
           <w:lang w:eastAsia="en-CA"/>
         </w:rPr>
-        <w:t>Communication and coordination with overlapping tenure-holders is imperative in order to eliminate or minimize conflicts with other tenure-holders.</w:t>
+        <w:t xml:space="preserve">Communication and coordination with overlapping tenure-holders is imperative </w:t>
+      </w:r>
+      <w:proofErr w:type="gramStart"/>
+      <w:r>
+        <w:rPr>
+          <w:rFonts w:ascii="BC Sans" w:hAnsi="BC Sans" w:cs="Arial"/>
+          <w:lang w:eastAsia="en-CA"/>
+        </w:rPr>
+        <w:t>in order to</w:t>
+      </w:r>
+      <w:proofErr w:type="gramEnd"/>
+      <w:r>
+        <w:rPr>
+          <w:rFonts w:ascii="BC Sans" w:hAnsi="BC Sans" w:cs="Arial"/>
+          <w:lang w:eastAsia="en-CA"/>
+        </w:rPr>
+        <w:t xml:space="preserve"> eliminate or minimize conflicts with other tenure-holders.</w:t>
       </w:r>
       <w:r>
         <w:rPr>
@@ -2007,7 +2406,6 @@
           <w:rFonts w:ascii="BC Sans" w:eastAsia="BC Sans" w:hAnsi="BC Sans" w:cs="BC Sans"/>
           <w:color w:val="FF0000"/>
         </w:rPr>
-        <w:lastRenderedPageBreak/>
         <w:t xml:space="preserve">OPTIONAL </w:t>
       </w:r>
       <w:r>
@@ -2103,6 +2501,7 @@
           <w:rFonts w:ascii="BC Sans" w:eastAsia="BC Sans" w:hAnsi="BC Sans" w:cs="BC Sans"/>
           <w:color w:val="000000" w:themeColor="text1"/>
         </w:rPr>
+        <w:lastRenderedPageBreak/>
         <w:t xml:space="preserve">Mining activities are regulated by the </w:t>
       </w:r>
       <w:r>
@@ -2191,6 +2590,7 @@
         </w:rPr>
         <w:t xml:space="preserve"> </w:t>
       </w:r>
+      <w:proofErr w:type="spellStart"/>
       <w:r>
         <w:rPr>
           <w:rFonts w:ascii="BC Sans" w:hAnsi="BC Sans" w:cs="Calibri"/>
@@ -2200,6 +2600,7 @@
         </w:rPr>
         <w:t>Minespace</w:t>
       </w:r>
+      <w:proofErr w:type="spellEnd"/>
       <w:r>
         <w:rPr>
           <w:rFonts w:ascii="BC Sans" w:hAnsi="BC Sans" w:cs="Calibri"/>
@@ -2241,12 +2642,21 @@
         </w:rPr>
         <w:t xml:space="preserve">. </w:t>
       </w:r>
+      <w:proofErr w:type="spellStart"/>
       <w:r>
         <w:rPr>
           <w:rFonts w:ascii="BC Sans" w:hAnsi="BC Sans" w:cs="Calibri"/>
           <w:color w:val="000000" w:themeColor="text1"/>
         </w:rPr>
-        <w:t xml:space="preserve">MineSpace is also where you can update </w:t>
+        <w:t>MineSpace</w:t>
+      </w:r>
+      <w:proofErr w:type="spellEnd"/>
+      <w:r>
+        <w:rPr>
+          <w:rFonts w:ascii="BC Sans" w:hAnsi="BC Sans" w:cs="Calibri"/>
+          <w:color w:val="000000" w:themeColor="text1"/>
+        </w:rPr>
+        <w:t xml:space="preserve"> is also where you can update </w:t>
       </w:r>
       <w:bookmarkStart w:id="3" w:name="_Int_MyMFfuiU"/>
       <w:r>
@@ -2431,7 +2841,35 @@
           <w:rFonts w:ascii="BC Sans" w:hAnsi="BC Sans"/>
           <w:color w:val="FF0000"/>
         </w:rPr>
-        <w:t>Sand &amp; Gravel, Quarry Annual Summary of Work and Reclamation form</w:t>
+        <w:t xml:space="preserve">Sand </w:t>
+      </w:r>
+      <w:r>
+        <w:rPr>
+          <w:rFonts w:ascii="BC Sans" w:hAnsi="BC Sans"/>
+          <w:color w:val="FF0000"/>
+        </w:rPr>
+        <w:t>and</w:t>
+      </w:r>
+      <w:r>
+        <w:rPr>
+          <w:rFonts w:ascii="BC Sans" w:hAnsi="BC Sans"/>
+          <w:color w:val="FF0000"/>
+        </w:rPr>
+        <w:t xml:space="preserve"> Gravel</w:t>
+      </w:r>
+      <w:r>
+        <w:rPr>
+          <w:rFonts w:ascii="BC Sans" w:hAnsi="BC Sans"/>
+          <w:color w:val="FF0000"/>
+        </w:rPr>
+        <w:t xml:space="preserve"> /</w:t>
+      </w:r>
+      <w:r>
+        <w:rPr>
+          <w:rFonts w:ascii="BC Sans" w:hAnsi="BC Sans"/>
+          <w:color w:val="FF0000"/>
+        </w:rPr>
+        <w:t xml:space="preserve"> Quarry Annual Summary of Work and Reclamation form</w:t>
       </w:r>
       <w:r>
         <w:rPr>
@@ -2466,6 +2904,7 @@
         </w:rPr>
         <w:t xml:space="preserve">to the ministry via </w:t>
       </w:r>
+      <w:proofErr w:type="spellStart"/>
       <w:r>
         <w:rPr>
           <w:rFonts w:ascii="BC Sans" w:hAnsi="BC Sans"/>
@@ -2474,6 +2913,7 @@
         </w:rPr>
         <w:t>MineSpace</w:t>
       </w:r>
+      <w:proofErr w:type="spellEnd"/>
       <w:r>
         <w:rPr>
           <w:rFonts w:ascii="BC Sans" w:hAnsi="BC Sans"/>
@@ -2625,7 +3065,21 @@
         <w:rPr>
           <w:rFonts w:ascii="BC Sans" w:hAnsi="BC Sans"/>
         </w:rPr>
-        <w:t xml:space="preserve">of cumulative work completed and work proposed for the new calendar year must be </w:t>
+        <w:t xml:space="preserve">of cumulative work </w:t>
+      </w:r>
+      <w:proofErr w:type="gramStart"/>
+      <w:r>
+        <w:rPr>
+          <w:rFonts w:ascii="BC Sans" w:hAnsi="BC Sans"/>
+        </w:rPr>
+        <w:t>completed</w:t>
+      </w:r>
+      <w:proofErr w:type="gramEnd"/>
+      <w:r>
+        <w:rPr>
+          <w:rFonts w:ascii="BC Sans" w:hAnsi="BC Sans"/>
+        </w:rPr>
+        <w:t xml:space="preserve"> and work proposed for the new calendar year must be </w:t>
       </w:r>
       <w:r>
         <w:rPr>
@@ -2633,6 +3087,7 @@
         </w:rPr>
         <w:t xml:space="preserve">submitted to </w:t>
       </w:r>
+      <w:proofErr w:type="spellStart"/>
       <w:r>
         <w:rPr>
           <w:rFonts w:ascii="BC Sans" w:hAnsi="BC Sans"/>
@@ -2641,6 +3096,7 @@
         </w:rPr>
         <w:t>MineSpace</w:t>
       </w:r>
+      <w:proofErr w:type="spellEnd"/>
       <w:r>
         <w:rPr>
           <w:rFonts w:ascii="BC Sans" w:hAnsi="BC Sans"/>
@@ -2802,14 +3258,7 @@
         <w:rPr>
           <w:rFonts w:ascii="BC Sans" w:hAnsi="BC Sans"/>
         </w:rPr>
-        <w:t xml:space="preserve">permit is closed and security returned, the permittee and mine manager are responsible for the site. For </w:t>
-      </w:r>
-      <w:r>
-        <w:rPr>
-          <w:rFonts w:ascii="BC Sans" w:hAnsi="BC Sans"/>
-        </w:rPr>
-        <w:lastRenderedPageBreak/>
-        <w:t xml:space="preserve">further information on reclamation security, please review the </w:t>
+        <w:t xml:space="preserve">permit is closed and security returned, the permittee and mine manager are responsible for the site. For further information on reclamation security, please review the </w:t>
       </w:r>
       <w:r>
         <w:rPr>
@@ -3021,13 +3470,21 @@
           <w:rFonts w:ascii="BC Sans" w:hAnsi="BC Sans"/>
           <w:lang w:val="en-CA"/>
         </w:rPr>
-        <w:t>must be maintained and posted at the mi</w:t>
-      </w:r>
+        <w:t xml:space="preserve">must be </w:t>
+      </w:r>
+      <w:proofErr w:type="gramStart"/>
       <w:r>
         <w:rPr>
           <w:rFonts w:ascii="BC Sans" w:hAnsi="BC Sans"/>
           <w:lang w:val="en-CA"/>
         </w:rPr>
+        <w:t>maintained and posted at the mi</w:t>
+      </w:r>
+      <w:r>
+        <w:rPr>
+          <w:rFonts w:ascii="BC Sans" w:hAnsi="BC Sans"/>
+          <w:lang w:val="en-CA"/>
+        </w:rPr>
         <w:t>n</w:t>
       </w:r>
       <w:r>
@@ -3037,6 +3494,7 @@
         </w:rPr>
         <w:t>e site at all times</w:t>
       </w:r>
+      <w:proofErr w:type="gramEnd"/>
       <w:r>
         <w:rPr>
           <w:rFonts w:ascii="BC Sans" w:hAnsi="BC Sans"/>
@@ -3101,6 +3559,7 @@
         <w:rPr>
           <w:rFonts w:ascii="BC Sans" w:hAnsi="BC Sans"/>
         </w:rPr>
+        <w:lastRenderedPageBreak/>
         <w:t xml:space="preserve">Be reminded that </w:t>
       </w:r>
       <w:r>
@@ -3237,6 +3696,7 @@
         </w:rPr>
         <w:t xml:space="preserve">update </w:t>
       </w:r>
+      <w:proofErr w:type="spellStart"/>
       <w:r>
         <w:rPr>
           <w:rFonts w:ascii="BC Sans" w:hAnsi="BC Sans"/>
@@ -3245,6 +3705,7 @@
         </w:rPr>
         <w:t>MineSpace</w:t>
       </w:r>
+      <w:proofErr w:type="spellEnd"/>
       <w:r>
         <w:rPr>
           <w:rFonts w:ascii="BC Sans" w:hAnsi="BC Sans"/>
@@ -3314,35 +3775,91 @@
           <w:sz w:val="22"/>
           <w:szCs w:val="22"/>
         </w:rPr>
-        <w:t>{d.images.issuing_inspector_signature}</w:t>
-      </w:r>
-    </w:p>
-    <w:p>
-      <w:pPr>
+        <w:t>{</w:t>
+      </w:r>
+      <w:proofErr w:type="spellStart"/>
+      <w:proofErr w:type="gramStart"/>
+      <w:r>
         <w:rPr>
           <w:rFonts w:ascii="BC Sans" w:hAnsi="BC Sans" w:cs="Arial"/>
           <w:sz w:val="22"/>
           <w:szCs w:val="22"/>
         </w:rPr>
-      </w:pPr>
-    </w:p>
-    <w:p>
-      <w:pPr>
-        <w:pStyle w:val="List"/>
-        <w:ind w:left="0" w:firstLine="0"/>
+        <w:t>d.images</w:t>
+      </w:r>
+      <w:proofErr w:type="gramEnd"/>
+      <w:r>
         <w:rPr>
           <w:rFonts w:ascii="BC Sans" w:hAnsi="BC Sans" w:cs="Arial"/>
           <w:sz w:val="22"/>
           <w:szCs w:val="22"/>
         </w:rPr>
-      </w:pPr>
+        <w:t>.issuing_inspector_signature</w:t>
+      </w:r>
+      <w:proofErr w:type="spellEnd"/>
       <w:r>
         <w:rPr>
           <w:rFonts w:ascii="BC Sans" w:hAnsi="BC Sans" w:cs="Arial"/>
           <w:sz w:val="22"/>
           <w:szCs w:val="22"/>
         </w:rPr>
-        <w:t>{d.issuing_inspector_name}</w:t>
+        <w:t>}</w:t>
+      </w:r>
+    </w:p>
+    <w:p>
+      <w:pPr>
+        <w:rPr>
+          <w:rFonts w:ascii="BC Sans" w:hAnsi="BC Sans" w:cs="Arial"/>
+          <w:sz w:val="22"/>
+          <w:szCs w:val="22"/>
+        </w:rPr>
+      </w:pPr>
+    </w:p>
+    <w:p>
+      <w:pPr>
+        <w:pStyle w:val="List"/>
+        <w:ind w:left="0" w:firstLine="0"/>
+        <w:rPr>
+          <w:rFonts w:ascii="BC Sans" w:hAnsi="BC Sans" w:cs="Arial"/>
+          <w:sz w:val="22"/>
+          <w:szCs w:val="22"/>
+        </w:rPr>
+      </w:pPr>
+      <w:r>
+        <w:rPr>
+          <w:rFonts w:ascii="BC Sans" w:hAnsi="BC Sans" w:cs="Arial"/>
+          <w:sz w:val="22"/>
+          <w:szCs w:val="22"/>
+        </w:rPr>
+        <w:t>{</w:t>
+      </w:r>
+      <w:proofErr w:type="spellStart"/>
+      <w:proofErr w:type="gramStart"/>
+      <w:r>
+        <w:rPr>
+          <w:rFonts w:ascii="BC Sans" w:hAnsi="BC Sans" w:cs="Arial"/>
+          <w:sz w:val="22"/>
+          <w:szCs w:val="22"/>
+        </w:rPr>
+        <w:t>d.issuing</w:t>
+      </w:r>
+      <w:proofErr w:type="gramEnd"/>
+      <w:r>
+        <w:rPr>
+          <w:rFonts w:ascii="BC Sans" w:hAnsi="BC Sans" w:cs="Arial"/>
+          <w:sz w:val="22"/>
+          <w:szCs w:val="22"/>
+        </w:rPr>
+        <w:t>_inspector_name</w:t>
+      </w:r>
+      <w:proofErr w:type="spellEnd"/>
+      <w:r>
+        <w:rPr>
+          <w:rFonts w:ascii="BC Sans" w:hAnsi="BC Sans" w:cs="Arial"/>
+          <w:sz w:val="22"/>
+          <w:szCs w:val="22"/>
+        </w:rPr>
+        <w:t>}</w:t>
       </w:r>
     </w:p>
     <w:p>
@@ -3668,7 +4185,25 @@
               <w:sz w:val="16"/>
               <w:szCs w:val="16"/>
             </w:rPr>
-            <w:t>{d.rc_office_email}</w:t>
+            <w:t>{</w:t>
+          </w:r>
+          <w:proofErr w:type="spellStart"/>
+          <w:r>
+            <w:rPr>
+              <w:rFonts w:asciiTheme="minorHAnsi" w:hAnsiTheme="minorHAnsi" w:cstheme="minorHAnsi"/>
+              <w:sz w:val="16"/>
+              <w:szCs w:val="16"/>
+            </w:rPr>
+            <w:t>d.rc_office_email</w:t>
+          </w:r>
+          <w:proofErr w:type="spellEnd"/>
+          <w:r>
+            <w:rPr>
+              <w:rFonts w:asciiTheme="minorHAnsi" w:hAnsiTheme="minorHAnsi" w:cstheme="minorHAnsi"/>
+              <w:sz w:val="16"/>
+              <w:szCs w:val="16"/>
+            </w:rPr>
+            <w:t>}</w:t>
           </w:r>
           <w:r>
             <w:rPr>
@@ -3677,7 +4212,25 @@
               <w:szCs w:val="16"/>
             </w:rPr>
             <w:br/>
-            <w:t>{d.rc_office_phone_number}</w:t>
+            <w:t>{</w:t>
+          </w:r>
+          <w:proofErr w:type="spellStart"/>
+          <w:r>
+            <w:rPr>
+              <w:rFonts w:asciiTheme="minorHAnsi" w:hAnsiTheme="minorHAnsi" w:cstheme="minorHAnsi"/>
+              <w:sz w:val="16"/>
+              <w:szCs w:val="16"/>
+            </w:rPr>
+            <w:t>d.rc_office_phone_number</w:t>
+          </w:r>
+          <w:proofErr w:type="spellEnd"/>
+          <w:r>
+            <w:rPr>
+              <w:rFonts w:asciiTheme="minorHAnsi" w:hAnsiTheme="minorHAnsi" w:cstheme="minorHAnsi"/>
+              <w:sz w:val="16"/>
+              <w:szCs w:val="16"/>
+            </w:rPr>
+            <w:t>}</w:t>
           </w:r>
         </w:p>
       </w:tc>
@@ -3694,6 +4247,7 @@
               <w:szCs w:val="16"/>
             </w:rPr>
           </w:pPr>
+          <w:proofErr w:type="spellStart"/>
           <w:r>
             <w:rPr>
               <w:rFonts w:asciiTheme="minorHAnsi" w:hAnsiTheme="minorHAnsi" w:cstheme="minorHAnsi"/>
@@ -3703,6 +4257,7 @@
             </w:rPr>
             <w:t>MineSpace</w:t>
           </w:r>
+          <w:proofErr w:type="spellEnd"/>
         </w:p>
         <w:p>
           <w:pPr>
@@ -3953,7 +4508,7 @@
                                   <pic:cNvPicPr/>
                                 </pic:nvPicPr>
                                 <pic:blipFill>
-                                  <a:blip r:embed="rId2">
+                                  <a:blip r:embed="rId1">
                                     <a:extLst>
                                       <a:ext uri="{28A0092B-C50C-407E-A947-70E740481C1C}">
                                         <a14:useLocalDpi xmlns:a14="http://schemas.microsoft.com/office/drawing/2010/main" val="0"/>
